--- a/documentation/DOC_Projet_133_alpa&vall.docx
+++ b/documentation/DOC_Projet_133_alpa&vall.docx
@@ -30,7 +30,7 @@
         <w:rPr>
           <w:noProof/>
         </w:rPr>
-        <w:t>8 avril 2025</w:t>
+        <w:t>17 avril 2025</w:t>
       </w:r>
       <w:r>
         <w:fldChar w:fldCharType="end"/>
@@ -71,6 +71,9 @@
       </w:pPr>
       <w:r>
         <w:t>Alparslan Ceyhan</w:t>
+      </w:r>
+      <w:r>
+        <w:t>(Client1)</w:t>
       </w:r>
     </w:p>
     <w:tbl>
@@ -3037,9 +3040,14 @@
       <w:bookmarkStart w:id="2" w:name="_Toc194300511"/>
       <w:r>
         <w:lastRenderedPageBreak/>
-        <w:t>Introduction et contexte du project</w:t>
+        <w:t xml:space="preserve">Introduction et contexte du </w:t>
+      </w:r>
+      <w:proofErr w:type="spellStart"/>
+      <w:r>
+        <w:t>project</w:t>
       </w:r>
       <w:bookmarkEnd w:id="2"/>
+      <w:proofErr w:type="spellEnd"/>
     </w:p>
     <w:p>
       <w:r>
@@ -3158,7 +3166,21 @@
         <w:rPr>
           <w:lang w:val="en-GB"/>
         </w:rPr>
-        <w:t>Use case client 2 – Vallélian Thibaud</w:t>
+        <w:t xml:space="preserve">Use case client 2 – </w:t>
+      </w:r>
+      <w:proofErr w:type="spellStart"/>
+      <w:r>
+        <w:rPr>
+          <w:lang w:val="en-GB"/>
+        </w:rPr>
+        <w:t>Vallélian</w:t>
+      </w:r>
+      <w:proofErr w:type="spellEnd"/>
+      <w:r>
+        <w:rPr>
+          <w:lang w:val="en-GB"/>
+        </w:rPr>
+        <w:t xml:space="preserve"> Thibaud</w:t>
       </w:r>
     </w:p>
     <w:p>
@@ -3291,7 +3313,21 @@
         <w:rPr>
           <w:lang w:val="en-GB"/>
         </w:rPr>
-        <w:t>Use Rest 2 – Vallélian Thibaud</w:t>
+        <w:t xml:space="preserve">Use Rest 2 – </w:t>
+      </w:r>
+      <w:proofErr w:type="spellStart"/>
+      <w:r>
+        <w:rPr>
+          <w:lang w:val="en-GB"/>
+        </w:rPr>
+        <w:t>Vallélian</w:t>
+      </w:r>
+      <w:proofErr w:type="spellEnd"/>
+      <w:r>
+        <w:rPr>
+          <w:lang w:val="en-GB"/>
+        </w:rPr>
+        <w:t xml:space="preserve"> Thibaud</w:t>
       </w:r>
     </w:p>
     <w:p>
@@ -3353,17 +3389,26 @@
         <w:rPr>
           <w:lang w:val="en-GB"/>
         </w:rPr>
-        <w:t>Use Case APIGateway</w:t>
-      </w:r>
-    </w:p>
-    <w:p>
-      <w:pPr>
+        <w:t xml:space="preserve">Use Case </w:t>
+      </w:r>
+      <w:proofErr w:type="spellStart"/>
+      <w:r>
         <w:rPr>
           <w:lang w:val="en-GB"/>
         </w:rPr>
-      </w:pPr>
-      <w:r>
-        <w:rPr>
+        <w:t>APIGateway</w:t>
+      </w:r>
+      <w:proofErr w:type="spellEnd"/>
+    </w:p>
+    <w:p>
+      <w:pPr>
+        <w:rPr>
+          <w:lang w:val="en-GB"/>
+        </w:rPr>
+      </w:pPr>
+      <w:r>
+        <w:rPr>
+          <w:noProof/>
           <w:lang w:val="en-GB"/>
         </w:rPr>
         <w:lastRenderedPageBreak/>
@@ -3489,7 +3534,23 @@
         </w:numPr>
       </w:pPr>
       <w:r>
-        <w:t>Transmission des informations (APIGateway &amp; API Rest)</w:t>
+        <w:t>Transmission des informations (</w:t>
+      </w:r>
+      <w:proofErr w:type="spellStart"/>
+      <w:r>
+        <w:t>APIGateway</w:t>
+      </w:r>
+      <w:proofErr w:type="spellEnd"/>
+      <w:r>
+        <w:t xml:space="preserve"> &amp; API </w:t>
+      </w:r>
+      <w:proofErr w:type="spellStart"/>
+      <w:r>
+        <w:t>Rest</w:t>
+      </w:r>
+      <w:proofErr w:type="spellEnd"/>
+      <w:r>
+        <w:t>)</w:t>
       </w:r>
     </w:p>
     <w:p>
@@ -3498,7 +3559,15 @@
       </w:pPr>
       <w:r>
         <w:lastRenderedPageBreak/>
-        <w:t>L'API Gateway reçoit et transmet les données à l'API Rest.</w:t>
+        <w:t xml:space="preserve">L'API Gateway reçoit et transmet les données à l'API </w:t>
+      </w:r>
+      <w:proofErr w:type="spellStart"/>
+      <w:r>
+        <w:t>Rest</w:t>
+      </w:r>
+      <w:proofErr w:type="spellEnd"/>
+      <w:r>
+        <w:t>.</w:t>
       </w:r>
     </w:p>
     <w:p>
@@ -3506,7 +3575,15 @@
         <w:pStyle w:val="Txtliste2"/>
       </w:pPr>
       <w:r>
-        <w:t>L'API Rest vérifie si une équipe avec le même nom existe déjà dans la base de données.</w:t>
+        <w:t xml:space="preserve">L'API </w:t>
+      </w:r>
+      <w:proofErr w:type="spellStart"/>
+      <w:r>
+        <w:t>Rest</w:t>
+      </w:r>
+      <w:proofErr w:type="spellEnd"/>
+      <w:r>
+        <w:t xml:space="preserve"> vérifie si une équipe avec le même nom existe déjà dans la base de données.</w:t>
       </w:r>
     </w:p>
     <w:p>
@@ -3536,7 +3613,15 @@
         <w:t>é</w:t>
       </w:r>
       <w:r>
-        <w:t>quipe (Database)</w:t>
+        <w:t>quipe (</w:t>
+      </w:r>
+      <w:proofErr w:type="spellStart"/>
+      <w:r>
+        <w:t>Database</w:t>
+      </w:r>
+      <w:proofErr w:type="spellEnd"/>
+      <w:r>
+        <w:t>)</w:t>
       </w:r>
     </w:p>
     <w:p>
@@ -3572,7 +3657,15 @@
         </w:numPr>
       </w:pPr>
       <w:r>
-        <w:t>Confirmation de l'ajout (API Rest &amp; Client)</w:t>
+        <w:t xml:space="preserve">Confirmation de l'ajout (API </w:t>
+      </w:r>
+      <w:proofErr w:type="spellStart"/>
+      <w:r>
+        <w:t>Rest</w:t>
+      </w:r>
+      <w:proofErr w:type="spellEnd"/>
+      <w:r>
+        <w:t xml:space="preserve"> &amp; Client)</w:t>
       </w:r>
     </w:p>
     <w:p>
@@ -3646,7 +3739,15 @@
         <w:pStyle w:val="Titre3"/>
       </w:pPr>
       <w:r>
-        <w:t>Activity diagramme client 2 – Vallélian Thibaud</w:t>
+        <w:t xml:space="preserve">Activity diagramme client 2 – </w:t>
+      </w:r>
+      <w:proofErr w:type="spellStart"/>
+      <w:r>
+        <w:t>Vallélian</w:t>
+      </w:r>
+      <w:proofErr w:type="spellEnd"/>
+      <w:r>
+        <w:t xml:space="preserve"> Thibaud</w:t>
       </w:r>
     </w:p>
     <w:p>
@@ -3711,7 +3812,23 @@
         </w:numPr>
       </w:pPr>
       <w:r>
-        <w:t>Transmission des informations (APIGateway &amp; API Rest)</w:t>
+        <w:t>Transmission des informations (</w:t>
+      </w:r>
+      <w:proofErr w:type="spellStart"/>
+      <w:r>
+        <w:t>APIGateway</w:t>
+      </w:r>
+      <w:proofErr w:type="spellEnd"/>
+      <w:r>
+        <w:t xml:space="preserve"> &amp; API </w:t>
+      </w:r>
+      <w:proofErr w:type="spellStart"/>
+      <w:r>
+        <w:t>Rest</w:t>
+      </w:r>
+      <w:proofErr w:type="spellEnd"/>
+      <w:r>
+        <w:t>)</w:t>
       </w:r>
     </w:p>
     <w:p>
@@ -3719,7 +3836,15 @@
         <w:pStyle w:val="Txtliste2"/>
       </w:pPr>
       <w:r>
-        <w:t>L'API Gateway reçoit et transmet les données à l'API Rest.</w:t>
+        <w:t xml:space="preserve">L'API Gateway reçoit et transmet les données à l'API </w:t>
+      </w:r>
+      <w:proofErr w:type="spellStart"/>
+      <w:r>
+        <w:t>Rest</w:t>
+      </w:r>
+      <w:proofErr w:type="spellEnd"/>
+      <w:r>
+        <w:t>.</w:t>
       </w:r>
     </w:p>
     <w:p>
@@ -3727,7 +3852,15 @@
         <w:pStyle w:val="Txtliste2"/>
       </w:pPr>
       <w:r>
-        <w:t>L'API Rest vérifie si un tournois avec le même nom existe déjà dans la base de données.</w:t>
+        <w:t xml:space="preserve">L'API </w:t>
+      </w:r>
+      <w:proofErr w:type="spellStart"/>
+      <w:r>
+        <w:t>Rest</w:t>
+      </w:r>
+      <w:proofErr w:type="spellEnd"/>
+      <w:r>
+        <w:t xml:space="preserve"> vérifie si un tournois avec le même nom existe déjà dans la base de données.</w:t>
       </w:r>
     </w:p>
     <w:p>
@@ -3754,7 +3887,15 @@
         <w:t xml:space="preserve">u tournois </w:t>
       </w:r>
       <w:r>
-        <w:t>(Database)</w:t>
+        <w:t>(</w:t>
+      </w:r>
+      <w:proofErr w:type="spellStart"/>
+      <w:r>
+        <w:t>Database</w:t>
+      </w:r>
+      <w:proofErr w:type="spellEnd"/>
+      <w:r>
+        <w:t>)</w:t>
       </w:r>
     </w:p>
     <w:p>
@@ -3809,7 +3950,15 @@
         </w:numPr>
       </w:pPr>
       <w:r>
-        <w:t>Confirmation de l'ajout (API Rest &amp; Client)</w:t>
+        <w:t xml:space="preserve">Confirmation de l'ajout (API </w:t>
+      </w:r>
+      <w:proofErr w:type="spellStart"/>
+      <w:r>
+        <w:t>Rest</w:t>
+      </w:r>
+      <w:proofErr w:type="spellEnd"/>
+      <w:r>
+        <w:t xml:space="preserve"> &amp; Client)</w:t>
       </w:r>
     </w:p>
     <w:p>
@@ -3911,14 +4060,32 @@
       <w:r>
         <w:t xml:space="preserve">. </w:t>
       </w:r>
+      <w:proofErr w:type="gramStart"/>
       <w:r>
         <w:t>Si il</w:t>
       </w:r>
-      <w:r>
-        <w:t xml:space="preserve"> se connecte en tant que utilisateur il pourra créer une équipe dans un tournois</w:t>
-      </w:r>
-      <w:r>
-        <w:t>, si il est administrateur il pourra créer des tournois</w:t>
+      <w:proofErr w:type="gramEnd"/>
+      <w:r>
+        <w:t xml:space="preserve"> se connecte </w:t>
+      </w:r>
+      <w:proofErr w:type="gramStart"/>
+      <w:r>
+        <w:t>en tant que utilisateur</w:t>
+      </w:r>
+      <w:proofErr w:type="gramEnd"/>
+      <w:r>
+        <w:t xml:space="preserve"> il pourra créer une équipe dans un tournois</w:t>
+      </w:r>
+      <w:r>
+        <w:t xml:space="preserve">, </w:t>
+      </w:r>
+      <w:proofErr w:type="gramStart"/>
+      <w:r>
+        <w:t>si il</w:t>
+      </w:r>
+      <w:proofErr w:type="gramEnd"/>
+      <w:r>
+        <w:t xml:space="preserve"> est administrateur il pourra créer des tournois</w:t>
       </w:r>
       <w:r>
         <w:t>, en supprimer</w:t>
@@ -3981,8 +4148,13 @@
         <w:pStyle w:val="Titre2"/>
       </w:pPr>
       <w:bookmarkStart w:id="10" w:name="_Toc194300519"/>
-      <w:r>
-        <w:t>Sequence System global entre les applications</w:t>
+      <w:proofErr w:type="spellStart"/>
+      <w:r>
+        <w:t>Sequence</w:t>
+      </w:r>
+      <w:proofErr w:type="spellEnd"/>
+      <w:r>
+        <w:t xml:space="preserve"> System global entre les applications</w:t>
       </w:r>
       <w:bookmarkEnd w:id="10"/>
     </w:p>
@@ -4097,7 +4269,15 @@
         <w:pStyle w:val="Txtliste2"/>
       </w:pPr>
       <w:r>
-        <w:t>Si les données sont correctes, elles sont envoyées via l’APIGateway à l’API Rest1.</w:t>
+        <w:t>Si les données sont correctes, elles sont envoyées via l’</w:t>
+      </w:r>
+      <w:proofErr w:type="spellStart"/>
+      <w:r>
+        <w:t>APIGateway</w:t>
+      </w:r>
+      <w:proofErr w:type="spellEnd"/>
+      <w:r>
+        <w:t xml:space="preserve"> à l’API Rest1.</w:t>
       </w:r>
     </w:p>
     <w:p>
@@ -4149,7 +4329,15 @@
         </w:numPr>
       </w:pPr>
       <w:r>
-        <w:t>La réponse est renvoyée à l’APIGateway, qui la transmet au client.</w:t>
+        <w:t>La réponse est renvoyée à l’</w:t>
+      </w:r>
+      <w:proofErr w:type="spellStart"/>
+      <w:r>
+        <w:t>APIGateway</w:t>
+      </w:r>
+      <w:proofErr w:type="spellEnd"/>
+      <w:r>
+        <w:t>, qui la transmet au client.</w:t>
       </w:r>
     </w:p>
     <w:p>
@@ -4194,7 +4382,15 @@
         </w:numPr>
       </w:pPr>
       <w:r>
-        <w:t>L’APIGateway transmet l’erreur au Client.</w:t>
+        <w:t>L’</w:t>
+      </w:r>
+      <w:proofErr w:type="spellStart"/>
+      <w:r>
+        <w:t>APIGateway</w:t>
+      </w:r>
+      <w:proofErr w:type="spellEnd"/>
+      <w:r>
+        <w:t xml:space="preserve"> transmet l’erreur au Client.</w:t>
       </w:r>
     </w:p>
     <w:p>
@@ -4266,8 +4462,13 @@
       <w:r>
         <w:t xml:space="preserve"> </w:t>
       </w:r>
-      <w:r>
-        <w:t>Vallélian Thibaud</w:t>
+      <w:proofErr w:type="spellStart"/>
+      <w:r>
+        <w:t>Vallélian</w:t>
+      </w:r>
+      <w:proofErr w:type="spellEnd"/>
+      <w:r>
+        <w:t xml:space="preserve"> Thibaud</w:t>
       </w:r>
     </w:p>
     <w:p>
@@ -4359,7 +4560,15 @@
         <w:pStyle w:val="Txtliste2"/>
       </w:pPr>
       <w:r>
-        <w:t>Si les données sont correctes, elles sont envoyées via l’APIGateway à l’API Rest1.</w:t>
+        <w:t>Si les données sont correctes, elles sont envoyées via l’</w:t>
+      </w:r>
+      <w:proofErr w:type="spellStart"/>
+      <w:r>
+        <w:t>APIGateway</w:t>
+      </w:r>
+      <w:proofErr w:type="spellEnd"/>
+      <w:r>
+        <w:t xml:space="preserve"> à l’API Rest1.</w:t>
       </w:r>
     </w:p>
     <w:p>
@@ -4411,7 +4620,15 @@
         </w:numPr>
       </w:pPr>
       <w:r>
-        <w:t>La réponse est renvoyée à l’APIGateway, qui la transmet au client.</w:t>
+        <w:t>La réponse est renvoyée à l’</w:t>
+      </w:r>
+      <w:proofErr w:type="spellStart"/>
+      <w:r>
+        <w:t>APIGateway</w:t>
+      </w:r>
+      <w:proofErr w:type="spellEnd"/>
+      <w:r>
+        <w:t>, qui la transmet au client.</w:t>
       </w:r>
     </w:p>
     <w:p>
@@ -4455,7 +4672,15 @@
         </w:numPr>
       </w:pPr>
       <w:r>
-        <w:t>L’APIGateway transmet l’erreur au client.</w:t>
+        <w:t>L’</w:t>
+      </w:r>
+      <w:proofErr w:type="spellStart"/>
+      <w:r>
+        <w:t>APIGateway</w:t>
+      </w:r>
+      <w:proofErr w:type="spellEnd"/>
+      <w:r>
+        <w:t xml:space="preserve"> transmet l’erreur au client.</w:t>
       </w:r>
     </w:p>
     <w:p>
@@ -4595,17 +4820,46 @@
         <w:t xml:space="preserve">ournament.html qui </w:t>
       </w:r>
       <w:r>
-        <w:t>va afficher les tournois, createTeam va</w:t>
+        <w:t xml:space="preserve">va afficher les tournois, </w:t>
+      </w:r>
+      <w:proofErr w:type="spellStart"/>
+      <w:r>
+        <w:t>createTeam</w:t>
+      </w:r>
+      <w:proofErr w:type="spellEnd"/>
+      <w:r>
+        <w:t xml:space="preserve"> va</w:t>
       </w:r>
       <w:r>
         <w:t xml:space="preserve"> s’occuper de créer </w:t>
       </w:r>
       <w:r>
-        <w:t xml:space="preserve">des équipes pour un tournois spécifique. Le ctrl et le wrk .js vont ensuite </w:t>
-      </w:r>
-      <w:r>
-        <w:t>faire le lien avec l’APIGateway</w:t>
-      </w:r>
+        <w:t xml:space="preserve">des équipes pour un tournois spécifique. Le ctrl et le </w:t>
+      </w:r>
+      <w:proofErr w:type="spellStart"/>
+      <w:r>
+        <w:t>wrk</w:t>
+      </w:r>
+      <w:proofErr w:type="spellEnd"/>
+      <w:r>
+        <w:t xml:space="preserve"> .</w:t>
+      </w:r>
+      <w:proofErr w:type="spellStart"/>
+      <w:r>
+        <w:t>js</w:t>
+      </w:r>
+      <w:proofErr w:type="spellEnd"/>
+      <w:r>
+        <w:t xml:space="preserve"> vont ensuite </w:t>
+      </w:r>
+      <w:r>
+        <w:t>faire le lien avec l’</w:t>
+      </w:r>
+      <w:proofErr w:type="spellStart"/>
+      <w:r>
+        <w:t>APIGateway</w:t>
+      </w:r>
+      <w:proofErr w:type="spellEnd"/>
       <w:r>
         <w:t xml:space="preserve"> pour échanger les informations</w:t>
       </w:r>
@@ -4708,7 +4962,21 @@
         <w:rPr>
           <w:lang w:val="en-GB"/>
         </w:rPr>
-        <w:t>– Vallélian Thibaud</w:t>
+        <w:t xml:space="preserve">– </w:t>
+      </w:r>
+      <w:proofErr w:type="spellStart"/>
+      <w:r>
+        <w:rPr>
+          <w:lang w:val="en-GB"/>
+        </w:rPr>
+        <w:t>Vallélian</w:t>
+      </w:r>
+      <w:proofErr w:type="spellEnd"/>
+      <w:r>
+        <w:rPr>
+          <w:lang w:val="en-GB"/>
+        </w:rPr>
+        <w:t xml:space="preserve"> Thibaud</w:t>
       </w:r>
     </w:p>
     <w:p>
@@ -4716,7 +4984,39 @@
         <w:t>Lors du lancement de l</w:t>
       </w:r>
       <w:r>
-        <w:t>’application, le fichier index.html est chargé, celui-ci va appeler le tournament.html qui va afficher les tournois, createTournament va s’occuper de créer des nouveaux tournois. Le ctrl et le wrk .js vont ensuite faire le lien avec l’APIGateway pour échanger les informations et les données des tournois et des équipes.</w:t>
+        <w:t xml:space="preserve">’application, le fichier index.html est chargé, celui-ci va appeler le tournament.html qui va afficher les tournois, </w:t>
+      </w:r>
+      <w:proofErr w:type="spellStart"/>
+      <w:r>
+        <w:t>createTournament</w:t>
+      </w:r>
+      <w:proofErr w:type="spellEnd"/>
+      <w:r>
+        <w:t xml:space="preserve"> va s’occuper de créer des nouveaux tournois. Le ctrl et le </w:t>
+      </w:r>
+      <w:proofErr w:type="spellStart"/>
+      <w:r>
+        <w:t>wrk</w:t>
+      </w:r>
+      <w:proofErr w:type="spellEnd"/>
+      <w:r>
+        <w:t xml:space="preserve"> .</w:t>
+      </w:r>
+      <w:proofErr w:type="spellStart"/>
+      <w:r>
+        <w:t>js</w:t>
+      </w:r>
+      <w:proofErr w:type="spellEnd"/>
+      <w:r>
+        <w:t xml:space="preserve"> vont ensuite faire le lien avec l’</w:t>
+      </w:r>
+      <w:proofErr w:type="spellStart"/>
+      <w:r>
+        <w:t>APIGateway</w:t>
+      </w:r>
+      <w:proofErr w:type="spellEnd"/>
+      <w:r>
+        <w:t xml:space="preserve"> pour échanger les informations et les données des tournois et des équipes.</w:t>
       </w:r>
     </w:p>
     <w:p/>
@@ -4796,28 +5096,86 @@
         <w:t>La structure du diagramme d</w:t>
       </w:r>
       <w:r>
-        <w:t>e classe de l’APIGateway</w:t>
-      </w:r>
-      <w:r>
-        <w:t xml:space="preserve"> se compose d’un worker, avec une interface pour envoyer les informations au controller, qui lui-même à aussi une interface pour communiquer avec </w:t>
+        <w:t>e classe de l’</w:t>
+      </w:r>
+      <w:proofErr w:type="spellStart"/>
+      <w:r>
+        <w:t>APIGateway</w:t>
+      </w:r>
+      <w:proofErr w:type="spellEnd"/>
+      <w:r>
+        <w:t xml:space="preserve"> se compose d’un </w:t>
+      </w:r>
+      <w:proofErr w:type="spellStart"/>
+      <w:r>
+        <w:t>worker</w:t>
+      </w:r>
+      <w:proofErr w:type="spellEnd"/>
+      <w:r>
+        <w:t xml:space="preserve">, avec une interface pour envoyer les informations au </w:t>
+      </w:r>
+      <w:proofErr w:type="spellStart"/>
+      <w:r>
+        <w:t>controller</w:t>
+      </w:r>
+      <w:proofErr w:type="spellEnd"/>
+      <w:r>
+        <w:t xml:space="preserve">, qui lui-même </w:t>
+      </w:r>
+      <w:proofErr w:type="spellStart"/>
+      <w:r>
+        <w:t>à</w:t>
+      </w:r>
+      <w:proofErr w:type="spellEnd"/>
+      <w:r>
+        <w:t xml:space="preserve"> aussi une interface pour communiquer avec </w:t>
       </w:r>
       <w:r>
         <w:t xml:space="preserve">le </w:t>
       </w:r>
-      <w:r>
-        <w:t xml:space="preserve">wrk. Le </w:t>
+      <w:proofErr w:type="spellStart"/>
+      <w:r>
+        <w:t>wrk</w:t>
+      </w:r>
+      <w:proofErr w:type="spellEnd"/>
+      <w:r>
+        <w:t xml:space="preserve">. Le </w:t>
       </w:r>
       <w:r>
         <w:t>Servlet</w:t>
       </w:r>
       <w:r>
-        <w:t xml:space="preserve"> API</w:t>
-      </w:r>
-      <w:r>
-        <w:t xml:space="preserve">Gateway peut lui récupérer les infos du ctrl pour les envoyer </w:t>
-      </w:r>
-      <w:r>
-        <w:t>au userManager et à l’adminManager.</w:t>
+        <w:t xml:space="preserve"> </w:t>
+      </w:r>
+      <w:proofErr w:type="spellStart"/>
+      <w:r>
+        <w:t>API</w:t>
+      </w:r>
+      <w:r>
+        <w:t>Gateway</w:t>
+      </w:r>
+      <w:proofErr w:type="spellEnd"/>
+      <w:r>
+        <w:t xml:space="preserve"> peut lui récupérer les infos du ctrl pour les envoyer </w:t>
+      </w:r>
+      <w:r>
+        <w:t xml:space="preserve">au </w:t>
+      </w:r>
+      <w:proofErr w:type="spellStart"/>
+      <w:r>
+        <w:t>userManager</w:t>
+      </w:r>
+      <w:proofErr w:type="spellEnd"/>
+      <w:r>
+        <w:t xml:space="preserve"> et à l’</w:t>
+      </w:r>
+      <w:proofErr w:type="spellStart"/>
+      <w:r>
+        <w:t>adminManager</w:t>
+      </w:r>
+      <w:proofErr w:type="spellEnd"/>
+      <w:r>
+        <w:t>.</w:t>
       </w:r>
     </w:p>
     <w:p>
@@ -5036,7 +5394,21 @@
         <w:rPr>
           <w:lang w:val="en-GB"/>
         </w:rPr>
-        <w:t>– Vallélian Thibaud</w:t>
+        <w:t xml:space="preserve">– </w:t>
+      </w:r>
+      <w:proofErr w:type="spellStart"/>
+      <w:r>
+        <w:rPr>
+          <w:lang w:val="en-GB"/>
+        </w:rPr>
+        <w:t>Vallélian</w:t>
+      </w:r>
+      <w:proofErr w:type="spellEnd"/>
+      <w:r>
+        <w:rPr>
+          <w:lang w:val="en-GB"/>
+        </w:rPr>
+        <w:t xml:space="preserve"> Thibaud</w:t>
       </w:r>
     </w:p>
     <w:p>
@@ -5047,7 +5419,15 @@
         <w:t xml:space="preserve">uand l’admin souhaite créer un tournoi, il doit, d’abord depuis l’index.html </w:t>
       </w:r>
       <w:r>
-        <w:t>aller vers la pages des tournois,</w:t>
+        <w:t xml:space="preserve">aller vers </w:t>
+      </w:r>
+      <w:proofErr w:type="gramStart"/>
+      <w:r>
+        <w:t>la pages</w:t>
+      </w:r>
+      <w:proofErr w:type="gramEnd"/>
+      <w:r>
+        <w:t xml:space="preserve"> des tournois,</w:t>
       </w:r>
       <w:r>
         <w:t xml:space="preserve"> puis cliquer sur créer un tournoi dans la page tournament.html, ensuite il devra remplir les informations nécessaires à la création de son</w:t>
@@ -5077,10 +5457,18 @@
         <w:t xml:space="preserve"> possédant le même nom</w:t>
       </w:r>
       <w:r>
-        <w:t xml:space="preserve"> celui-ci </w:t>
-      </w:r>
-      <w:r>
-        <w:t xml:space="preserve"> ne sera pas créé, si ce n’est pas le cas il sera amené dans la page d</w:t>
+        <w:t xml:space="preserve"> celui-</w:t>
+      </w:r>
+      <w:proofErr w:type="gramStart"/>
+      <w:r>
+        <w:t xml:space="preserve">ci </w:t>
+      </w:r>
+      <w:r>
+        <w:t xml:space="preserve"> ne</w:t>
+      </w:r>
+      <w:proofErr w:type="gramEnd"/>
+      <w:r>
+        <w:t xml:space="preserve"> sera pas créé, si ce n’est pas le cas il sera amené dans la page d</w:t>
       </w:r>
       <w:r>
         <w:t>u tournois</w:t>
@@ -5207,8 +5595,13 @@
       <w:r>
         <w:t xml:space="preserve"> </w:t>
       </w:r>
-      <w:r>
-        <w:t xml:space="preserve">Ranking </w:t>
+      <w:proofErr w:type="spellStart"/>
+      <w:r>
+        <w:t>Ranking</w:t>
+      </w:r>
+      <w:proofErr w:type="spellEnd"/>
+      <w:r>
+        <w:t xml:space="preserve"> </w:t>
       </w:r>
       <w:r>
         <w:t>(1,1) :</w:t>
@@ -5504,7 +5897,35 @@
         <w:rPr>
           <w:lang w:val="en-GB"/>
         </w:rPr>
-        <w:t>- Teams_User (N,N):</w:t>
+        <w:t xml:space="preserve">- </w:t>
+      </w:r>
+      <w:proofErr w:type="spellStart"/>
+      <w:r>
+        <w:rPr>
+          <w:lang w:val="en-GB"/>
+        </w:rPr>
+        <w:t>Teams_User</w:t>
+      </w:r>
+      <w:proofErr w:type="spellEnd"/>
+      <w:r>
+        <w:rPr>
+          <w:lang w:val="en-GB"/>
+        </w:rPr>
+        <w:t xml:space="preserve"> (</w:t>
+      </w:r>
+      <w:proofErr w:type="gramStart"/>
+      <w:r>
+        <w:rPr>
+          <w:lang w:val="en-GB"/>
+        </w:rPr>
+        <w:t>N,N</w:t>
+      </w:r>
+      <w:proofErr w:type="gramEnd"/>
+      <w:r>
+        <w:rPr>
+          <w:lang w:val="en-GB"/>
+        </w:rPr>
+        <w:t>):</w:t>
       </w:r>
     </w:p>
     <w:p>
@@ -5656,8 +6077,13 @@
       <w:r>
         <w:t xml:space="preserve">Teams - </w:t>
       </w:r>
-      <w:r>
-        <w:t>Ranking(1</w:t>
+      <w:proofErr w:type="spellStart"/>
+      <w:r>
+        <w:t>Ranking</w:t>
+      </w:r>
+      <w:proofErr w:type="spellEnd"/>
+      <w:r>
+        <w:t>(1</w:t>
       </w:r>
       <w:r>
         <w:t>,N</w:t>
@@ -5700,10 +6126,10 @@
             <v:path o:extrusionok="f" gradientshapeok="t" o:connecttype="rect"/>
             <o:lock v:ext="edit" aspectratio="t"/>
           </v:shapetype>
-          <v:shape id="_x0000_i1025" type="#_x0000_t75" style="width:387.75pt;height:492pt" o:ole="">
+          <v:shape id="_x0000_i1025" type="#_x0000_t75" style="width:388pt;height:492.5pt" o:ole="">
             <v:imagedata r:id="rId33" o:title=""/>
           </v:shape>
-          <o:OLEObject Type="Embed" ProgID="Visio.Drawing.15" ShapeID="_x0000_i1025" DrawAspect="Content" ObjectID="_1805610099" r:id="rId34"/>
+          <o:OLEObject Type="Embed" ProgID="Visio.Drawing.15" ShapeID="_x0000_i1025" DrawAspect="Content" ObjectID="_1806752328" r:id="rId34"/>
         </w:object>
       </w:r>
     </w:p>
@@ -5722,7 +6148,15 @@
       <w:bookmarkStart w:id="20" w:name="_Toc194300529"/>
       <w:r>
         <w:lastRenderedPageBreak/>
-        <w:t>Modèles WorkBench MySQL</w:t>
+        <w:t xml:space="preserve">Modèles </w:t>
+      </w:r>
+      <w:proofErr w:type="spellStart"/>
+      <w:r>
+        <w:t>WorkBench</w:t>
+      </w:r>
+      <w:proofErr w:type="spellEnd"/>
+      <w:r>
+        <w:t xml:space="preserve"> MySQL</w:t>
       </w:r>
       <w:bookmarkEnd w:id="20"/>
     </w:p>
@@ -5875,15 +6309,14 @@
         </w:drawing>
       </w:r>
     </w:p>
-    <w:p/>
     <w:p>
       <w:pPr>
         <w:pStyle w:val="Titre1"/>
       </w:pPr>
-      <w:bookmarkStart w:id="21" w:name="_Toc194300530"/>
+      <w:bookmarkStart w:id="21" w:name="_Toc194300532"/>
       <w:r>
         <w:lastRenderedPageBreak/>
-        <w:t>Implémentation des applications &lt;Le client Ap1&gt; et &lt;Le client Ap2&gt;</w:t>
+        <w:t>Implémentation de l'application &lt;API Gateway&gt;</w:t>
       </w:r>
       <w:bookmarkEnd w:id="21"/>
     </w:p>
@@ -5891,19 +6324,723 @@
       <w:pPr>
         <w:pStyle w:val="Titre2"/>
       </w:pPr>
-      <w:bookmarkStart w:id="22" w:name="_Toc194300531"/>
-      <w:r>
-        <w:t>Une descente de code client</w:t>
+      <w:bookmarkStart w:id="22" w:name="_Toc194300533"/>
+      <w:r>
+        <w:t xml:space="preserve">Une descente de code </w:t>
+      </w:r>
+      <w:proofErr w:type="spellStart"/>
+      <w:r>
+        <w:t>APIGateway</w:t>
       </w:r>
       <w:bookmarkEnd w:id="22"/>
+      <w:proofErr w:type="spellEnd"/>
+    </w:p>
+    <w:p>
+      <w:pPr>
+        <w:pStyle w:val="Titre3"/>
+      </w:pPr>
+      <w:r>
+        <w:t>Fonctionnalité liée à l’ap1- Gestion des équipes</w:t>
+      </w:r>
+    </w:p>
+    <w:p>
+      <w:pPr>
+        <w:pStyle w:val="Titre4"/>
+      </w:pPr>
+      <w:proofErr w:type="spellStart"/>
+      <w:r>
+        <w:t>GatewayController</w:t>
+      </w:r>
+      <w:proofErr w:type="spellEnd"/>
+    </w:p>
+    <w:p>
+      <w:pPr>
+        <w:pStyle w:val="Titre5"/>
+      </w:pPr>
+      <w:r>
+        <w:t xml:space="preserve">Tous les </w:t>
+      </w:r>
+      <w:r>
+        <w:t>Endpoint</w:t>
+      </w:r>
+      <w:r>
+        <w:t xml:space="preserve"> : GET</w:t>
+      </w:r>
+    </w:p>
+    <w:p>
+      <w:pPr>
+        <w:pStyle w:val="Txtliste"/>
+      </w:pPr>
+      <w:r>
+        <w:t>Sécurisé par vérification de session</w:t>
+      </w:r>
+    </w:p>
+    <w:p>
+      <w:pPr>
+        <w:pStyle w:val="Txtliste"/>
+      </w:pPr>
+      <w:r>
+        <w:t>Récupère les données voulues</w:t>
+      </w:r>
+    </w:p>
+    <w:p>
+      <w:pPr>
+        <w:pStyle w:val="Titre5"/>
+      </w:pPr>
+      <w:r>
+        <w:t>Endpoint : POST /teams</w:t>
+      </w:r>
+    </w:p>
+    <w:p>
+      <w:r>
+        <w:t>Rôle :</w:t>
+      </w:r>
+    </w:p>
+    <w:p>
+      <w:pPr>
+        <w:pStyle w:val="Txtliste"/>
+      </w:pPr>
+      <w:r>
+        <w:t>Crée une nouvelle équipe</w:t>
+      </w:r>
+    </w:p>
+    <w:p>
+      <w:pPr>
+        <w:pStyle w:val="Txtliste"/>
+      </w:pPr>
+      <w:r>
+        <w:t xml:space="preserve">Si le </w:t>
+      </w:r>
+      <w:proofErr w:type="spellStart"/>
+      <w:r>
+        <w:t>captain</w:t>
+      </w:r>
+      <w:proofErr w:type="spellEnd"/>
+      <w:r>
+        <w:t xml:space="preserve"> est omis, utilise l’utilisateur connecté comme capitaine</w:t>
+      </w:r>
+    </w:p>
+    <w:p>
+      <w:pPr>
+        <w:pStyle w:val="Titre5"/>
+      </w:pPr>
+      <w:r>
+        <w:t>Endpoint : PUT /teams/{id}</w:t>
+      </w:r>
+    </w:p>
+    <w:p>
+      <w:r>
+        <w:t>R</w:t>
+      </w:r>
+      <w:r>
+        <w:rPr>
+          <w:rFonts w:cs="Arial"/>
+        </w:rPr>
+        <w:t>ô</w:t>
+      </w:r>
+      <w:r>
+        <w:t>le :</w:t>
+      </w:r>
+    </w:p>
+    <w:p>
+      <w:pPr>
+        <w:pStyle w:val="Txtliste"/>
+      </w:pPr>
+      <w:r>
+        <w:t>Met à jour une équipe</w:t>
+      </w:r>
+    </w:p>
+    <w:p>
+      <w:pPr>
+        <w:pStyle w:val="Txtliste"/>
+      </w:pPr>
+      <w:r>
+        <w:t>Seul un admin ou le capitaine peut modifier</w:t>
+      </w:r>
+    </w:p>
+    <w:p>
+      <w:r>
+        <w:t>V</w:t>
+      </w:r>
+      <w:r>
+        <w:rPr>
+          <w:rFonts w:cs="Arial"/>
+        </w:rPr>
+        <w:t>é</w:t>
+      </w:r>
+      <w:r>
+        <w:t>rifie :</w:t>
+      </w:r>
+    </w:p>
+    <w:p>
+      <w:pPr>
+        <w:pStyle w:val="Txtliste"/>
+      </w:pPr>
+      <w:r>
+        <w:t>Authentification</w:t>
+      </w:r>
+    </w:p>
+    <w:p>
+      <w:pPr>
+        <w:pStyle w:val="Txtliste"/>
+      </w:pPr>
+      <w:r>
+        <w:t>Autorisation (</w:t>
+      </w:r>
+      <w:proofErr w:type="spellStart"/>
+      <w:r>
+        <w:t>isAdmin</w:t>
+      </w:r>
+      <w:proofErr w:type="spellEnd"/>
+      <w:r>
+        <w:t xml:space="preserve"> ou match de </w:t>
+      </w:r>
+      <w:proofErr w:type="spellStart"/>
+      <w:r>
+        <w:t>captain</w:t>
+      </w:r>
+      <w:proofErr w:type="spellEnd"/>
+      <w:r>
+        <w:t>)</w:t>
+      </w:r>
+    </w:p>
+    <w:p>
+      <w:pPr>
+        <w:pStyle w:val="Txtliste"/>
+      </w:pPr>
+      <w:r>
+        <w:t>Cohérence des champs (</w:t>
+      </w:r>
+      <w:proofErr w:type="spellStart"/>
+      <w:r>
+        <w:t>name</w:t>
+      </w:r>
+      <w:proofErr w:type="spellEnd"/>
+      <w:r>
+        <w:t xml:space="preserve">, </w:t>
+      </w:r>
+      <w:proofErr w:type="spellStart"/>
+      <w:r>
+        <w:t>tournament</w:t>
+      </w:r>
+      <w:proofErr w:type="spellEnd"/>
+      <w:r>
+        <w:t xml:space="preserve">, </w:t>
+      </w:r>
+      <w:proofErr w:type="spellStart"/>
+      <w:r>
+        <w:t>captain</w:t>
+      </w:r>
+      <w:proofErr w:type="spellEnd"/>
+      <w:r>
+        <w:t>)</w:t>
+      </w:r>
+    </w:p>
+    <w:p>
+      <w:pPr>
+        <w:pStyle w:val="Titre5"/>
+      </w:pPr>
+      <w:r>
+        <w:t>Endpoint : DELETE /teams/{id}</w:t>
+      </w:r>
+    </w:p>
+    <w:p>
+      <w:r>
+        <w:t>R</w:t>
+      </w:r>
+      <w:r>
+        <w:rPr>
+          <w:rFonts w:cs="Arial"/>
+        </w:rPr>
+        <w:t>ô</w:t>
+      </w:r>
+      <w:r>
+        <w:t>le :</w:t>
+      </w:r>
+    </w:p>
+    <w:p>
+      <w:pPr>
+        <w:pStyle w:val="Txtliste"/>
+      </w:pPr>
+      <w:r>
+        <w:t>Supprime une équipe</w:t>
+      </w:r>
+    </w:p>
+    <w:p>
+      <w:pPr>
+        <w:pStyle w:val="Txtliste"/>
+      </w:pPr>
+      <w:r>
+        <w:t>Seul un admin ou le capitaine peut supprimer</w:t>
+      </w:r>
+    </w:p>
+    <w:p>
+      <w:pPr>
+        <w:pStyle w:val="Titre4"/>
+      </w:pPr>
+      <w:proofErr w:type="spellStart"/>
+      <w:r>
+        <w:t>GatewayService</w:t>
+      </w:r>
+      <w:proofErr w:type="spellEnd"/>
+    </w:p>
+    <w:p>
+      <w:pPr>
+        <w:pStyle w:val="Titre5"/>
+      </w:pPr>
+      <w:r>
+        <w:t>GET</w:t>
+      </w:r>
+    </w:p>
+    <w:p>
+      <w:pPr>
+        <w:pStyle w:val="Txtliste"/>
+      </w:pPr>
+      <w:r>
+        <w:t xml:space="preserve">Appelle : </w:t>
+      </w:r>
+      <w:r>
+        <w:t xml:space="preserve">GET </w:t>
+      </w:r>
+      <w:r>
+        <w:t>serviceRest1BaseUrl</w:t>
+      </w:r>
+      <w:r>
+        <w:t>/(valeur qui correspond)</w:t>
+      </w:r>
+    </w:p>
+    <w:p>
+      <w:pPr>
+        <w:pStyle w:val="Txtliste"/>
+      </w:pPr>
+      <w:r>
+        <w:t xml:space="preserve">Retourne : </w:t>
+      </w:r>
+      <w:r>
+        <w:t>Valeur voulue</w:t>
+      </w:r>
+    </w:p>
+    <w:p>
+      <w:pPr>
+        <w:pStyle w:val="Txtliste"/>
+      </w:pPr>
+      <w:r>
+        <w:t xml:space="preserve">Gère les exceptions </w:t>
+      </w:r>
+      <w:r>
+        <w:t>http</w:t>
+      </w:r>
+    </w:p>
+    <w:p>
+      <w:pPr>
+        <w:pStyle w:val="Titre5"/>
+      </w:pPr>
+      <w:proofErr w:type="spellStart"/>
+      <w:r>
+        <w:t>createTeam</w:t>
+      </w:r>
+      <w:proofErr w:type="spellEnd"/>
+      <w:r>
+        <w:t>(</w:t>
+      </w:r>
+      <w:proofErr w:type="spellStart"/>
+      <w:r>
+        <w:t>TeamDTO</w:t>
+      </w:r>
+      <w:proofErr w:type="spellEnd"/>
+      <w:r>
+        <w:t xml:space="preserve"> </w:t>
+      </w:r>
+      <w:proofErr w:type="spellStart"/>
+      <w:r>
+        <w:t>teamDTO</w:t>
+      </w:r>
+      <w:proofErr w:type="spellEnd"/>
+      <w:r>
+        <w:t>)</w:t>
+      </w:r>
+    </w:p>
+    <w:p>
+      <w:r>
+        <w:t>Étapes :</w:t>
+      </w:r>
+    </w:p>
+    <w:p>
+      <w:pPr>
+        <w:pStyle w:val="Txtliste"/>
+      </w:pPr>
+      <w:r>
+        <w:t>Vérifie si le tournoi existe (</w:t>
+      </w:r>
+      <w:proofErr w:type="spellStart"/>
+      <w:r>
+        <w:t>isTournamentExists</w:t>
+      </w:r>
+      <w:proofErr w:type="spellEnd"/>
+      <w:r>
+        <w:t>)</w:t>
+      </w:r>
+    </w:p>
+    <w:p>
+      <w:pPr>
+        <w:pStyle w:val="Txtliste"/>
+      </w:pPr>
+      <w:r>
+        <w:t>POST vers : serviceRest1BaseUrl/teams</w:t>
+      </w:r>
+    </w:p>
+    <w:p>
+      <w:pPr>
+        <w:pStyle w:val="Txtliste"/>
+      </w:pPr>
+      <w:r>
+        <w:t xml:space="preserve">Retourne l’objet </w:t>
+      </w:r>
+      <w:proofErr w:type="spellStart"/>
+      <w:r>
+        <w:t>TeamDTO</w:t>
+      </w:r>
+      <w:proofErr w:type="spellEnd"/>
+      <w:r>
+        <w:t xml:space="preserve"> créé</w:t>
+      </w:r>
+    </w:p>
+    <w:p>
+      <w:pPr>
+        <w:pStyle w:val="Titre5"/>
+      </w:pPr>
+      <w:proofErr w:type="spellStart"/>
+      <w:r>
+        <w:t>updateTeam</w:t>
+      </w:r>
+      <w:proofErr w:type="spellEnd"/>
+      <w:r>
+        <w:t xml:space="preserve">(Integer id, </w:t>
+      </w:r>
+      <w:proofErr w:type="spellStart"/>
+      <w:r>
+        <w:t>TeamDTO</w:t>
+      </w:r>
+      <w:proofErr w:type="spellEnd"/>
+      <w:r>
+        <w:t xml:space="preserve"> </w:t>
+      </w:r>
+      <w:proofErr w:type="spellStart"/>
+      <w:r>
+        <w:t>teamDTO</w:t>
+      </w:r>
+      <w:proofErr w:type="spellEnd"/>
+      <w:r>
+        <w:t>)</w:t>
+      </w:r>
+    </w:p>
+    <w:p>
+      <w:pPr>
+        <w:pStyle w:val="Txtliste"/>
+      </w:pPr>
+      <w:r>
+        <w:t>Vérifie l'existence du tournoi</w:t>
+      </w:r>
+    </w:p>
+    <w:p>
+      <w:pPr>
+        <w:pStyle w:val="Txtliste"/>
+        <w:rPr>
+          <w:lang w:val="en-GB"/>
+        </w:rPr>
+      </w:pPr>
+      <w:proofErr w:type="spellStart"/>
+      <w:proofErr w:type="gramStart"/>
+      <w:r>
+        <w:rPr>
+          <w:lang w:val="en-GB"/>
+        </w:rPr>
+        <w:t>Appelle</w:t>
+      </w:r>
+      <w:proofErr w:type="spellEnd"/>
+      <w:r>
+        <w:rPr>
+          <w:lang w:val="en-GB"/>
+        </w:rPr>
+        <w:t xml:space="preserve"> :</w:t>
+      </w:r>
+      <w:proofErr w:type="gramEnd"/>
+      <w:r>
+        <w:rPr>
+          <w:lang w:val="en-GB"/>
+        </w:rPr>
+        <w:t xml:space="preserve"> PUT </w:t>
+      </w:r>
+      <w:r>
+        <w:rPr>
+          <w:lang w:val="en-GB"/>
+        </w:rPr>
+        <w:t>serviceRest1BaseUrl</w:t>
+      </w:r>
+      <w:r>
+        <w:rPr>
+          <w:lang w:val="en-GB"/>
+        </w:rPr>
+        <w:t>/teams/{id}</w:t>
+      </w:r>
+    </w:p>
+    <w:p>
+      <w:pPr>
+        <w:pStyle w:val="Txtliste"/>
+      </w:pPr>
+      <w:r>
+        <w:t xml:space="preserve">Retourne </w:t>
+      </w:r>
+      <w:proofErr w:type="spellStart"/>
+      <w:r>
+        <w:t>true</w:t>
+      </w:r>
+      <w:proofErr w:type="spellEnd"/>
+      <w:r>
+        <w:t xml:space="preserve"> si OK, sinon false</w:t>
+      </w:r>
+    </w:p>
+    <w:p>
+      <w:pPr>
+        <w:pStyle w:val="Titre5"/>
+      </w:pPr>
+      <w:proofErr w:type="spellStart"/>
+      <w:r>
+        <w:lastRenderedPageBreak/>
+        <w:t>deleteTeam</w:t>
+      </w:r>
+      <w:proofErr w:type="spellEnd"/>
+      <w:r>
+        <w:t>(Integer id)</w:t>
+      </w:r>
+    </w:p>
+    <w:p>
+      <w:pPr>
+        <w:pStyle w:val="Txtliste"/>
+        <w:rPr>
+          <w:lang w:val="en-GB"/>
+        </w:rPr>
+      </w:pPr>
+      <w:proofErr w:type="spellStart"/>
+      <w:proofErr w:type="gramStart"/>
+      <w:r>
+        <w:rPr>
+          <w:lang w:val="en-GB"/>
+        </w:rPr>
+        <w:t>Appelle</w:t>
+      </w:r>
+      <w:proofErr w:type="spellEnd"/>
+      <w:r>
+        <w:rPr>
+          <w:lang w:val="en-GB"/>
+        </w:rPr>
+        <w:t xml:space="preserve"> :</w:t>
+      </w:r>
+      <w:proofErr w:type="gramEnd"/>
+      <w:r>
+        <w:rPr>
+          <w:lang w:val="en-GB"/>
+        </w:rPr>
+        <w:t xml:space="preserve"> DELETE serviceRest1BaseUrl/teams/{id}</w:t>
+      </w:r>
+    </w:p>
+    <w:p>
+      <w:pPr>
+        <w:pStyle w:val="Txtliste"/>
+      </w:pPr>
+      <w:r>
+        <w:t xml:space="preserve">Retourne </w:t>
+      </w:r>
+      <w:proofErr w:type="spellStart"/>
+      <w:r>
+        <w:t>true</w:t>
+      </w:r>
+      <w:proofErr w:type="spellEnd"/>
+      <w:r>
+        <w:t xml:space="preserve"> si suppression réussie</w:t>
+      </w:r>
+    </w:p>
+    <w:p>
+      <w:pPr>
+        <w:pStyle w:val="Titre4"/>
+      </w:pPr>
+      <w:r>
+        <w:t>Requêtes</w:t>
+      </w:r>
+    </w:p>
+    <w:p>
+      <w:pPr>
+        <w:pStyle w:val="Titre5"/>
+      </w:pPr>
+      <w:r>
+        <w:t>Créer une équipe</w:t>
+      </w:r>
+    </w:p>
+    <w:p>
+      <w:r>
+        <w:t>POST /teams</w:t>
+      </w:r>
+    </w:p>
+    <w:p>
+      <w:pPr>
+        <w:pStyle w:val="Code4"/>
+      </w:pPr>
+      <w:r>
+        <w:t>{</w:t>
+      </w:r>
+    </w:p>
+    <w:p>
+      <w:pPr>
+        <w:pStyle w:val="Code4"/>
+      </w:pPr>
+      <w:r>
+        <w:t xml:space="preserve">  "name": "Dream Team",</w:t>
+      </w:r>
+    </w:p>
+    <w:p>
+      <w:pPr>
+        <w:pStyle w:val="Code4"/>
+      </w:pPr>
+      <w:r>
+        <w:t xml:space="preserve">  "tournament": 7</w:t>
+      </w:r>
+    </w:p>
+    <w:p>
+      <w:pPr>
+        <w:pStyle w:val="Code4"/>
+      </w:pPr>
+      <w:r>
+        <w:t>}</w:t>
+      </w:r>
+    </w:p>
+    <w:p>
+      <w:r>
+        <w:t>Si aucun capitaine n’est spécifié → utilisateur courant est utilisé</w:t>
+      </w:r>
+    </w:p>
+    <w:p>
+      <w:pPr>
+        <w:pStyle w:val="Titre5"/>
+      </w:pPr>
+      <w:r>
+        <w:t>Mettre à jour une équipe</w:t>
+      </w:r>
+    </w:p>
+    <w:p>
+      <w:r>
+        <w:t>PUT /teams/21</w:t>
+      </w:r>
+    </w:p>
+    <w:p>
+      <w:pPr>
+        <w:pStyle w:val="Code4"/>
+      </w:pPr>
+      <w:r>
+        <w:t>{</w:t>
+      </w:r>
+    </w:p>
+    <w:p>
+      <w:pPr>
+        <w:pStyle w:val="Code4"/>
+      </w:pPr>
+      <w:r>
+        <w:t xml:space="preserve">  "name": "Dream Team Rework",</w:t>
+      </w:r>
+    </w:p>
+    <w:p>
+      <w:pPr>
+        <w:pStyle w:val="Code4"/>
+      </w:pPr>
+      <w:r>
+        <w:t xml:space="preserve">  "captain": 4,</w:t>
+      </w:r>
+    </w:p>
+    <w:p>
+      <w:pPr>
+        <w:pStyle w:val="Code4"/>
+      </w:pPr>
+      <w:r>
+        <w:t xml:space="preserve">  </w:t>
+      </w:r>
+      <w:r>
+        <w:t>"tournament": 7</w:t>
+      </w:r>
+    </w:p>
+    <w:p>
+      <w:pPr>
+        <w:pStyle w:val="Code4"/>
+      </w:pPr>
+      <w:r>
+        <w:t>}</w:t>
+      </w:r>
+    </w:p>
+    <w:p>
+      <w:r>
+        <w:t>Conditions :</w:t>
+      </w:r>
+    </w:p>
+    <w:p>
+      <w:pPr>
+        <w:pStyle w:val="Txtliste"/>
+      </w:pPr>
+      <w:r>
+        <w:t>User = admin ou capitaine de l'équipe</w:t>
+      </w:r>
+    </w:p>
+    <w:p>
+      <w:pPr>
+        <w:pStyle w:val="Txtliste"/>
+      </w:pPr>
+      <w:r>
+        <w:t xml:space="preserve">Champs requis : </w:t>
+      </w:r>
+      <w:proofErr w:type="spellStart"/>
+      <w:r>
+        <w:t>name</w:t>
+      </w:r>
+      <w:proofErr w:type="spellEnd"/>
+      <w:r>
+        <w:t xml:space="preserve">, </w:t>
+      </w:r>
+      <w:proofErr w:type="spellStart"/>
+      <w:r>
+        <w:t>tournament</w:t>
+      </w:r>
+      <w:proofErr w:type="spellEnd"/>
+    </w:p>
+    <w:p>
+      <w:pPr>
+        <w:pStyle w:val="Titre5"/>
+      </w:pPr>
+      <w:r>
+        <w:t>Supprimer une équipe</w:t>
+      </w:r>
+    </w:p>
+    <w:p>
+      <w:r>
+        <w:t>DELETE /teams/21</w:t>
+      </w:r>
+    </w:p>
+    <w:p>
+      <w:r>
+        <w:t>Conditions :</w:t>
+      </w:r>
+    </w:p>
+    <w:p>
+      <w:pPr>
+        <w:pStyle w:val="Txtliste"/>
+      </w:pPr>
+      <w:r>
+        <w:t>Admin ou capitaine</w:t>
+      </w:r>
     </w:p>
     <w:p>
       <w:pPr>
         <w:pStyle w:val="Titre1"/>
       </w:pPr>
-      <w:bookmarkStart w:id="23" w:name="_Toc194300532"/>
-      <w:r>
-        <w:t>Implémentation de l'application &lt;API Gateway&gt;</w:t>
+      <w:bookmarkStart w:id="23" w:name="_Toc194300534"/>
+      <w:r>
+        <w:t>Implémentation des applications &lt;API élève1&gt; et &lt;API élève2&gt;</w:t>
       </w:r>
       <w:bookmarkEnd w:id="23"/>
     </w:p>
@@ -5911,103 +7048,3129 @@
       <w:pPr>
         <w:pStyle w:val="Titre2"/>
       </w:pPr>
-      <w:bookmarkStart w:id="24" w:name="_Toc194300533"/>
-      <w:r>
-        <w:t>Une descente de code APIGateway</w:t>
+      <w:bookmarkStart w:id="24" w:name="_Toc194300535"/>
+      <w:r>
+        <w:t>Une descente de code de l'API REST</w:t>
       </w:r>
       <w:bookmarkEnd w:id="24"/>
     </w:p>
     <w:p>
       <w:pPr>
+        <w:pStyle w:val="Titre3"/>
+      </w:pPr>
+      <w:r>
+        <w:t>Ap1 (Ceyhan Alparslan) – Gestion des équipes</w:t>
+      </w:r>
+    </w:p>
+    <w:p>
+      <w:pPr>
+        <w:pStyle w:val="Titre4"/>
+      </w:pPr>
+      <w:r>
+        <w:t>Controller</w:t>
+      </w:r>
+    </w:p>
+    <w:p>
+      <w:r>
+        <w:t>Point d'entrée de l'API REST pour la gestion des équipes.</w:t>
+      </w:r>
+    </w:p>
+    <w:p>
+      <w:r>
+        <w:t>Principales méthodes exposées :</w:t>
+      </w:r>
+    </w:p>
+    <w:p>
+      <w:pPr>
+        <w:pStyle w:val="Txtliste"/>
+      </w:pPr>
+      <w:r>
+        <w:t>GET /api/teams → liste de toutes les équipes</w:t>
+      </w:r>
+    </w:p>
+    <w:p>
+      <w:pPr>
+        <w:pStyle w:val="Txtliste"/>
+      </w:pPr>
+      <w:r>
+        <w:t>GET /api/teams/{id} → une équipe par ID</w:t>
+      </w:r>
+    </w:p>
+    <w:p>
+      <w:pPr>
+        <w:pStyle w:val="Txtliste"/>
+      </w:pPr>
+      <w:r>
+        <w:t>GET /api/teams/</w:t>
+      </w:r>
+      <w:proofErr w:type="spellStart"/>
+      <w:r>
+        <w:t>tournament</w:t>
+      </w:r>
+      <w:proofErr w:type="spellEnd"/>
+      <w:r>
+        <w:t>/{</w:t>
+      </w:r>
+      <w:proofErr w:type="spellStart"/>
+      <w:r>
+        <w:t>tournamentId</w:t>
+      </w:r>
+      <w:proofErr w:type="spellEnd"/>
+      <w:r>
+        <w:t>} → équipes d’un tournoi</w:t>
+      </w:r>
+    </w:p>
+    <w:p>
+      <w:pPr>
+        <w:pStyle w:val="Txtliste"/>
+      </w:pPr>
+      <w:r>
+        <w:t>GET /api/teams/</w:t>
+      </w:r>
+      <w:proofErr w:type="spellStart"/>
+      <w:r>
+        <w:t>captain</w:t>
+      </w:r>
+      <w:proofErr w:type="spellEnd"/>
+      <w:r>
+        <w:t>/{</w:t>
+      </w:r>
+      <w:proofErr w:type="spellStart"/>
+      <w:r>
+        <w:t>captainId</w:t>
+      </w:r>
+      <w:proofErr w:type="spellEnd"/>
+      <w:r>
+        <w:t>} → équipes d’un capitaine</w:t>
+      </w:r>
+    </w:p>
+    <w:p>
+      <w:pPr>
+        <w:pStyle w:val="Txtliste"/>
+      </w:pPr>
+      <w:r>
+        <w:t>POST /api/teams → créer une équipe</w:t>
+      </w:r>
+    </w:p>
+    <w:p>
+      <w:pPr>
+        <w:pStyle w:val="Txtliste"/>
+      </w:pPr>
+      <w:r>
+        <w:t>PUT /api/teams/{id} → modifier une équipe</w:t>
+      </w:r>
+    </w:p>
+    <w:p>
+      <w:pPr>
+        <w:pStyle w:val="Txtliste"/>
+      </w:pPr>
+      <w:r>
+        <w:t>DELETE /api/teams/{id} → supprimer une équipe</w:t>
+      </w:r>
+    </w:p>
+    <w:p>
+      <w:r>
+        <w:t xml:space="preserve">Appelle </w:t>
+      </w:r>
+      <w:proofErr w:type="spellStart"/>
+      <w:r>
+        <w:t>TeamService</w:t>
+      </w:r>
+      <w:proofErr w:type="spellEnd"/>
+      <w:r>
+        <w:t xml:space="preserve"> pour toute la logique.</w:t>
+      </w:r>
+    </w:p>
+    <w:p>
+      <w:pPr>
+        <w:pStyle w:val="Titre4"/>
+      </w:pPr>
+      <w:r>
+        <w:lastRenderedPageBreak/>
+        <w:t>Service</w:t>
+      </w:r>
+    </w:p>
+    <w:p>
+      <w:pPr>
+        <w:pStyle w:val="Titre5"/>
+        <w:rPr>
+          <w:lang w:val="en-GB"/>
+        </w:rPr>
+      </w:pPr>
+      <w:proofErr w:type="spellStart"/>
+      <w:r>
+        <w:rPr>
+          <w:lang w:val="en-GB"/>
+        </w:rPr>
+        <w:t>Ajouter</w:t>
+      </w:r>
+      <w:proofErr w:type="spellEnd"/>
+      <w:r>
+        <w:rPr>
+          <w:lang w:val="en-GB"/>
+        </w:rPr>
+        <w:t xml:space="preserve"> </w:t>
+      </w:r>
+      <w:proofErr w:type="spellStart"/>
+      <w:r>
+        <w:rPr>
+          <w:lang w:val="en-GB"/>
+        </w:rPr>
+        <w:t>une</w:t>
+      </w:r>
+      <w:proofErr w:type="spellEnd"/>
+      <w:r>
+        <w:rPr>
+          <w:lang w:val="en-GB"/>
+        </w:rPr>
+        <w:t xml:space="preserve"> équip</w:t>
+      </w:r>
+      <w:r>
+        <w:rPr>
+          <w:lang w:val="en-GB"/>
+        </w:rPr>
+        <w:t>e</w:t>
+      </w:r>
+    </w:p>
+    <w:p>
+      <w:r>
+        <w:t>Étapes :</w:t>
+      </w:r>
+    </w:p>
+    <w:p>
+      <w:pPr>
+        <w:pStyle w:val="Txtliste"/>
+      </w:pPr>
+      <w:r>
+        <w:t xml:space="preserve">Vérifie que le capitaine existe via </w:t>
+      </w:r>
+      <w:proofErr w:type="spellStart"/>
+      <w:r>
+        <w:t>UserRepository</w:t>
+      </w:r>
+      <w:proofErr w:type="spellEnd"/>
+      <w:r>
+        <w:t>.</w:t>
+      </w:r>
+    </w:p>
+    <w:p>
+      <w:pPr>
+        <w:pStyle w:val="Txtliste"/>
+      </w:pPr>
+      <w:r>
+        <w:t>Vérifie que le nom de l'équipe est unique dans le tournoi.</w:t>
+      </w:r>
+    </w:p>
+    <w:p>
+      <w:pPr>
+        <w:pStyle w:val="Txtliste"/>
+      </w:pPr>
+      <w:r>
+        <w:t>Vérifie que le capitaine n'est pas déjà dans une équipe de ce tournoi.</w:t>
+      </w:r>
+    </w:p>
+    <w:p>
+      <w:pPr>
+        <w:pStyle w:val="Txtliste"/>
+      </w:pPr>
+      <w:r>
+        <w:t>Crée l'équipe et la retourne en DTO.</w:t>
+      </w:r>
+    </w:p>
+    <w:p>
+      <w:r>
+        <w:t>Exceptions possibles :</w:t>
+      </w:r>
+    </w:p>
+    <w:p>
+      <w:pPr>
+        <w:pStyle w:val="Txtliste"/>
+      </w:pPr>
+      <w:r>
+        <w:t>Capitaine introuvable</w:t>
+      </w:r>
+    </w:p>
+    <w:p>
+      <w:pPr>
+        <w:pStyle w:val="Txtliste"/>
+      </w:pPr>
+      <w:r>
+        <w:t>Nom d'équipe déjà utilisé</w:t>
+      </w:r>
+    </w:p>
+    <w:p>
+      <w:pPr>
+        <w:pStyle w:val="Txtliste"/>
+      </w:pPr>
+      <w:r>
+        <w:t>Capitaine déjà impliqué dans une équipe du tournoi</w:t>
+      </w:r>
+    </w:p>
+    <w:p>
+      <w:pPr>
+        <w:pStyle w:val="Code4"/>
+      </w:pPr>
+      <w:r>
+        <w:t>public TeamDTO createTeam(String name, Integer captainId, Integer tournamentId) {</w:t>
+      </w:r>
+    </w:p>
+    <w:p>
+      <w:pPr>
+        <w:pStyle w:val="Code4"/>
+      </w:pPr>
+    </w:p>
+    <w:p>
+      <w:pPr>
+        <w:pStyle w:val="Code4"/>
+        <w:rPr>
+          <w:lang w:val="fr-CH"/>
+        </w:rPr>
+      </w:pPr>
+      <w:r>
+        <w:t xml:space="preserve">        </w:t>
+      </w:r>
+      <w:r>
+        <w:rPr>
+          <w:lang w:val="fr-CH"/>
+        </w:rPr>
+        <w:t>// Vérification de l'existence du capitaine</w:t>
+      </w:r>
+    </w:p>
+    <w:p>
+      <w:pPr>
+        <w:pStyle w:val="Code4"/>
+        <w:rPr>
+          <w:lang w:val="fr-CH"/>
+        </w:rPr>
+      </w:pPr>
+      <w:r>
+        <w:rPr>
+          <w:lang w:val="fr-CH"/>
+        </w:rPr>
+        <w:t xml:space="preserve">        User captain = userRepository.findById(captainId)</w:t>
+      </w:r>
+    </w:p>
+    <w:p>
+      <w:pPr>
+        <w:pStyle w:val="Code4"/>
+        <w:rPr>
+          <w:lang w:val="fr-CH"/>
+        </w:rPr>
+      </w:pPr>
+      <w:r>
+        <w:rPr>
+          <w:lang w:val="fr-CH"/>
+        </w:rPr>
+        <w:t xml:space="preserve">                .orElseThrow(() -&gt; new IllegalArgumentException("Capitaine non trouvé."));</w:t>
+      </w:r>
+    </w:p>
+    <w:p>
+      <w:pPr>
+        <w:pStyle w:val="Code4"/>
+        <w:rPr>
+          <w:lang w:val="fr-CH"/>
+        </w:rPr>
+      </w:pPr>
+    </w:p>
+    <w:p>
+      <w:pPr>
+        <w:pStyle w:val="Code4"/>
+        <w:rPr>
+          <w:lang w:val="fr-CH"/>
+        </w:rPr>
+      </w:pPr>
+      <w:r>
+        <w:rPr>
+          <w:lang w:val="fr-CH"/>
+        </w:rPr>
+        <w:t xml:space="preserve">        // Vérification du nom de l'équipe</w:t>
+      </w:r>
+    </w:p>
+    <w:p>
+      <w:pPr>
+        <w:pStyle w:val="Code4"/>
+      </w:pPr>
+      <w:r>
+        <w:rPr>
+          <w:lang w:val="fr-CH"/>
+        </w:rPr>
+        <w:t xml:space="preserve">        </w:t>
+      </w:r>
+      <w:r>
+        <w:t>if (teamRepository.existsByNameAndTournamentId(name, tournamentId)) {</w:t>
+      </w:r>
+    </w:p>
+    <w:p>
+      <w:pPr>
+        <w:pStyle w:val="Code4"/>
+        <w:rPr>
+          <w:lang w:val="fr-CH"/>
+        </w:rPr>
+      </w:pPr>
+      <w:r>
+        <w:t xml:space="preserve">            </w:t>
+      </w:r>
+      <w:r>
+        <w:rPr>
+          <w:lang w:val="fr-CH"/>
+        </w:rPr>
+        <w:t>throw new IllegalArgumentException("Une équipe avec ce nom existe déjà dans ce tournoi.");</w:t>
+      </w:r>
+    </w:p>
+    <w:p>
+      <w:pPr>
+        <w:pStyle w:val="Code4"/>
+        <w:rPr>
+          <w:lang w:val="fr-CH"/>
+        </w:rPr>
+      </w:pPr>
+      <w:r>
+        <w:rPr>
+          <w:lang w:val="fr-CH"/>
+        </w:rPr>
+        <w:t xml:space="preserve">        }</w:t>
+      </w:r>
+    </w:p>
+    <w:p>
+      <w:pPr>
+        <w:pStyle w:val="Code4"/>
+        <w:rPr>
+          <w:lang w:val="fr-CH"/>
+        </w:rPr>
+      </w:pPr>
+    </w:p>
+    <w:p>
+      <w:pPr>
+        <w:pStyle w:val="Code4"/>
+        <w:rPr>
+          <w:lang w:val="fr-CH"/>
+        </w:rPr>
+      </w:pPr>
+      <w:r>
+        <w:rPr>
+          <w:lang w:val="fr-CH"/>
+        </w:rPr>
+        <w:t xml:space="preserve">        // Vérification que l'utilisateur n'est pas déjà capitaine ou membre d'une autre</w:t>
+      </w:r>
+    </w:p>
+    <w:p>
+      <w:pPr>
+        <w:pStyle w:val="Code4"/>
+      </w:pPr>
+      <w:r>
+        <w:rPr>
+          <w:lang w:val="fr-CH"/>
+        </w:rPr>
+        <w:t xml:space="preserve">        </w:t>
+      </w:r>
+      <w:r>
+        <w:t>// équipe</w:t>
+      </w:r>
+    </w:p>
+    <w:p>
+      <w:pPr>
+        <w:pStyle w:val="Code4"/>
+      </w:pPr>
+      <w:r>
+        <w:t xml:space="preserve">        if (teamRepository.existsByCaptainIdAndTournamentId(captainId, tournamentId)) {</w:t>
+      </w:r>
+    </w:p>
+    <w:p>
+      <w:pPr>
+        <w:pStyle w:val="Code4"/>
+        <w:rPr>
+          <w:lang w:val="fr-CH"/>
+        </w:rPr>
+      </w:pPr>
+      <w:r>
+        <w:t xml:space="preserve">            </w:t>
+      </w:r>
+      <w:r>
+        <w:rPr>
+          <w:lang w:val="fr-CH"/>
+        </w:rPr>
+        <w:t>throw new IllegalArgumentException("Cet utilisateur est déjà capitaine d'une équipe dans ce tournoi.");</w:t>
+      </w:r>
+    </w:p>
+    <w:p>
+      <w:pPr>
+        <w:pStyle w:val="Code4"/>
+      </w:pPr>
+      <w:r>
+        <w:rPr>
+          <w:lang w:val="fr-CH"/>
+        </w:rPr>
+        <w:t xml:space="preserve">        </w:t>
+      </w:r>
+      <w:r>
+        <w:t>}</w:t>
+      </w:r>
+    </w:p>
+    <w:p>
+      <w:pPr>
+        <w:pStyle w:val="Code4"/>
+      </w:pPr>
+    </w:p>
+    <w:p>
+      <w:pPr>
+        <w:pStyle w:val="Titre5"/>
+      </w:pPr>
+      <w:r>
+        <w:t>Modifier une équipe</w:t>
+      </w:r>
+    </w:p>
+    <w:p>
+      <w:r>
+        <w:t>Étapes :</w:t>
+      </w:r>
+    </w:p>
+    <w:p>
+      <w:pPr>
+        <w:pStyle w:val="Txtliste"/>
+      </w:pPr>
+      <w:r>
+        <w:t xml:space="preserve">Récupère l’équipe via </w:t>
+      </w:r>
+      <w:proofErr w:type="spellStart"/>
+      <w:r>
+        <w:t>teamRepository.findById</w:t>
+      </w:r>
+      <w:proofErr w:type="spellEnd"/>
+      <w:r>
+        <w:t>.</w:t>
+      </w:r>
+    </w:p>
+    <w:p>
+      <w:pPr>
+        <w:pStyle w:val="Txtliste"/>
+      </w:pPr>
+      <w:r>
+        <w:t>Vérifie l’unicité du nom dans ce tournoi.</w:t>
+      </w:r>
+    </w:p>
+    <w:p>
+      <w:pPr>
+        <w:pStyle w:val="Txtliste"/>
+      </w:pPr>
+      <w:r>
+        <w:t>Met à jour les données (nom, tournoi, capitaine si changé).</w:t>
+      </w:r>
+    </w:p>
+    <w:p>
+      <w:pPr>
+        <w:pStyle w:val="Txtliste"/>
+      </w:pPr>
+      <w:r>
+        <w:t>Si le capitaine change :</w:t>
+      </w:r>
+    </w:p>
+    <w:p>
+      <w:pPr>
+        <w:pStyle w:val="Txtliste2"/>
+      </w:pPr>
+      <w:r>
+        <w:t>Vérifie son existence</w:t>
+      </w:r>
+    </w:p>
+    <w:p>
+      <w:pPr>
+        <w:pStyle w:val="Txtliste2"/>
+      </w:pPr>
+      <w:r>
+        <w:t>Vérifie qu’il n’est pas déjà capitaine ailleurs</w:t>
+      </w:r>
+    </w:p>
+    <w:p>
+      <w:pPr>
+        <w:pStyle w:val="Txtliste2"/>
+      </w:pPr>
+      <w:r>
+        <w:t>Vérifie qu’il n’est pas déjà membre d'une autre équipe</w:t>
+      </w:r>
+    </w:p>
+    <w:p>
+      <w:r>
+        <w:t>Retourne :</w:t>
+      </w:r>
+    </w:p>
+    <w:p>
+      <w:pPr>
+        <w:pStyle w:val="Txtliste"/>
+      </w:pPr>
+      <w:r>
+        <w:t>L’équipe mise à jour (DTO)</w:t>
+      </w:r>
+    </w:p>
+    <w:p>
+      <w:pPr>
+        <w:pStyle w:val="Code4"/>
+      </w:pPr>
+      <w:r>
+        <w:t>public TeamDTO updateTeam(Integer id, String name, Integer captainId, Integer tournamentId) {</w:t>
+      </w:r>
+    </w:p>
+    <w:p>
+      <w:pPr>
+        <w:pStyle w:val="Code4"/>
+      </w:pPr>
+    </w:p>
+    <w:p>
+      <w:pPr>
+        <w:pStyle w:val="Code4"/>
+      </w:pPr>
+      <w:r>
+        <w:t>        Team team = teamRepository.findById(id)</w:t>
+      </w:r>
+    </w:p>
+    <w:p>
+      <w:pPr>
+        <w:pStyle w:val="Code4"/>
+        <w:rPr>
+          <w:lang w:val="fr-CH"/>
+        </w:rPr>
+      </w:pPr>
+      <w:r>
+        <w:t xml:space="preserve">                </w:t>
+      </w:r>
+      <w:r>
+        <w:rPr>
+          <w:lang w:val="fr-CH"/>
+        </w:rPr>
+        <w:t>.orElseThrow(() -&gt; new IllegalArgumentException("Équipe non trouvée"));</w:t>
+      </w:r>
+    </w:p>
+    <w:p>
+      <w:pPr>
+        <w:pStyle w:val="Code4"/>
+        <w:rPr>
+          <w:lang w:val="fr-CH"/>
+        </w:rPr>
+      </w:pPr>
+    </w:p>
+    <w:p>
+      <w:pPr>
+        <w:pStyle w:val="Code4"/>
+        <w:rPr>
+          <w:lang w:val="fr-CH"/>
+        </w:rPr>
+      </w:pPr>
+      <w:r>
+        <w:rPr>
+          <w:lang w:val="fr-CH"/>
+        </w:rPr>
+        <w:t>        // Vérification de doublon du nom</w:t>
+      </w:r>
+    </w:p>
+    <w:p>
+      <w:pPr>
+        <w:pStyle w:val="Code4"/>
+        <w:rPr>
+          <w:lang w:val="fr-CH"/>
+        </w:rPr>
+      </w:pPr>
+      <w:r>
+        <w:rPr>
+          <w:lang w:val="fr-CH"/>
+        </w:rPr>
+        <w:t>        if (teamRepository.existsByNameAndTournamentIdAndIdNot(name, tournamentId, id)) {</w:t>
+      </w:r>
+    </w:p>
+    <w:p>
+      <w:pPr>
+        <w:pStyle w:val="Code4"/>
+        <w:rPr>
+          <w:lang w:val="fr-CH"/>
+        </w:rPr>
+      </w:pPr>
+      <w:r>
+        <w:rPr>
+          <w:lang w:val="fr-CH"/>
+        </w:rPr>
+        <w:t>            throw new IllegalArgumentException("Une autre équipe avec ce nom existe déjà dans ce tournoi.");</w:t>
+      </w:r>
+    </w:p>
+    <w:p>
+      <w:pPr>
+        <w:pStyle w:val="Code4"/>
+        <w:rPr>
+          <w:lang w:val="fr-CH"/>
+        </w:rPr>
+      </w:pPr>
+      <w:r>
+        <w:rPr>
+          <w:lang w:val="fr-CH"/>
+        </w:rPr>
+        <w:t>        }</w:t>
+      </w:r>
+    </w:p>
+    <w:p>
+      <w:pPr>
+        <w:pStyle w:val="Code4"/>
+        <w:rPr>
+          <w:lang w:val="fr-CH"/>
+        </w:rPr>
+      </w:pPr>
+    </w:p>
+    <w:p>
+      <w:pPr>
+        <w:pStyle w:val="Code4"/>
+        <w:rPr>
+          <w:lang w:val="fr-CH"/>
+        </w:rPr>
+      </w:pPr>
+      <w:r>
+        <w:rPr>
+          <w:lang w:val="fr-CH"/>
+        </w:rPr>
+        <w:t>        // Mise à jour du nom et tournoi</w:t>
+      </w:r>
+    </w:p>
+    <w:p>
+      <w:pPr>
+        <w:pStyle w:val="Code4"/>
+      </w:pPr>
+      <w:r>
+        <w:rPr>
+          <w:lang w:val="fr-CH"/>
+        </w:rPr>
+        <w:t xml:space="preserve">        </w:t>
+      </w:r>
+      <w:r>
+        <w:t>team.setName(name);</w:t>
+      </w:r>
+    </w:p>
+    <w:p>
+      <w:pPr>
+        <w:pStyle w:val="Code4"/>
+      </w:pPr>
+      <w:r>
+        <w:t>        team.setTournamentId(tournamentId);</w:t>
+      </w:r>
+    </w:p>
+    <w:p>
+      <w:pPr>
+        <w:pStyle w:val="Code4"/>
+      </w:pPr>
+    </w:p>
+    <w:p>
+      <w:pPr>
+        <w:pStyle w:val="Code4"/>
+        <w:rPr>
+          <w:lang w:val="fr-CH"/>
+        </w:rPr>
+      </w:pPr>
+      <w:r>
+        <w:t xml:space="preserve">        </w:t>
+      </w:r>
+      <w:r>
+        <w:rPr>
+          <w:lang w:val="fr-CH"/>
+        </w:rPr>
+        <w:t>// Si le capitaine change, vérification</w:t>
+      </w:r>
+    </w:p>
+    <w:p>
+      <w:pPr>
+        <w:pStyle w:val="Code4"/>
+        <w:rPr>
+          <w:lang w:val="fr-CH"/>
+        </w:rPr>
+      </w:pPr>
+      <w:r>
+        <w:rPr>
+          <w:lang w:val="fr-CH"/>
+        </w:rPr>
+        <w:t>        if (captainId != null &amp;&amp; (team.getCaptain() == null || !captainId.equals(team.getCaptain().getId()))) {</w:t>
+      </w:r>
+    </w:p>
+    <w:p>
+      <w:pPr>
+        <w:pStyle w:val="Code4"/>
+        <w:rPr>
+          <w:lang w:val="fr-CH"/>
+        </w:rPr>
+      </w:pPr>
+    </w:p>
+    <w:p>
+      <w:pPr>
+        <w:pStyle w:val="Code4"/>
+        <w:rPr>
+          <w:lang w:val="fr-CH"/>
+        </w:rPr>
+      </w:pPr>
+      <w:r>
+        <w:rPr>
+          <w:lang w:val="fr-CH"/>
+        </w:rPr>
+        <w:t>            // Vérification du capitaine</w:t>
+      </w:r>
+    </w:p>
+    <w:p>
+      <w:pPr>
+        <w:pStyle w:val="Code4"/>
+      </w:pPr>
+      <w:r>
+        <w:rPr>
+          <w:lang w:val="fr-CH"/>
+        </w:rPr>
+        <w:t xml:space="preserve">            </w:t>
+      </w:r>
+      <w:r>
+        <w:t>User captain = userRepository.findById(captainId)</w:t>
+      </w:r>
+    </w:p>
+    <w:p>
+      <w:pPr>
+        <w:pStyle w:val="Code4"/>
+      </w:pPr>
+      <w:r>
+        <w:t>                    .orElseThrow(() -&gt; new IllegalArgumentException("Capitaine non trouvé."));</w:t>
+      </w:r>
+    </w:p>
+    <w:p>
+      <w:pPr>
+        <w:pStyle w:val="Code4"/>
+      </w:pPr>
+    </w:p>
+    <w:p>
+      <w:pPr>
+        <w:pStyle w:val="Code4"/>
+      </w:pPr>
+      <w:r>
+        <w:t>            if (teamRepository.existsByCaptainIdAndTournamentId(captainId, tournamentId)) {</w:t>
+      </w:r>
+    </w:p>
+    <w:p>
+      <w:pPr>
+        <w:pStyle w:val="Code4"/>
+        <w:rPr>
+          <w:lang w:val="fr-CH"/>
+        </w:rPr>
+      </w:pPr>
+      <w:r>
+        <w:t xml:space="preserve">                </w:t>
+      </w:r>
+      <w:r>
+        <w:rPr>
+          <w:lang w:val="fr-CH"/>
+        </w:rPr>
+        <w:t>throw new IllegalArgumentException(</w:t>
+      </w:r>
+    </w:p>
+    <w:p>
+      <w:pPr>
+        <w:pStyle w:val="Code4"/>
+        <w:rPr>
+          <w:lang w:val="fr-CH"/>
+        </w:rPr>
+      </w:pPr>
+      <w:r>
+        <w:rPr>
+          <w:lang w:val="fr-CH"/>
+        </w:rPr>
+        <w:t>                        "Cet utilisateur est déjà capitaine d'une autre équipe dans ce tournoi.");</w:t>
+      </w:r>
+    </w:p>
+    <w:p>
+      <w:pPr>
+        <w:pStyle w:val="Code4"/>
+      </w:pPr>
+      <w:r>
+        <w:rPr>
+          <w:lang w:val="fr-CH"/>
+        </w:rPr>
+        <w:t xml:space="preserve">            </w:t>
+      </w:r>
+      <w:r>
+        <w:t>}</w:t>
+      </w:r>
+    </w:p>
+    <w:p>
+      <w:pPr>
+        <w:pStyle w:val="Code4"/>
+      </w:pPr>
+    </w:p>
+    <w:p>
+      <w:pPr>
+        <w:pStyle w:val="Code4"/>
+      </w:pPr>
+      <w:r>
+        <w:t>            if (teamUserService.isUserAlreadyInTeamForTournament(captainId, tournamentId)) {</w:t>
+      </w:r>
+    </w:p>
+    <w:p>
+      <w:pPr>
+        <w:pStyle w:val="Code4"/>
+        <w:rPr>
+          <w:lang w:val="fr-CH"/>
+        </w:rPr>
+      </w:pPr>
+      <w:r>
+        <w:t xml:space="preserve">                </w:t>
+      </w:r>
+      <w:r>
+        <w:rPr>
+          <w:lang w:val="fr-CH"/>
+        </w:rPr>
+        <w:t>throw new IllegalArgumentException("Cet utilisateur fait déjà partie d'une équipe dans ce tournoi.");</w:t>
+      </w:r>
+    </w:p>
+    <w:p>
+      <w:pPr>
+        <w:pStyle w:val="Code4"/>
+      </w:pPr>
+      <w:r>
+        <w:rPr>
+          <w:lang w:val="fr-CH"/>
+        </w:rPr>
+        <w:t xml:space="preserve">            </w:t>
+      </w:r>
+      <w:r>
+        <w:t>}</w:t>
+      </w:r>
+    </w:p>
+    <w:p>
+      <w:pPr>
+        <w:pStyle w:val="Code4"/>
+      </w:pPr>
+    </w:p>
+    <w:p>
+      <w:pPr>
+        <w:pStyle w:val="Code4"/>
+      </w:pPr>
+      <w:r>
+        <w:t>            team.setCaptain(captain);</w:t>
+      </w:r>
+    </w:p>
+    <w:p>
+      <w:pPr>
+        <w:pStyle w:val="Code4"/>
+      </w:pPr>
+      <w:r>
+        <w:t>        }</w:t>
+      </w:r>
+    </w:p>
+    <w:p>
+      <w:pPr>
+        <w:pStyle w:val="Code4"/>
+      </w:pPr>
+    </w:p>
+    <w:p>
+      <w:pPr>
+        <w:pStyle w:val="Code4"/>
+      </w:pPr>
+      <w:r>
+        <w:t>        return convertToDTO(teamRepository.save(team));</w:t>
+      </w:r>
+    </w:p>
+    <w:p>
+      <w:pPr>
+        <w:pStyle w:val="Code4"/>
+        <w:rPr>
+          <w:lang w:val="fr-CH"/>
+        </w:rPr>
+      </w:pPr>
+      <w:r>
+        <w:t xml:space="preserve">    </w:t>
+      </w:r>
+      <w:r>
+        <w:rPr>
+          <w:lang w:val="fr-CH"/>
+        </w:rPr>
+        <w:t>}</w:t>
+      </w:r>
+    </w:p>
+    <w:p>
+      <w:pPr>
+        <w:pStyle w:val="Code4"/>
+      </w:pPr>
+    </w:p>
+    <w:p>
+      <w:pPr>
+        <w:pStyle w:val="Titre5"/>
+      </w:pPr>
+      <w:r>
+        <w:t>Supprimer une équipe</w:t>
+      </w:r>
+    </w:p>
+    <w:p>
+      <w:r>
+        <w:t>Supprime l’équipe si elle existe.</w:t>
+      </w:r>
+    </w:p>
+    <w:p>
+      <w:pPr>
+        <w:pStyle w:val="Txtliste"/>
+      </w:pPr>
+      <w:r>
+        <w:t xml:space="preserve">Vérifie existence → supprime → </w:t>
+      </w:r>
+      <w:proofErr w:type="spellStart"/>
+      <w:r>
+        <w:t>true</w:t>
+      </w:r>
+      <w:proofErr w:type="spellEnd"/>
+    </w:p>
+    <w:p>
+      <w:pPr>
+        <w:pStyle w:val="Txtliste"/>
+      </w:pPr>
+      <w:r>
+        <w:t>Sinon → false</w:t>
+      </w:r>
+    </w:p>
+    <w:p>
+      <w:pPr>
+        <w:pStyle w:val="Code4"/>
+      </w:pPr>
+      <w:r>
+        <w:t>public boolean deleteTeam(Integer id) {</w:t>
+      </w:r>
+    </w:p>
+    <w:p>
+      <w:pPr>
+        <w:pStyle w:val="Code4"/>
+      </w:pPr>
+      <w:r>
+        <w:t>        if (teamRepository.existsById(id)) {</w:t>
+      </w:r>
+    </w:p>
+    <w:p>
+      <w:pPr>
+        <w:pStyle w:val="Code4"/>
+      </w:pPr>
+      <w:r>
+        <w:t>            teamRepository.deleteById(id);</w:t>
+      </w:r>
+    </w:p>
+    <w:p>
+      <w:pPr>
+        <w:pStyle w:val="Code4"/>
+      </w:pPr>
+      <w:r>
+        <w:t>            return true;</w:t>
+      </w:r>
+    </w:p>
+    <w:p>
+      <w:pPr>
+        <w:pStyle w:val="Code4"/>
+      </w:pPr>
+      <w:r>
+        <w:t>        }</w:t>
+      </w:r>
+    </w:p>
+    <w:p>
+      <w:pPr>
+        <w:pStyle w:val="Code4"/>
+      </w:pPr>
+      <w:r>
+        <w:t>        return false;</w:t>
+      </w:r>
+    </w:p>
+    <w:p>
+      <w:pPr>
+        <w:pStyle w:val="Code4"/>
+      </w:pPr>
+      <w:r>
+        <w:t>    }</w:t>
+      </w:r>
+    </w:p>
+    <w:p>
+      <w:pPr>
+        <w:pStyle w:val="Titre4"/>
+        <w:rPr>
+          <w:noProof/>
+        </w:rPr>
+      </w:pPr>
+      <w:r>
+        <w:rPr>
+          <w:noProof/>
+        </w:rPr>
+        <w:t>Repository : accès base de données</w:t>
+      </w:r>
+    </w:p>
+    <w:p>
+      <w:pPr>
+        <w:rPr>
+          <w:lang w:val="en-GB"/>
+        </w:rPr>
+      </w:pPr>
+      <w:proofErr w:type="spellStart"/>
+      <w:r>
+        <w:rPr>
+          <w:lang w:val="en-GB"/>
+        </w:rPr>
+        <w:lastRenderedPageBreak/>
+        <w:t>TeamRepository</w:t>
+      </w:r>
+      <w:proofErr w:type="spellEnd"/>
+    </w:p>
+    <w:p>
+      <w:pPr>
+        <w:pStyle w:val="Txtliste"/>
+        <w:rPr>
+          <w:lang w:val="en-GB"/>
+        </w:rPr>
+      </w:pPr>
+      <w:proofErr w:type="spellStart"/>
+      <w:r>
+        <w:rPr>
+          <w:lang w:val="en-GB"/>
+        </w:rPr>
+        <w:t>existsByNameAndTournamentId</w:t>
+      </w:r>
+      <w:proofErr w:type="spellEnd"/>
+      <w:r>
+        <w:rPr>
+          <w:lang w:val="en-GB"/>
+        </w:rPr>
+        <w:t>(...)</w:t>
+      </w:r>
+    </w:p>
+    <w:p>
+      <w:pPr>
+        <w:pStyle w:val="Txtliste"/>
+        <w:rPr>
+          <w:lang w:val="en-GB"/>
+        </w:rPr>
+      </w:pPr>
+      <w:proofErr w:type="spellStart"/>
+      <w:r>
+        <w:rPr>
+          <w:lang w:val="en-GB"/>
+        </w:rPr>
+        <w:t>existsByCaptainIdAndTournamentId</w:t>
+      </w:r>
+      <w:proofErr w:type="spellEnd"/>
+      <w:r>
+        <w:rPr>
+          <w:lang w:val="en-GB"/>
+        </w:rPr>
+        <w:t>(...)</w:t>
+      </w:r>
+    </w:p>
+    <w:p>
+      <w:pPr>
+        <w:pStyle w:val="Txtliste"/>
+        <w:rPr>
+          <w:lang w:val="en-GB"/>
+        </w:rPr>
+      </w:pPr>
+      <w:proofErr w:type="spellStart"/>
+      <w:r>
+        <w:rPr>
+          <w:lang w:val="en-GB"/>
+        </w:rPr>
+        <w:t>findById</w:t>
+      </w:r>
+      <w:proofErr w:type="spellEnd"/>
+      <w:r>
+        <w:rPr>
+          <w:lang w:val="en-GB"/>
+        </w:rPr>
+        <w:t>(...)</w:t>
+      </w:r>
+    </w:p>
+    <w:p>
+      <w:pPr>
+        <w:pStyle w:val="Txtliste"/>
+        <w:rPr>
+          <w:lang w:val="en-GB"/>
+        </w:rPr>
+      </w:pPr>
+      <w:r>
+        <w:rPr>
+          <w:lang w:val="en-GB"/>
+        </w:rPr>
+        <w:t>save(...)</w:t>
+      </w:r>
+    </w:p>
+    <w:p>
+      <w:pPr>
+        <w:pStyle w:val="Txtliste"/>
+        <w:rPr>
+          <w:lang w:val="en-GB"/>
+        </w:rPr>
+      </w:pPr>
+      <w:proofErr w:type="spellStart"/>
+      <w:r>
+        <w:rPr>
+          <w:lang w:val="en-GB"/>
+        </w:rPr>
+        <w:t>deleteById</w:t>
+      </w:r>
+      <w:proofErr w:type="spellEnd"/>
+      <w:r>
+        <w:rPr>
+          <w:lang w:val="en-GB"/>
+        </w:rPr>
+        <w:t>(...)</w:t>
+      </w:r>
+    </w:p>
+    <w:p>
+      <w:pPr>
+        <w:pStyle w:val="Txtliste"/>
+        <w:rPr>
+          <w:lang w:val="en-GB"/>
+        </w:rPr>
+      </w:pPr>
+      <w:proofErr w:type="spellStart"/>
+      <w:r>
+        <w:rPr>
+          <w:lang w:val="en-GB"/>
+        </w:rPr>
+        <w:t>findByCaptainIdAndTournamentId</w:t>
+      </w:r>
+      <w:proofErr w:type="spellEnd"/>
+      <w:r>
+        <w:rPr>
+          <w:lang w:val="en-GB"/>
+        </w:rPr>
+        <w:t>(...)</w:t>
+      </w:r>
+    </w:p>
+    <w:p>
+      <w:pPr>
+        <w:pStyle w:val="Txtliste"/>
+        <w:rPr>
+          <w:lang w:val="en-GB"/>
+        </w:rPr>
+      </w:pPr>
+      <w:proofErr w:type="spellStart"/>
+      <w:r>
+        <w:rPr>
+          <w:lang w:val="en-GB"/>
+        </w:rPr>
+        <w:t>existsByNameAndTournamentIdAndIdNot</w:t>
+      </w:r>
+      <w:proofErr w:type="spellEnd"/>
+      <w:r>
+        <w:rPr>
+          <w:lang w:val="en-GB"/>
+        </w:rPr>
+        <w:t>(...)</w:t>
+      </w:r>
+    </w:p>
+    <w:p>
+      <w:pPr>
+        <w:rPr>
+          <w:lang w:val="en-GB"/>
+        </w:rPr>
+      </w:pPr>
+      <w:proofErr w:type="spellStart"/>
+      <w:r>
+        <w:rPr>
+          <w:lang w:val="en-GB"/>
+        </w:rPr>
+        <w:t>UserRepository</w:t>
+      </w:r>
+      <w:proofErr w:type="spellEnd"/>
+    </w:p>
+    <w:p>
+      <w:pPr>
+        <w:pStyle w:val="Txtliste"/>
+        <w:rPr>
+          <w:lang w:val="en-GB"/>
+        </w:rPr>
+      </w:pPr>
+      <w:proofErr w:type="spellStart"/>
+      <w:r>
+        <w:rPr>
+          <w:lang w:val="en-GB"/>
+        </w:rPr>
+        <w:t>findById</w:t>
+      </w:r>
+      <w:proofErr w:type="spellEnd"/>
+      <w:r>
+        <w:rPr>
+          <w:lang w:val="en-GB"/>
+        </w:rPr>
+        <w:t>(...)</w:t>
+      </w:r>
+    </w:p>
+    <w:p>
+      <w:proofErr w:type="spellStart"/>
+      <w:r>
+        <w:t>TeamUserRepository</w:t>
+      </w:r>
+      <w:proofErr w:type="spellEnd"/>
+    </w:p>
+    <w:p>
+      <w:pPr>
+        <w:pStyle w:val="Txtliste"/>
+      </w:pPr>
+      <w:proofErr w:type="spellStart"/>
+      <w:r>
+        <w:t>findByUserIdAndTeamId</w:t>
+      </w:r>
+      <w:proofErr w:type="spellEnd"/>
+      <w:r>
+        <w:t>(...)</w:t>
+      </w:r>
+    </w:p>
+    <w:p>
+      <w:pPr>
+        <w:pStyle w:val="Txtliste"/>
+      </w:pPr>
+      <w:proofErr w:type="spellStart"/>
+      <w:r>
+        <w:t>save</w:t>
+      </w:r>
+      <w:proofErr w:type="spellEnd"/>
+      <w:r>
+        <w:t>(...)</w:t>
+      </w:r>
+    </w:p>
+    <w:p>
+      <w:pPr>
+        <w:pStyle w:val="Txtliste"/>
+      </w:pPr>
+      <w:proofErr w:type="spellStart"/>
+      <w:r>
+        <w:t>delete</w:t>
+      </w:r>
+      <w:proofErr w:type="spellEnd"/>
+      <w:r>
+        <w:t>(...)</w:t>
+      </w:r>
+    </w:p>
+    <w:p>
+      <w:pPr>
+        <w:pStyle w:val="Titre4"/>
+      </w:pPr>
+      <w:r>
+        <w:t>DTO : transfert de données</w:t>
+      </w:r>
+    </w:p>
+    <w:p>
+      <w:proofErr w:type="spellStart"/>
+      <w:r>
+        <w:t>TeamDTO</w:t>
+      </w:r>
+      <w:proofErr w:type="spellEnd"/>
+    </w:p>
+    <w:p>
+      <w:r>
+        <w:t>Contient les infos exposées d’une équipe :</w:t>
+      </w:r>
+    </w:p>
+    <w:p>
+      <w:pPr>
+        <w:pStyle w:val="Txtliste"/>
+        <w:rPr>
+          <w:lang w:val="en-GB"/>
+        </w:rPr>
+      </w:pPr>
+      <w:r>
+        <w:rPr>
+          <w:lang w:val="en-GB"/>
+        </w:rPr>
+        <w:t>name</w:t>
+      </w:r>
+    </w:p>
+    <w:p>
+      <w:pPr>
+        <w:pStyle w:val="Txtliste"/>
+      </w:pPr>
+      <w:proofErr w:type="spellStart"/>
+      <w:r>
+        <w:t>captain</w:t>
+      </w:r>
+      <w:proofErr w:type="spellEnd"/>
+      <w:r>
+        <w:t xml:space="preserve"> (id ou objet user)</w:t>
+      </w:r>
+    </w:p>
+    <w:p>
+      <w:pPr>
+        <w:pStyle w:val="Txtliste"/>
+        <w:rPr>
+          <w:lang w:val="en-GB"/>
+        </w:rPr>
+      </w:pPr>
+      <w:r>
+        <w:rPr>
+          <w:lang w:val="en-GB"/>
+        </w:rPr>
+        <w:t>tournament (id)</w:t>
+      </w:r>
+    </w:p>
+    <w:p>
+      <w:pPr>
+        <w:rPr>
+          <w:lang w:val="en-GB"/>
+        </w:rPr>
+      </w:pPr>
+      <w:proofErr w:type="spellStart"/>
+      <w:r>
+        <w:rPr>
+          <w:lang w:val="en-GB"/>
+        </w:rPr>
+        <w:t>TeamUserDTO</w:t>
+      </w:r>
+      <w:proofErr w:type="spellEnd"/>
+    </w:p>
+    <w:p>
+      <w:pPr>
+        <w:pStyle w:val="Txtliste"/>
+        <w:rPr>
+          <w:lang w:val="en-GB"/>
+        </w:rPr>
+      </w:pPr>
+      <w:proofErr w:type="spellStart"/>
+      <w:r>
+        <w:rPr>
+          <w:lang w:val="en-GB"/>
+        </w:rPr>
+        <w:t>userId</w:t>
+      </w:r>
+      <w:proofErr w:type="spellEnd"/>
+    </w:p>
+    <w:p>
+      <w:pPr>
+        <w:pStyle w:val="Txtliste"/>
+      </w:pPr>
+      <w:proofErr w:type="spellStart"/>
+      <w:r>
+        <w:t>teamId</w:t>
+      </w:r>
+      <w:proofErr w:type="spellEnd"/>
+    </w:p>
+    <w:p>
+      <w:pPr>
+        <w:pStyle w:val="Titre4"/>
+      </w:pPr>
+      <w:r>
+        <w:t>Requête attendue</w:t>
+      </w:r>
+    </w:p>
+    <w:p>
+      <w:r>
+        <w:t>POST /api/teams</w:t>
+      </w:r>
+    </w:p>
+    <w:p>
+      <w:pPr>
+        <w:pStyle w:val="Code4"/>
+      </w:pPr>
+      <w:r>
+        <w:t>{</w:t>
+      </w:r>
+    </w:p>
+    <w:p>
+      <w:pPr>
+        <w:pStyle w:val="Code4"/>
+      </w:pPr>
+      <w:r>
+        <w:t xml:space="preserve">  "name": "Les Éclairs",</w:t>
+      </w:r>
+    </w:p>
+    <w:p>
+      <w:pPr>
+        <w:pStyle w:val="Code4"/>
+      </w:pPr>
+      <w:r>
+        <w:t xml:space="preserve">  "captain": 5,</w:t>
+      </w:r>
+    </w:p>
+    <w:p>
+      <w:pPr>
+        <w:pStyle w:val="Code4"/>
+      </w:pPr>
+      <w:r>
+        <w:t xml:space="preserve">  "tournament": 12</w:t>
+      </w:r>
+    </w:p>
+    <w:p>
+      <w:pPr>
+        <w:pStyle w:val="Code4"/>
+      </w:pPr>
+      <w:r>
+        <w:t>}</w:t>
+      </w:r>
+    </w:p>
+    <w:p>
+      <w:pPr>
         <w:pStyle w:val="Titre1"/>
       </w:pPr>
-      <w:bookmarkStart w:id="25" w:name="_Toc194300534"/>
-      <w:r>
-        <w:t>Implémentation des applications &lt;API élève1&gt; et &lt;API élève2&gt;</w:t>
+      <w:bookmarkStart w:id="25" w:name="_Toc194300536"/>
+      <w:r>
+        <w:t>Hébergement</w:t>
       </w:r>
       <w:bookmarkEnd w:id="25"/>
     </w:p>
     <w:p>
+      <w:r>
+        <w:t xml:space="preserve">Le Backend est héberger sur un serveur docker, </w:t>
+      </w:r>
+      <w:r>
+        <w:t>et le Frontend est sur CPANEL, tout comme les DB.</w:t>
+      </w:r>
+    </w:p>
+    <w:p>
+      <w:pPr>
+        <w:pStyle w:val="Titre1"/>
+      </w:pPr>
+      <w:bookmarkStart w:id="26" w:name="_Toc194300537"/>
+      <w:r>
+        <w:t>Installation du projet complet avec les 5 applications</w:t>
+      </w:r>
+      <w:bookmarkEnd w:id="26"/>
+    </w:p>
+    <w:p>
+      <w:r>
+        <w:t xml:space="preserve">Pour tout faire fonctionner nous avons dû adapter le frontend au nouveau </w:t>
+      </w:r>
+      <w:r>
+        <w:t>lien du backend.</w:t>
+      </w:r>
+    </w:p>
+    <w:p>
+      <w:pPr>
+        <w:pStyle w:val="Titre1"/>
+      </w:pPr>
+      <w:bookmarkStart w:id="27" w:name="_Toc194300538"/>
+      <w:r>
+        <w:lastRenderedPageBreak/>
+        <w:t>Outils, langages (versions, définitions, installations)</w:t>
+      </w:r>
+      <w:bookmarkEnd w:id="27"/>
+    </w:p>
+    <w:p>
+      <w:r>
+        <w:t xml:space="preserve">Nous avons utilisé DOCKER, Java 17, </w:t>
+      </w:r>
+      <w:proofErr w:type="spellStart"/>
+      <w:r>
+        <w:t>SpringBoot</w:t>
+      </w:r>
+      <w:proofErr w:type="spellEnd"/>
+      <w:r>
+        <w:t xml:space="preserve"> 3.2.4</w:t>
+      </w:r>
+      <w:r>
+        <w:t>.</w:t>
+      </w:r>
+    </w:p>
+    <w:p>
+      <w:pPr>
+        <w:pStyle w:val="Titre1"/>
+      </w:pPr>
+      <w:bookmarkStart w:id="28" w:name="_Toc194300539"/>
+      <w:r>
+        <w:t>Tests de fonctionnement du projet</w:t>
+      </w:r>
+      <w:bookmarkEnd w:id="28"/>
+    </w:p>
+    <w:tbl>
+      <w:tblPr>
+        <w:tblStyle w:val="TableauGrille4-Accentuation1"/>
+        <w:tblW w:w="0" w:type="auto"/>
+        <w:tblInd w:w="-431" w:type="dxa"/>
+        <w:tblLayout w:type="fixed"/>
+        <w:tblLook w:val="04A0" w:firstRow="1" w:lastRow="0" w:firstColumn="1" w:lastColumn="0" w:noHBand="0" w:noVBand="1"/>
+      </w:tblPr>
+      <w:tblGrid>
+        <w:gridCol w:w="568"/>
+        <w:gridCol w:w="1352"/>
+        <w:gridCol w:w="987"/>
+        <w:gridCol w:w="2200"/>
+        <w:gridCol w:w="1403"/>
+        <w:gridCol w:w="1465"/>
+        <w:gridCol w:w="1518"/>
+      </w:tblGrid>
+      <w:tr>
+        <w:trPr>
+          <w:cnfStyle w:val="100000000000" w:firstRow="1" w:lastRow="0" w:firstColumn="0" w:lastColumn="0" w:oddVBand="0" w:evenVBand="0" w:oddHBand="0" w:evenHBand="0" w:firstRowFirstColumn="0" w:firstRowLastColumn="0" w:lastRowFirstColumn="0" w:lastRowLastColumn="0"/>
+        </w:trPr>
+        <w:tc>
+          <w:tcPr>
+            <w:cnfStyle w:val="001000000000" w:firstRow="0" w:lastRow="0" w:firstColumn="1" w:lastColumn="0" w:oddVBand="0" w:evenVBand="0" w:oddHBand="0" w:evenHBand="0" w:firstRowFirstColumn="0" w:firstRowLastColumn="0" w:lastRowFirstColumn="0" w:lastRowLastColumn="0"/>
+            <w:tcW w:w="568" w:type="dxa"/>
+          </w:tcPr>
+          <w:p>
+            <w:r>
+              <w:t>#</w:t>
+            </w:r>
+          </w:p>
+        </w:tc>
+        <w:tc>
+          <w:tcPr>
+            <w:tcW w:w="1352" w:type="dxa"/>
+          </w:tcPr>
+          <w:p>
+            <w:pPr>
+              <w:cnfStyle w:val="100000000000" w:firstRow="1" w:lastRow="0" w:firstColumn="0" w:lastColumn="0" w:oddVBand="0" w:evenVBand="0" w:oddHBand="0" w:evenHBand="0" w:firstRowFirstColumn="0" w:firstRowLastColumn="0" w:lastRowFirstColumn="0" w:lastRowLastColumn="0"/>
+            </w:pPr>
+            <w:r>
+              <w:t>Fonctionnalité</w:t>
+            </w:r>
+          </w:p>
+        </w:tc>
+        <w:tc>
+          <w:tcPr>
+            <w:tcW w:w="987" w:type="dxa"/>
+          </w:tcPr>
+          <w:p>
+            <w:pPr>
+              <w:cnfStyle w:val="100000000000" w:firstRow="1" w:lastRow="0" w:firstColumn="0" w:lastColumn="0" w:oddVBand="0" w:evenVBand="0" w:oddHBand="0" w:evenHBand="0" w:firstRowFirstColumn="0" w:firstRowLastColumn="0" w:lastRowFirstColumn="0" w:lastRowLastColumn="0"/>
+            </w:pPr>
+            <w:r>
+              <w:t>Méthode</w:t>
+            </w:r>
+          </w:p>
+        </w:tc>
+        <w:tc>
+          <w:tcPr>
+            <w:tcW w:w="2200" w:type="dxa"/>
+          </w:tcPr>
+          <w:p>
+            <w:pPr>
+              <w:cnfStyle w:val="100000000000" w:firstRow="1" w:lastRow="0" w:firstColumn="0" w:lastColumn="0" w:oddVBand="0" w:evenVBand="0" w:oddHBand="0" w:evenHBand="0" w:firstRowFirstColumn="0" w:firstRowLastColumn="0" w:lastRowFirstColumn="0" w:lastRowLastColumn="0"/>
+            </w:pPr>
+            <w:r>
+              <w:t>URL</w:t>
+            </w:r>
+          </w:p>
+        </w:tc>
+        <w:tc>
+          <w:tcPr>
+            <w:tcW w:w="1403" w:type="dxa"/>
+          </w:tcPr>
+          <w:p>
+            <w:pPr>
+              <w:cnfStyle w:val="100000000000" w:firstRow="1" w:lastRow="0" w:firstColumn="0" w:lastColumn="0" w:oddVBand="0" w:evenVBand="0" w:oddHBand="0" w:evenHBand="0" w:firstRowFirstColumn="0" w:firstRowLastColumn="0" w:lastRowFirstColumn="0" w:lastRowLastColumn="0"/>
+            </w:pPr>
+            <w:r>
+              <w:t>Scénario</w:t>
+            </w:r>
+          </w:p>
+        </w:tc>
+        <w:tc>
+          <w:tcPr>
+            <w:tcW w:w="1465" w:type="dxa"/>
+          </w:tcPr>
+          <w:p>
+            <w:pPr>
+              <w:cnfStyle w:val="100000000000" w:firstRow="1" w:lastRow="0" w:firstColumn="0" w:lastColumn="0" w:oddVBand="0" w:evenVBand="0" w:oddHBand="0" w:evenHBand="0" w:firstRowFirstColumn="0" w:firstRowLastColumn="0" w:lastRowFirstColumn="0" w:lastRowLastColumn="0"/>
+            </w:pPr>
+            <w:r>
+              <w:t>Préconditions</w:t>
+            </w:r>
+          </w:p>
+        </w:tc>
+        <w:tc>
+          <w:tcPr>
+            <w:tcW w:w="1518" w:type="dxa"/>
+          </w:tcPr>
+          <w:p>
+            <w:pPr>
+              <w:cnfStyle w:val="100000000000" w:firstRow="1" w:lastRow="0" w:firstColumn="0" w:lastColumn="0" w:oddVBand="0" w:evenVBand="0" w:oddHBand="0" w:evenHBand="0" w:firstRowFirstColumn="0" w:firstRowLastColumn="0" w:lastRowFirstColumn="0" w:lastRowLastColumn="0"/>
+            </w:pPr>
+            <w:r>
+              <w:t>Résultat attendu</w:t>
+            </w:r>
+          </w:p>
+        </w:tc>
+      </w:tr>
+      <w:tr>
+        <w:trPr>
+          <w:cnfStyle w:val="000000100000" w:firstRow="0" w:lastRow="0" w:firstColumn="0" w:lastColumn="0" w:oddVBand="0" w:evenVBand="0" w:oddHBand="1" w:evenHBand="0" w:firstRowFirstColumn="0" w:firstRowLastColumn="0" w:lastRowFirstColumn="0" w:lastRowLastColumn="0"/>
+        </w:trPr>
+        <w:tc>
+          <w:tcPr>
+            <w:cnfStyle w:val="001000000000" w:firstRow="0" w:lastRow="0" w:firstColumn="1" w:lastColumn="0" w:oddVBand="0" w:evenVBand="0" w:oddHBand="0" w:evenHBand="0" w:firstRowFirstColumn="0" w:firstRowLastColumn="0" w:lastRowFirstColumn="0" w:lastRowLastColumn="0"/>
+            <w:tcW w:w="568" w:type="dxa"/>
+          </w:tcPr>
+          <w:p>
+            <w:r>
+              <w:t>1</w:t>
+            </w:r>
+          </w:p>
+        </w:tc>
+        <w:tc>
+          <w:tcPr>
+            <w:tcW w:w="1352" w:type="dxa"/>
+          </w:tcPr>
+          <w:p>
+            <w:pPr>
+              <w:cnfStyle w:val="000000100000" w:firstRow="0" w:lastRow="0" w:firstColumn="0" w:lastColumn="0" w:oddVBand="0" w:evenVBand="0" w:oddHBand="1" w:evenHBand="0" w:firstRowFirstColumn="0" w:firstRowLastColumn="0" w:lastRowFirstColumn="0" w:lastRowLastColumn="0"/>
+            </w:pPr>
+            <w:r>
+              <w:t>Récupérer toutes les équipes</w:t>
+            </w:r>
+          </w:p>
+        </w:tc>
+        <w:tc>
+          <w:tcPr>
+            <w:tcW w:w="987" w:type="dxa"/>
+          </w:tcPr>
+          <w:p>
+            <w:pPr>
+              <w:cnfStyle w:val="000000100000" w:firstRow="0" w:lastRow="0" w:firstColumn="0" w:lastColumn="0" w:oddVBand="0" w:evenVBand="0" w:oddHBand="1" w:evenHBand="0" w:firstRowFirstColumn="0" w:firstRowLastColumn="0" w:lastRowFirstColumn="0" w:lastRowLastColumn="0"/>
+            </w:pPr>
+            <w:r>
+              <w:t>GET</w:t>
+            </w:r>
+          </w:p>
+        </w:tc>
+        <w:tc>
+          <w:tcPr>
+            <w:tcW w:w="2200" w:type="dxa"/>
+          </w:tcPr>
+          <w:p>
+            <w:pPr>
+              <w:cnfStyle w:val="000000100000" w:firstRow="0" w:lastRow="0" w:firstColumn="0" w:lastColumn="0" w:oddVBand="0" w:evenVBand="0" w:oddHBand="1" w:evenHBand="0" w:firstRowFirstColumn="0" w:firstRowLastColumn="0" w:lastRowFirstColumn="0" w:lastRowLastColumn="0"/>
+            </w:pPr>
+            <w:r>
+              <w:t>/</w:t>
+            </w:r>
+            <w:proofErr w:type="gramStart"/>
+            <w:r>
+              <w:t>teams</w:t>
+            </w:r>
+            <w:proofErr w:type="gramEnd"/>
+          </w:p>
+        </w:tc>
+        <w:tc>
+          <w:tcPr>
+            <w:tcW w:w="1403" w:type="dxa"/>
+          </w:tcPr>
+          <w:p>
+            <w:pPr>
+              <w:cnfStyle w:val="000000100000" w:firstRow="0" w:lastRow="0" w:firstColumn="0" w:lastColumn="0" w:oddVBand="0" w:evenVBand="0" w:oddHBand="1" w:evenHBand="0" w:firstRowFirstColumn="0" w:firstRowLastColumn="0" w:lastRowFirstColumn="0" w:lastRowLastColumn="0"/>
+            </w:pPr>
+            <w:r>
+              <w:t>L’utilisateur connecté récupère toutes les équipes</w:t>
+            </w:r>
+          </w:p>
+        </w:tc>
+        <w:tc>
+          <w:tcPr>
+            <w:tcW w:w="1465" w:type="dxa"/>
+          </w:tcPr>
+          <w:p>
+            <w:pPr>
+              <w:cnfStyle w:val="000000100000" w:firstRow="0" w:lastRow="0" w:firstColumn="0" w:lastColumn="0" w:oddVBand="0" w:evenVBand="0" w:oddHBand="1" w:evenHBand="0" w:firstRowFirstColumn="0" w:firstRowLastColumn="0" w:lastRowFirstColumn="0" w:lastRowLastColumn="0"/>
+            </w:pPr>
+            <w:r>
+              <w:t>Session utilisateur active</w:t>
+            </w:r>
+          </w:p>
+        </w:tc>
+        <w:tc>
+          <w:tcPr>
+            <w:tcW w:w="1518" w:type="dxa"/>
+          </w:tcPr>
+          <w:p>
+            <w:pPr>
+              <w:cnfStyle w:val="000000100000" w:firstRow="0" w:lastRow="0" w:firstColumn="0" w:lastColumn="0" w:oddVBand="0" w:evenVBand="0" w:oddHBand="1" w:evenHBand="0" w:firstRowFirstColumn="0" w:firstRowLastColumn="0" w:lastRowFirstColumn="0" w:lastRowLastColumn="0"/>
+            </w:pPr>
+            <w:r>
+              <w:t>200 OK + liste des équipes</w:t>
+            </w:r>
+          </w:p>
+        </w:tc>
+      </w:tr>
+      <w:tr>
+        <w:tc>
+          <w:tcPr>
+            <w:cnfStyle w:val="001000000000" w:firstRow="0" w:lastRow="0" w:firstColumn="1" w:lastColumn="0" w:oddVBand="0" w:evenVBand="0" w:oddHBand="0" w:evenHBand="0" w:firstRowFirstColumn="0" w:firstRowLastColumn="0" w:lastRowFirstColumn="0" w:lastRowLastColumn="0"/>
+            <w:tcW w:w="568" w:type="dxa"/>
+          </w:tcPr>
+          <w:p>
+            <w:r>
+              <w:t>0</w:t>
+            </w:r>
+          </w:p>
+        </w:tc>
+        <w:tc>
+          <w:tcPr>
+            <w:tcW w:w="1352" w:type="dxa"/>
+          </w:tcPr>
+          <w:p>
+            <w:pPr>
+              <w:cnfStyle w:val="000000000000" w:firstRow="0" w:lastRow="0" w:firstColumn="0" w:lastColumn="0" w:oddVBand="0" w:evenVBand="0" w:oddHBand="0" w:evenHBand="0" w:firstRowFirstColumn="0" w:firstRowLastColumn="0" w:lastRowFirstColumn="0" w:lastRowLastColumn="0"/>
+            </w:pPr>
+            <w:r>
+              <w:t>Récupérer une équipe par ID</w:t>
+            </w:r>
+          </w:p>
+        </w:tc>
+        <w:tc>
+          <w:tcPr>
+            <w:tcW w:w="987" w:type="dxa"/>
+          </w:tcPr>
+          <w:p>
+            <w:pPr>
+              <w:cnfStyle w:val="000000000000" w:firstRow="0" w:lastRow="0" w:firstColumn="0" w:lastColumn="0" w:oddVBand="0" w:evenVBand="0" w:oddHBand="0" w:evenHBand="0" w:firstRowFirstColumn="0" w:firstRowLastColumn="0" w:lastRowFirstColumn="0" w:lastRowLastColumn="0"/>
+            </w:pPr>
+            <w:r>
+              <w:t>GET</w:t>
+            </w:r>
+          </w:p>
+        </w:tc>
+        <w:tc>
+          <w:tcPr>
+            <w:tcW w:w="2200" w:type="dxa"/>
+          </w:tcPr>
+          <w:p>
+            <w:pPr>
+              <w:cnfStyle w:val="000000000000" w:firstRow="0" w:lastRow="0" w:firstColumn="0" w:lastColumn="0" w:oddVBand="0" w:evenVBand="0" w:oddHBand="0" w:evenHBand="0" w:firstRowFirstColumn="0" w:firstRowLastColumn="0" w:lastRowFirstColumn="0" w:lastRowLastColumn="0"/>
+            </w:pPr>
+            <w:r>
+              <w:t>/teams/4</w:t>
+            </w:r>
+          </w:p>
+        </w:tc>
+        <w:tc>
+          <w:tcPr>
+            <w:tcW w:w="1403" w:type="dxa"/>
+          </w:tcPr>
+          <w:p>
+            <w:pPr>
+              <w:cnfStyle w:val="000000000000" w:firstRow="0" w:lastRow="0" w:firstColumn="0" w:lastColumn="0" w:oddVBand="0" w:evenVBand="0" w:oddHBand="0" w:evenHBand="0" w:firstRowFirstColumn="0" w:firstRowLastColumn="0" w:lastRowFirstColumn="0" w:lastRowLastColumn="0"/>
+            </w:pPr>
+            <w:r>
+              <w:t>L’utilisateur connecté consulte une équipe précise</w:t>
+            </w:r>
+          </w:p>
+        </w:tc>
+        <w:tc>
+          <w:tcPr>
+            <w:tcW w:w="1465" w:type="dxa"/>
+          </w:tcPr>
+          <w:p>
+            <w:pPr>
+              <w:cnfStyle w:val="000000000000" w:firstRow="0" w:lastRow="0" w:firstColumn="0" w:lastColumn="0" w:oddVBand="0" w:evenVBand="0" w:oddHBand="0" w:evenHBand="0" w:firstRowFirstColumn="0" w:firstRowLastColumn="0" w:lastRowFirstColumn="0" w:lastRowLastColumn="0"/>
+            </w:pPr>
+            <w:r>
+              <w:t>Session active, ID valide</w:t>
+            </w:r>
+          </w:p>
+        </w:tc>
+        <w:tc>
+          <w:tcPr>
+            <w:tcW w:w="1518" w:type="dxa"/>
+          </w:tcPr>
+          <w:p>
+            <w:pPr>
+              <w:cnfStyle w:val="000000000000" w:firstRow="0" w:lastRow="0" w:firstColumn="0" w:lastColumn="0" w:oddVBand="0" w:evenVBand="0" w:oddHBand="0" w:evenHBand="0" w:firstRowFirstColumn="0" w:firstRowLastColumn="0" w:lastRowFirstColumn="0" w:lastRowLastColumn="0"/>
+            </w:pPr>
+            <w:r>
+              <w:t>200 OK + équipe correspondante</w:t>
+            </w:r>
+          </w:p>
+        </w:tc>
+      </w:tr>
+      <w:tr>
+        <w:trPr>
+          <w:cnfStyle w:val="000000100000" w:firstRow="0" w:lastRow="0" w:firstColumn="0" w:lastColumn="0" w:oddVBand="0" w:evenVBand="0" w:oddHBand="1" w:evenHBand="0" w:firstRowFirstColumn="0" w:firstRowLastColumn="0" w:lastRowFirstColumn="0" w:lastRowLastColumn="0"/>
+        </w:trPr>
+        <w:tc>
+          <w:tcPr>
+            <w:cnfStyle w:val="001000000000" w:firstRow="0" w:lastRow="0" w:firstColumn="1" w:lastColumn="0" w:oddVBand="0" w:evenVBand="0" w:oddHBand="0" w:evenHBand="0" w:firstRowFirstColumn="0" w:firstRowLastColumn="0" w:lastRowFirstColumn="0" w:lastRowLastColumn="0"/>
+            <w:tcW w:w="568" w:type="dxa"/>
+          </w:tcPr>
+          <w:p>
+            <w:r>
+              <w:t>3</w:t>
+            </w:r>
+          </w:p>
+        </w:tc>
+        <w:tc>
+          <w:tcPr>
+            <w:tcW w:w="1352" w:type="dxa"/>
+          </w:tcPr>
+          <w:p>
+            <w:pPr>
+              <w:cnfStyle w:val="000000100000" w:firstRow="0" w:lastRow="0" w:firstColumn="0" w:lastColumn="0" w:oddVBand="0" w:evenVBand="0" w:oddHBand="1" w:evenHBand="0" w:firstRowFirstColumn="0" w:firstRowLastColumn="0" w:lastRowFirstColumn="0" w:lastRowLastColumn="0"/>
+            </w:pPr>
+            <w:r>
+              <w:t>Récupérer une équipe inexistante</w:t>
+            </w:r>
+          </w:p>
+        </w:tc>
+        <w:tc>
+          <w:tcPr>
+            <w:tcW w:w="987" w:type="dxa"/>
+          </w:tcPr>
+          <w:p>
+            <w:pPr>
+              <w:cnfStyle w:val="000000100000" w:firstRow="0" w:lastRow="0" w:firstColumn="0" w:lastColumn="0" w:oddVBand="0" w:evenVBand="0" w:oddHBand="1" w:evenHBand="0" w:firstRowFirstColumn="0" w:firstRowLastColumn="0" w:lastRowFirstColumn="0" w:lastRowLastColumn="0"/>
+            </w:pPr>
+            <w:r>
+              <w:t>GET</w:t>
+            </w:r>
+          </w:p>
+        </w:tc>
+        <w:tc>
+          <w:tcPr>
+            <w:tcW w:w="2200" w:type="dxa"/>
+          </w:tcPr>
+          <w:p>
+            <w:pPr>
+              <w:cnfStyle w:val="000000100000" w:firstRow="0" w:lastRow="0" w:firstColumn="0" w:lastColumn="0" w:oddVBand="0" w:evenVBand="0" w:oddHBand="1" w:evenHBand="0" w:firstRowFirstColumn="0" w:firstRowLastColumn="0" w:lastRowFirstColumn="0" w:lastRowLastColumn="0"/>
+            </w:pPr>
+            <w:r>
+              <w:t>/teams/999</w:t>
+            </w:r>
+          </w:p>
+        </w:tc>
+        <w:tc>
+          <w:tcPr>
+            <w:tcW w:w="1403" w:type="dxa"/>
+          </w:tcPr>
+          <w:p>
+            <w:pPr>
+              <w:cnfStyle w:val="000000100000" w:firstRow="0" w:lastRow="0" w:firstColumn="0" w:lastColumn="0" w:oddVBand="0" w:evenVBand="0" w:oddHBand="1" w:evenHBand="0" w:firstRowFirstColumn="0" w:firstRowLastColumn="0" w:lastRowFirstColumn="0" w:lastRowLastColumn="0"/>
+            </w:pPr>
+            <w:r>
+              <w:t>Demander une équipe qui n’existe pas</w:t>
+            </w:r>
+          </w:p>
+        </w:tc>
+        <w:tc>
+          <w:tcPr>
+            <w:tcW w:w="1465" w:type="dxa"/>
+          </w:tcPr>
+          <w:p>
+            <w:pPr>
+              <w:cnfStyle w:val="000000100000" w:firstRow="0" w:lastRow="0" w:firstColumn="0" w:lastColumn="0" w:oddVBand="0" w:evenVBand="0" w:oddHBand="1" w:evenHBand="0" w:firstRowFirstColumn="0" w:firstRowLastColumn="0" w:lastRowFirstColumn="0" w:lastRowLastColumn="0"/>
+            </w:pPr>
+            <w:r>
+              <w:t>ID inexistant</w:t>
+            </w:r>
+          </w:p>
+        </w:tc>
+        <w:tc>
+          <w:tcPr>
+            <w:tcW w:w="1518" w:type="dxa"/>
+          </w:tcPr>
+          <w:p>
+            <w:pPr>
+              <w:cnfStyle w:val="000000100000" w:firstRow="0" w:lastRow="0" w:firstColumn="0" w:lastColumn="0" w:oddVBand="0" w:evenVBand="0" w:oddHBand="1" w:evenHBand="0" w:firstRowFirstColumn="0" w:firstRowLastColumn="0" w:lastRowFirstColumn="0" w:lastRowLastColumn="0"/>
+            </w:pPr>
+            <w:r>
+              <w:t xml:space="preserve">404 Not </w:t>
+            </w:r>
+            <w:proofErr w:type="spellStart"/>
+            <w:r>
+              <w:t>Found</w:t>
+            </w:r>
+            <w:proofErr w:type="spellEnd"/>
+          </w:p>
+        </w:tc>
+      </w:tr>
+      <w:tr>
+        <w:tc>
+          <w:tcPr>
+            <w:cnfStyle w:val="001000000000" w:firstRow="0" w:lastRow="0" w:firstColumn="1" w:lastColumn="0" w:oddVBand="0" w:evenVBand="0" w:oddHBand="0" w:evenHBand="0" w:firstRowFirstColumn="0" w:firstRowLastColumn="0" w:lastRowFirstColumn="0" w:lastRowLastColumn="0"/>
+            <w:tcW w:w="568" w:type="dxa"/>
+          </w:tcPr>
+          <w:p>
+            <w:r>
+              <w:t>4</w:t>
+            </w:r>
+          </w:p>
+        </w:tc>
+        <w:tc>
+          <w:tcPr>
+            <w:tcW w:w="1352" w:type="dxa"/>
+          </w:tcPr>
+          <w:p>
+            <w:pPr>
+              <w:cnfStyle w:val="000000000000" w:firstRow="0" w:lastRow="0" w:firstColumn="0" w:lastColumn="0" w:oddVBand="0" w:evenVBand="0" w:oddHBand="0" w:evenHBand="0" w:firstRowFirstColumn="0" w:firstRowLastColumn="0" w:lastRowFirstColumn="0" w:lastRowLastColumn="0"/>
+            </w:pPr>
+            <w:r>
+              <w:t>Créer une équipe</w:t>
+            </w:r>
+          </w:p>
+        </w:tc>
+        <w:tc>
+          <w:tcPr>
+            <w:tcW w:w="987" w:type="dxa"/>
+          </w:tcPr>
+          <w:p>
+            <w:pPr>
+              <w:cnfStyle w:val="000000000000" w:firstRow="0" w:lastRow="0" w:firstColumn="0" w:lastColumn="0" w:oddVBand="0" w:evenVBand="0" w:oddHBand="0" w:evenHBand="0" w:firstRowFirstColumn="0" w:firstRowLastColumn="0" w:lastRowFirstColumn="0" w:lastRowLastColumn="0"/>
+            </w:pPr>
+            <w:r>
+              <w:t>POST</w:t>
+            </w:r>
+          </w:p>
+        </w:tc>
+        <w:tc>
+          <w:tcPr>
+            <w:tcW w:w="2200" w:type="dxa"/>
+          </w:tcPr>
+          <w:p>
+            <w:pPr>
+              <w:cnfStyle w:val="000000000000" w:firstRow="0" w:lastRow="0" w:firstColumn="0" w:lastColumn="0" w:oddVBand="0" w:evenVBand="0" w:oddHBand="0" w:evenHBand="0" w:firstRowFirstColumn="0" w:firstRowLastColumn="0" w:lastRowFirstColumn="0" w:lastRowLastColumn="0"/>
+            </w:pPr>
+            <w:r>
+              <w:t>/</w:t>
+            </w:r>
+            <w:proofErr w:type="gramStart"/>
+            <w:r>
+              <w:t>teams</w:t>
+            </w:r>
+            <w:proofErr w:type="gramEnd"/>
+          </w:p>
+        </w:tc>
+        <w:tc>
+          <w:tcPr>
+            <w:tcW w:w="1403" w:type="dxa"/>
+          </w:tcPr>
+          <w:p>
+            <w:pPr>
+              <w:cnfStyle w:val="000000000000" w:firstRow="0" w:lastRow="0" w:firstColumn="0" w:lastColumn="0" w:oddVBand="0" w:evenVBand="0" w:oddHBand="0" w:evenHBand="0" w:firstRowFirstColumn="0" w:firstRowLastColumn="0" w:lastRowFirstColumn="0" w:lastRowLastColumn="0"/>
+            </w:pPr>
+            <w:r>
+              <w:t>Créer une nouvelle équipe sans définir de capitaine</w:t>
+            </w:r>
+          </w:p>
+        </w:tc>
+        <w:tc>
+          <w:tcPr>
+            <w:tcW w:w="1465" w:type="dxa"/>
+          </w:tcPr>
+          <w:p>
+            <w:pPr>
+              <w:cnfStyle w:val="000000000000" w:firstRow="0" w:lastRow="0" w:firstColumn="0" w:lastColumn="0" w:oddVBand="0" w:evenVBand="0" w:oddHBand="0" w:evenHBand="0" w:firstRowFirstColumn="0" w:firstRowLastColumn="0" w:lastRowFirstColumn="0" w:lastRowLastColumn="0"/>
+            </w:pPr>
+            <w:r>
+              <w:t>Session utilisateur active, tournoi existant</w:t>
+            </w:r>
+          </w:p>
+        </w:tc>
+        <w:tc>
+          <w:tcPr>
+            <w:tcW w:w="1518" w:type="dxa"/>
+          </w:tcPr>
+          <w:p>
+            <w:pPr>
+              <w:cnfStyle w:val="000000000000" w:firstRow="0" w:lastRow="0" w:firstColumn="0" w:lastColumn="0" w:oddVBand="0" w:evenVBand="0" w:oddHBand="0" w:evenHBand="0" w:firstRowFirstColumn="0" w:firstRowLastColumn="0" w:lastRowFirstColumn="0" w:lastRowLastColumn="0"/>
+            </w:pPr>
+            <w:r>
+              <w:t xml:space="preserve">201 </w:t>
+            </w:r>
+            <w:proofErr w:type="spellStart"/>
+            <w:r>
+              <w:t>Created</w:t>
+            </w:r>
+            <w:proofErr w:type="spellEnd"/>
+            <w:r>
+              <w:t xml:space="preserve"> + équipe créée avec user comme capitaine</w:t>
+            </w:r>
+          </w:p>
+        </w:tc>
+      </w:tr>
+      <w:tr>
+        <w:trPr>
+          <w:cnfStyle w:val="000000100000" w:firstRow="0" w:lastRow="0" w:firstColumn="0" w:lastColumn="0" w:oddVBand="0" w:evenVBand="0" w:oddHBand="1" w:evenHBand="0" w:firstRowFirstColumn="0" w:firstRowLastColumn="0" w:lastRowFirstColumn="0" w:lastRowLastColumn="0"/>
+        </w:trPr>
+        <w:tc>
+          <w:tcPr>
+            <w:cnfStyle w:val="001000000000" w:firstRow="0" w:lastRow="0" w:firstColumn="1" w:lastColumn="0" w:oddVBand="0" w:evenVBand="0" w:oddHBand="0" w:evenHBand="0" w:firstRowFirstColumn="0" w:firstRowLastColumn="0" w:lastRowFirstColumn="0" w:lastRowLastColumn="0"/>
+            <w:tcW w:w="568" w:type="dxa"/>
+          </w:tcPr>
+          <w:p>
+            <w:r>
+              <w:t>5</w:t>
+            </w:r>
+          </w:p>
+        </w:tc>
+        <w:tc>
+          <w:tcPr>
+            <w:tcW w:w="1352" w:type="dxa"/>
+          </w:tcPr>
+          <w:p>
+            <w:pPr>
+              <w:cnfStyle w:val="000000100000" w:firstRow="0" w:lastRow="0" w:firstColumn="0" w:lastColumn="0" w:oddVBand="0" w:evenVBand="0" w:oddHBand="1" w:evenHBand="0" w:firstRowFirstColumn="0" w:firstRowLastColumn="0" w:lastRowFirstColumn="0" w:lastRowLastColumn="0"/>
+            </w:pPr>
+            <w:r>
+              <w:t>Créer une équipe avec tournoi invalide</w:t>
+            </w:r>
+          </w:p>
+        </w:tc>
+        <w:tc>
+          <w:tcPr>
+            <w:tcW w:w="987" w:type="dxa"/>
+          </w:tcPr>
+          <w:p>
+            <w:pPr>
+              <w:cnfStyle w:val="000000100000" w:firstRow="0" w:lastRow="0" w:firstColumn="0" w:lastColumn="0" w:oddVBand="0" w:evenVBand="0" w:oddHBand="1" w:evenHBand="0" w:firstRowFirstColumn="0" w:firstRowLastColumn="0" w:lastRowFirstColumn="0" w:lastRowLastColumn="0"/>
+            </w:pPr>
+            <w:r>
+              <w:t>POST</w:t>
+            </w:r>
+          </w:p>
+        </w:tc>
+        <w:tc>
+          <w:tcPr>
+            <w:tcW w:w="2200" w:type="dxa"/>
+          </w:tcPr>
+          <w:p>
+            <w:pPr>
+              <w:cnfStyle w:val="000000100000" w:firstRow="0" w:lastRow="0" w:firstColumn="0" w:lastColumn="0" w:oddVBand="0" w:evenVBand="0" w:oddHBand="1" w:evenHBand="0" w:firstRowFirstColumn="0" w:firstRowLastColumn="0" w:lastRowFirstColumn="0" w:lastRowLastColumn="0"/>
+            </w:pPr>
+            <w:r>
+              <w:t>/</w:t>
+            </w:r>
+            <w:proofErr w:type="gramStart"/>
+            <w:r>
+              <w:t>teams</w:t>
+            </w:r>
+            <w:proofErr w:type="gramEnd"/>
+          </w:p>
+        </w:tc>
+        <w:tc>
+          <w:tcPr>
+            <w:tcW w:w="1403" w:type="dxa"/>
+          </w:tcPr>
+          <w:p>
+            <w:pPr>
+              <w:cnfStyle w:val="000000100000" w:firstRow="0" w:lastRow="0" w:firstColumn="0" w:lastColumn="0" w:oddVBand="0" w:evenVBand="0" w:oddHBand="1" w:evenHBand="0" w:firstRowFirstColumn="0" w:firstRowLastColumn="0" w:lastRowFirstColumn="0" w:lastRowLastColumn="0"/>
+            </w:pPr>
+            <w:r>
+              <w:t xml:space="preserve">Créer une équipe avec un </w:t>
+            </w:r>
+            <w:proofErr w:type="spellStart"/>
+            <w:r>
+              <w:t>tournamentId</w:t>
+            </w:r>
+            <w:proofErr w:type="spellEnd"/>
+            <w:r>
+              <w:t xml:space="preserve"> inexistant</w:t>
+            </w:r>
+          </w:p>
+        </w:tc>
+        <w:tc>
+          <w:tcPr>
+            <w:tcW w:w="1465" w:type="dxa"/>
+          </w:tcPr>
+          <w:p>
+            <w:pPr>
+              <w:cnfStyle w:val="000000100000" w:firstRow="0" w:lastRow="0" w:firstColumn="0" w:lastColumn="0" w:oddVBand="0" w:evenVBand="0" w:oddHBand="1" w:evenHBand="0" w:firstRowFirstColumn="0" w:firstRowLastColumn="0" w:lastRowFirstColumn="0" w:lastRowLastColumn="0"/>
+            </w:pPr>
+            <w:r>
+              <w:t>Tournoi inexistant</w:t>
+            </w:r>
+          </w:p>
+        </w:tc>
+        <w:tc>
+          <w:tcPr>
+            <w:tcW w:w="1518" w:type="dxa"/>
+          </w:tcPr>
+          <w:p>
+            <w:pPr>
+              <w:cnfStyle w:val="000000100000" w:firstRow="0" w:lastRow="0" w:firstColumn="0" w:lastColumn="0" w:oddVBand="0" w:evenVBand="0" w:oddHBand="1" w:evenHBand="0" w:firstRowFirstColumn="0" w:firstRowLastColumn="0" w:lastRowFirstColumn="0" w:lastRowLastColumn="0"/>
+            </w:pPr>
+            <w:r>
+              <w:t xml:space="preserve">500 Server </w:t>
+            </w:r>
+            <w:proofErr w:type="spellStart"/>
+            <w:r>
+              <w:t>Error</w:t>
+            </w:r>
+            <w:proofErr w:type="spellEnd"/>
+            <w:r>
+              <w:t xml:space="preserve"> (exception gérée)</w:t>
+            </w:r>
+          </w:p>
+        </w:tc>
+      </w:tr>
+      <w:tr>
+        <w:tc>
+          <w:tcPr>
+            <w:cnfStyle w:val="001000000000" w:firstRow="0" w:lastRow="0" w:firstColumn="1" w:lastColumn="0" w:oddVBand="0" w:evenVBand="0" w:oddHBand="0" w:evenHBand="0" w:firstRowFirstColumn="0" w:firstRowLastColumn="0" w:lastRowFirstColumn="0" w:lastRowLastColumn="0"/>
+            <w:tcW w:w="568" w:type="dxa"/>
+          </w:tcPr>
+          <w:p>
+            <w:r>
+              <w:t>6</w:t>
+            </w:r>
+          </w:p>
+        </w:tc>
+        <w:tc>
+          <w:tcPr>
+            <w:tcW w:w="1352" w:type="dxa"/>
+          </w:tcPr>
+          <w:p>
+            <w:pPr>
+              <w:cnfStyle w:val="000000000000" w:firstRow="0" w:lastRow="0" w:firstColumn="0" w:lastColumn="0" w:oddVBand="0" w:evenVBand="0" w:oddHBand="0" w:evenHBand="0" w:firstRowFirstColumn="0" w:firstRowLastColumn="0" w:lastRowFirstColumn="0" w:lastRowLastColumn="0"/>
+            </w:pPr>
+            <w:r>
+              <w:t>Mettre à jour une équipe (</w:t>
+            </w:r>
+            <w:proofErr w:type="spellStart"/>
+            <w:r>
+              <w:t>captain</w:t>
+            </w:r>
+            <w:proofErr w:type="spellEnd"/>
+            <w:r>
+              <w:t>)</w:t>
+            </w:r>
+          </w:p>
+        </w:tc>
+        <w:tc>
+          <w:tcPr>
+            <w:tcW w:w="987" w:type="dxa"/>
+          </w:tcPr>
+          <w:p>
+            <w:pPr>
+              <w:cnfStyle w:val="000000000000" w:firstRow="0" w:lastRow="0" w:firstColumn="0" w:lastColumn="0" w:oddVBand="0" w:evenVBand="0" w:oddHBand="0" w:evenHBand="0" w:firstRowFirstColumn="0" w:firstRowLastColumn="0" w:lastRowFirstColumn="0" w:lastRowLastColumn="0"/>
+            </w:pPr>
+            <w:r>
+              <w:t>PUT</w:t>
+            </w:r>
+          </w:p>
+        </w:tc>
+        <w:tc>
+          <w:tcPr>
+            <w:tcW w:w="2200" w:type="dxa"/>
+          </w:tcPr>
+          <w:p>
+            <w:pPr>
+              <w:cnfStyle w:val="000000000000" w:firstRow="0" w:lastRow="0" w:firstColumn="0" w:lastColumn="0" w:oddVBand="0" w:evenVBand="0" w:oddHBand="0" w:evenHBand="0" w:firstRowFirstColumn="0" w:firstRowLastColumn="0" w:lastRowFirstColumn="0" w:lastRowLastColumn="0"/>
+            </w:pPr>
+            <w:r>
+              <w:t>/teams/3</w:t>
+            </w:r>
+          </w:p>
+        </w:tc>
+        <w:tc>
+          <w:tcPr>
+            <w:tcW w:w="1403" w:type="dxa"/>
+          </w:tcPr>
+          <w:p>
+            <w:pPr>
+              <w:cnfStyle w:val="000000000000" w:firstRow="0" w:lastRow="0" w:firstColumn="0" w:lastColumn="0" w:oddVBand="0" w:evenVBand="0" w:oddHBand="0" w:evenHBand="0" w:firstRowFirstColumn="0" w:firstRowLastColumn="0" w:lastRowFirstColumn="0" w:lastRowLastColumn="0"/>
+            </w:pPr>
+            <w:r>
+              <w:t>Le capitaine de l’équipe met à jour les infos</w:t>
+            </w:r>
+          </w:p>
+        </w:tc>
+        <w:tc>
+          <w:tcPr>
+            <w:tcW w:w="1465" w:type="dxa"/>
+          </w:tcPr>
+          <w:p>
+            <w:pPr>
+              <w:cnfStyle w:val="000000000000" w:firstRow="0" w:lastRow="0" w:firstColumn="0" w:lastColumn="0" w:oddVBand="0" w:evenVBand="0" w:oddHBand="0" w:evenHBand="0" w:firstRowFirstColumn="0" w:firstRowLastColumn="0" w:lastRowFirstColumn="0" w:lastRowLastColumn="0"/>
+            </w:pPr>
+            <w:r>
+              <w:t>Session user = capitaine, ID valide</w:t>
+            </w:r>
+          </w:p>
+        </w:tc>
+        <w:tc>
+          <w:tcPr>
+            <w:tcW w:w="1518" w:type="dxa"/>
+          </w:tcPr>
+          <w:p>
+            <w:pPr>
+              <w:cnfStyle w:val="000000000000" w:firstRow="0" w:lastRow="0" w:firstColumn="0" w:lastColumn="0" w:oddVBand="0" w:evenVBand="0" w:oddHBand="0" w:evenHBand="0" w:firstRowFirstColumn="0" w:firstRowLastColumn="0" w:lastRowFirstColumn="0" w:lastRowLastColumn="0"/>
+            </w:pPr>
+            <w:r>
+              <w:t>204 No Content</w:t>
+            </w:r>
+          </w:p>
+        </w:tc>
+      </w:tr>
+      <w:tr>
+        <w:trPr>
+          <w:cnfStyle w:val="000000100000" w:firstRow="0" w:lastRow="0" w:firstColumn="0" w:lastColumn="0" w:oddVBand="0" w:evenVBand="0" w:oddHBand="1" w:evenHBand="0" w:firstRowFirstColumn="0" w:firstRowLastColumn="0" w:lastRowFirstColumn="0" w:lastRowLastColumn="0"/>
+        </w:trPr>
+        <w:tc>
+          <w:tcPr>
+            <w:cnfStyle w:val="001000000000" w:firstRow="0" w:lastRow="0" w:firstColumn="1" w:lastColumn="0" w:oddVBand="0" w:evenVBand="0" w:oddHBand="0" w:evenHBand="0" w:firstRowFirstColumn="0" w:firstRowLastColumn="0" w:lastRowFirstColumn="0" w:lastRowLastColumn="0"/>
+            <w:tcW w:w="568" w:type="dxa"/>
+          </w:tcPr>
+          <w:p>
+            <w:r>
+              <w:t>7</w:t>
+            </w:r>
+          </w:p>
+        </w:tc>
+        <w:tc>
+          <w:tcPr>
+            <w:tcW w:w="1352" w:type="dxa"/>
+          </w:tcPr>
+          <w:p>
+            <w:pPr>
+              <w:cnfStyle w:val="000000100000" w:firstRow="0" w:lastRow="0" w:firstColumn="0" w:lastColumn="0" w:oddVBand="0" w:evenVBand="0" w:oddHBand="1" w:evenHBand="0" w:firstRowFirstColumn="0" w:firstRowLastColumn="0" w:lastRowFirstColumn="0" w:lastRowLastColumn="0"/>
+            </w:pPr>
+            <w:r>
+              <w:t>Mettre à jour une équipe (admin)</w:t>
+            </w:r>
+          </w:p>
+        </w:tc>
+        <w:tc>
+          <w:tcPr>
+            <w:tcW w:w="987" w:type="dxa"/>
+          </w:tcPr>
+          <w:p>
+            <w:pPr>
+              <w:cnfStyle w:val="000000100000" w:firstRow="0" w:lastRow="0" w:firstColumn="0" w:lastColumn="0" w:oddVBand="0" w:evenVBand="0" w:oddHBand="1" w:evenHBand="0" w:firstRowFirstColumn="0" w:firstRowLastColumn="0" w:lastRowFirstColumn="0" w:lastRowLastColumn="0"/>
+            </w:pPr>
+            <w:r>
+              <w:t>PUT</w:t>
+            </w:r>
+          </w:p>
+        </w:tc>
+        <w:tc>
+          <w:tcPr>
+            <w:tcW w:w="2200" w:type="dxa"/>
+          </w:tcPr>
+          <w:p>
+            <w:pPr>
+              <w:cnfStyle w:val="000000100000" w:firstRow="0" w:lastRow="0" w:firstColumn="0" w:lastColumn="0" w:oddVBand="0" w:evenVBand="0" w:oddHBand="1" w:evenHBand="0" w:firstRowFirstColumn="0" w:firstRowLastColumn="0" w:lastRowFirstColumn="0" w:lastRowLastColumn="0"/>
+            </w:pPr>
+            <w:r>
+              <w:t>/teams/3</w:t>
+            </w:r>
+          </w:p>
+        </w:tc>
+        <w:tc>
+          <w:tcPr>
+            <w:tcW w:w="1403" w:type="dxa"/>
+          </w:tcPr>
+          <w:p>
+            <w:pPr>
+              <w:cnfStyle w:val="000000100000" w:firstRow="0" w:lastRow="0" w:firstColumn="0" w:lastColumn="0" w:oddVBand="0" w:evenVBand="0" w:oddHBand="1" w:evenHBand="0" w:firstRowFirstColumn="0" w:firstRowLastColumn="0" w:lastRowFirstColumn="0" w:lastRowLastColumn="0"/>
+            </w:pPr>
+            <w:r>
+              <w:t>Un administrateur met à jour les infos</w:t>
+            </w:r>
+          </w:p>
+        </w:tc>
+        <w:tc>
+          <w:tcPr>
+            <w:tcW w:w="1465" w:type="dxa"/>
+          </w:tcPr>
+          <w:p>
+            <w:pPr>
+              <w:cnfStyle w:val="000000100000" w:firstRow="0" w:lastRow="0" w:firstColumn="0" w:lastColumn="0" w:oddVBand="0" w:evenVBand="0" w:oddHBand="1" w:evenHBand="0" w:firstRowFirstColumn="0" w:firstRowLastColumn="0" w:lastRowFirstColumn="0" w:lastRowLastColumn="0"/>
+            </w:pPr>
+            <w:r>
+              <w:t>Session user = admin</w:t>
+            </w:r>
+          </w:p>
+        </w:tc>
+        <w:tc>
+          <w:tcPr>
+            <w:tcW w:w="1518" w:type="dxa"/>
+          </w:tcPr>
+          <w:p>
+            <w:pPr>
+              <w:cnfStyle w:val="000000100000" w:firstRow="0" w:lastRow="0" w:firstColumn="0" w:lastColumn="0" w:oddVBand="0" w:evenVBand="0" w:oddHBand="1" w:evenHBand="0" w:firstRowFirstColumn="0" w:firstRowLastColumn="0" w:lastRowFirstColumn="0" w:lastRowLastColumn="0"/>
+            </w:pPr>
+            <w:r>
+              <w:t>204 No</w:t>
+            </w:r>
+            <w:r>
+              <w:t xml:space="preserve"> </w:t>
+            </w:r>
+            <w:r>
+              <w:t>Content</w:t>
+            </w:r>
+          </w:p>
+        </w:tc>
+      </w:tr>
+      <w:tr>
+        <w:tc>
+          <w:tcPr>
+            <w:cnfStyle w:val="001000000000" w:firstRow="0" w:lastRow="0" w:firstColumn="1" w:lastColumn="0" w:oddVBand="0" w:evenVBand="0" w:oddHBand="0" w:evenHBand="0" w:firstRowFirstColumn="0" w:firstRowLastColumn="0" w:lastRowFirstColumn="0" w:lastRowLastColumn="0"/>
+            <w:tcW w:w="568" w:type="dxa"/>
+          </w:tcPr>
+          <w:p>
+            <w:r>
+              <w:t>8</w:t>
+            </w:r>
+          </w:p>
+        </w:tc>
+        <w:tc>
+          <w:tcPr>
+            <w:tcW w:w="1352" w:type="dxa"/>
+          </w:tcPr>
+          <w:p>
+            <w:pPr>
+              <w:cnfStyle w:val="000000000000" w:firstRow="0" w:lastRow="0" w:firstColumn="0" w:lastColumn="0" w:oddVBand="0" w:evenVBand="0" w:oddHBand="0" w:evenHBand="0" w:firstRowFirstColumn="0" w:firstRowLastColumn="0" w:lastRowFirstColumn="0" w:lastRowLastColumn="0"/>
+            </w:pPr>
+            <w:r>
+              <w:t>Mettre à jour une équipe (non autorisé)</w:t>
+            </w:r>
+          </w:p>
+        </w:tc>
+        <w:tc>
+          <w:tcPr>
+            <w:tcW w:w="987" w:type="dxa"/>
+          </w:tcPr>
+          <w:p>
+            <w:pPr>
+              <w:cnfStyle w:val="000000000000" w:firstRow="0" w:lastRow="0" w:firstColumn="0" w:lastColumn="0" w:oddVBand="0" w:evenVBand="0" w:oddHBand="0" w:evenHBand="0" w:firstRowFirstColumn="0" w:firstRowLastColumn="0" w:lastRowFirstColumn="0" w:lastRowLastColumn="0"/>
+            </w:pPr>
+            <w:r>
+              <w:t>PUT</w:t>
+            </w:r>
+          </w:p>
+        </w:tc>
+        <w:tc>
+          <w:tcPr>
+            <w:tcW w:w="2200" w:type="dxa"/>
+          </w:tcPr>
+          <w:p>
+            <w:pPr>
+              <w:cnfStyle w:val="000000000000" w:firstRow="0" w:lastRow="0" w:firstColumn="0" w:lastColumn="0" w:oddVBand="0" w:evenVBand="0" w:oddHBand="0" w:evenHBand="0" w:firstRowFirstColumn="0" w:firstRowLastColumn="0" w:lastRowFirstColumn="0" w:lastRowLastColumn="0"/>
+            </w:pPr>
+            <w:r>
+              <w:t>/teams/3</w:t>
+            </w:r>
+          </w:p>
+        </w:tc>
+        <w:tc>
+          <w:tcPr>
+            <w:tcW w:w="1403" w:type="dxa"/>
+          </w:tcPr>
+          <w:p>
+            <w:pPr>
+              <w:cnfStyle w:val="000000000000" w:firstRow="0" w:lastRow="0" w:firstColumn="0" w:lastColumn="0" w:oddVBand="0" w:evenVBand="0" w:oddHBand="0" w:evenHBand="0" w:firstRowFirstColumn="0" w:firstRowLastColumn="0" w:lastRowFirstColumn="0" w:lastRowLastColumn="0"/>
+            </w:pPr>
+            <w:r>
+              <w:t xml:space="preserve">Un utilisateur </w:t>
+            </w:r>
+            <w:proofErr w:type="gramStart"/>
+            <w:r>
+              <w:t>non admin</w:t>
+            </w:r>
+            <w:proofErr w:type="gramEnd"/>
+            <w:r>
+              <w:t xml:space="preserve"> ni capitaine tente de modifier</w:t>
+            </w:r>
+          </w:p>
+        </w:tc>
+        <w:tc>
+          <w:tcPr>
+            <w:tcW w:w="1465" w:type="dxa"/>
+          </w:tcPr>
+          <w:p>
+            <w:pPr>
+              <w:cnfStyle w:val="000000000000" w:firstRow="0" w:lastRow="0" w:firstColumn="0" w:lastColumn="0" w:oddVBand="0" w:evenVBand="0" w:oddHBand="0" w:evenHBand="0" w:firstRowFirstColumn="0" w:firstRowLastColumn="0" w:lastRowFirstColumn="0" w:lastRowLastColumn="0"/>
+            </w:pPr>
+            <w:r>
+              <w:t>Session user ≠ admin, ≠ capitaine</w:t>
+            </w:r>
+          </w:p>
+        </w:tc>
+        <w:tc>
+          <w:tcPr>
+            <w:tcW w:w="1518" w:type="dxa"/>
+          </w:tcPr>
+          <w:p>
+            <w:pPr>
+              <w:cnfStyle w:val="000000000000" w:firstRow="0" w:lastRow="0" w:firstColumn="0" w:lastColumn="0" w:oddVBand="0" w:evenVBand="0" w:oddHBand="0" w:evenHBand="0" w:firstRowFirstColumn="0" w:firstRowLastColumn="0" w:lastRowFirstColumn="0" w:lastRowLastColumn="0"/>
+            </w:pPr>
+            <w:r>
+              <w:t xml:space="preserve">403 </w:t>
+            </w:r>
+            <w:proofErr w:type="spellStart"/>
+            <w:r>
+              <w:t>Forbidden</w:t>
+            </w:r>
+            <w:proofErr w:type="spellEnd"/>
+          </w:p>
+        </w:tc>
+      </w:tr>
+      <w:tr>
+        <w:trPr>
+          <w:cnfStyle w:val="000000100000" w:firstRow="0" w:lastRow="0" w:firstColumn="0" w:lastColumn="0" w:oddVBand="0" w:evenVBand="0" w:oddHBand="1" w:evenHBand="0" w:firstRowFirstColumn="0" w:firstRowLastColumn="0" w:lastRowFirstColumn="0" w:lastRowLastColumn="0"/>
+        </w:trPr>
+        <w:tc>
+          <w:tcPr>
+            <w:cnfStyle w:val="001000000000" w:firstRow="0" w:lastRow="0" w:firstColumn="1" w:lastColumn="0" w:oddVBand="0" w:evenVBand="0" w:oddHBand="0" w:evenHBand="0" w:firstRowFirstColumn="0" w:firstRowLastColumn="0" w:lastRowFirstColumn="0" w:lastRowLastColumn="0"/>
+            <w:tcW w:w="568" w:type="dxa"/>
+          </w:tcPr>
+          <w:p>
+            <w:r>
+              <w:t>9</w:t>
+            </w:r>
+          </w:p>
+        </w:tc>
+        <w:tc>
+          <w:tcPr>
+            <w:tcW w:w="1352" w:type="dxa"/>
+          </w:tcPr>
+          <w:p>
+            <w:pPr>
+              <w:cnfStyle w:val="000000100000" w:firstRow="0" w:lastRow="0" w:firstColumn="0" w:lastColumn="0" w:oddVBand="0" w:evenVBand="0" w:oddHBand="1" w:evenHBand="0" w:firstRowFirstColumn="0" w:firstRowLastColumn="0" w:lastRowFirstColumn="0" w:lastRowLastColumn="0"/>
+            </w:pPr>
+            <w:r>
+              <w:t>Mettre à jour avec champ manquant</w:t>
+            </w:r>
+          </w:p>
+        </w:tc>
+        <w:tc>
+          <w:tcPr>
+            <w:tcW w:w="987" w:type="dxa"/>
+          </w:tcPr>
+          <w:p>
+            <w:pPr>
+              <w:cnfStyle w:val="000000100000" w:firstRow="0" w:lastRow="0" w:firstColumn="0" w:lastColumn="0" w:oddVBand="0" w:evenVBand="0" w:oddHBand="1" w:evenHBand="0" w:firstRowFirstColumn="0" w:firstRowLastColumn="0" w:lastRowFirstColumn="0" w:lastRowLastColumn="0"/>
+            </w:pPr>
+            <w:r>
+              <w:t>PUT</w:t>
+            </w:r>
+          </w:p>
+        </w:tc>
+        <w:tc>
+          <w:tcPr>
+            <w:tcW w:w="2200" w:type="dxa"/>
+          </w:tcPr>
+          <w:p>
+            <w:pPr>
+              <w:cnfStyle w:val="000000100000" w:firstRow="0" w:lastRow="0" w:firstColumn="0" w:lastColumn="0" w:oddVBand="0" w:evenVBand="0" w:oddHBand="1" w:evenHBand="0" w:firstRowFirstColumn="0" w:firstRowLastColumn="0" w:lastRowFirstColumn="0" w:lastRowLastColumn="0"/>
+            </w:pPr>
+            <w:r>
+              <w:t>/teams/3</w:t>
+            </w:r>
+          </w:p>
+        </w:tc>
+        <w:tc>
+          <w:tcPr>
+            <w:tcW w:w="1403" w:type="dxa"/>
+          </w:tcPr>
+          <w:p>
+            <w:pPr>
+              <w:cnfStyle w:val="000000100000" w:firstRow="0" w:lastRow="0" w:firstColumn="0" w:lastColumn="0" w:oddVBand="0" w:evenVBand="0" w:oddHBand="1" w:evenHBand="0" w:firstRowFirstColumn="0" w:firstRowLastColumn="0" w:lastRowFirstColumn="0" w:lastRowLastColumn="0"/>
+            </w:pPr>
+            <w:r>
+              <w:t xml:space="preserve">Le champ </w:t>
+            </w:r>
+            <w:proofErr w:type="spellStart"/>
+            <w:r>
+              <w:t>name</w:t>
+            </w:r>
+            <w:proofErr w:type="spellEnd"/>
+            <w:r>
+              <w:t xml:space="preserve"> est vide ou </w:t>
+            </w:r>
+            <w:proofErr w:type="spellStart"/>
+            <w:r>
+              <w:t>null</w:t>
+            </w:r>
+            <w:proofErr w:type="spellEnd"/>
+          </w:p>
+        </w:tc>
+        <w:tc>
+          <w:tcPr>
+            <w:tcW w:w="1465" w:type="dxa"/>
+          </w:tcPr>
+          <w:p>
+            <w:pPr>
+              <w:cnfStyle w:val="000000100000" w:firstRow="0" w:lastRow="0" w:firstColumn="0" w:lastColumn="0" w:oddVBand="0" w:evenVBand="0" w:oddHBand="1" w:evenHBand="0" w:firstRowFirstColumn="0" w:firstRowLastColumn="0" w:lastRowFirstColumn="0" w:lastRowLastColumn="0"/>
+            </w:pPr>
+            <w:proofErr w:type="spellStart"/>
+            <w:r>
+              <w:t>Auth</w:t>
+            </w:r>
+            <w:proofErr w:type="spellEnd"/>
+            <w:r>
+              <w:t xml:space="preserve"> valide</w:t>
+            </w:r>
+          </w:p>
+        </w:tc>
+        <w:tc>
+          <w:tcPr>
+            <w:tcW w:w="1518" w:type="dxa"/>
+          </w:tcPr>
+          <w:p>
+            <w:pPr>
+              <w:cnfStyle w:val="000000100000" w:firstRow="0" w:lastRow="0" w:firstColumn="0" w:lastColumn="0" w:oddVBand="0" w:evenVBand="0" w:oddHBand="1" w:evenHBand="0" w:firstRowFirstColumn="0" w:firstRowLastColumn="0" w:lastRowFirstColumn="0" w:lastRowLastColumn="0"/>
+            </w:pPr>
+            <w:r>
+              <w:t xml:space="preserve">400 Bad </w:t>
+            </w:r>
+            <w:proofErr w:type="spellStart"/>
+            <w:r>
+              <w:t>Request</w:t>
+            </w:r>
+            <w:proofErr w:type="spellEnd"/>
+          </w:p>
+        </w:tc>
+      </w:tr>
+      <w:tr>
+        <w:tc>
+          <w:tcPr>
+            <w:cnfStyle w:val="001000000000" w:firstRow="0" w:lastRow="0" w:firstColumn="1" w:lastColumn="0" w:oddVBand="0" w:evenVBand="0" w:oddHBand="0" w:evenHBand="0" w:firstRowFirstColumn="0" w:firstRowLastColumn="0" w:lastRowFirstColumn="0" w:lastRowLastColumn="0"/>
+            <w:tcW w:w="568" w:type="dxa"/>
+          </w:tcPr>
+          <w:p>
+            <w:r>
+              <w:t>1</w:t>
+            </w:r>
+            <w:r>
+              <w:t>0</w:t>
+            </w:r>
+          </w:p>
+        </w:tc>
+        <w:tc>
+          <w:tcPr>
+            <w:tcW w:w="1352" w:type="dxa"/>
+          </w:tcPr>
+          <w:p>
+            <w:pPr>
+              <w:cnfStyle w:val="000000000000" w:firstRow="0" w:lastRow="0" w:firstColumn="0" w:lastColumn="0" w:oddVBand="0" w:evenVBand="0" w:oddHBand="0" w:evenHBand="0" w:firstRowFirstColumn="0" w:firstRowLastColumn="0" w:lastRowFirstColumn="0" w:lastRowLastColumn="0"/>
+            </w:pPr>
+            <w:r>
+              <w:t>Supprimer une équipe (admin)</w:t>
+            </w:r>
+          </w:p>
+        </w:tc>
+        <w:tc>
+          <w:tcPr>
+            <w:tcW w:w="987" w:type="dxa"/>
+          </w:tcPr>
+          <w:p>
+            <w:pPr>
+              <w:cnfStyle w:val="000000000000" w:firstRow="0" w:lastRow="0" w:firstColumn="0" w:lastColumn="0" w:oddVBand="0" w:evenVBand="0" w:oddHBand="0" w:evenHBand="0" w:firstRowFirstColumn="0" w:firstRowLastColumn="0" w:lastRowFirstColumn="0" w:lastRowLastColumn="0"/>
+            </w:pPr>
+            <w:r>
+              <w:t>DELETE</w:t>
+            </w:r>
+          </w:p>
+        </w:tc>
+        <w:tc>
+          <w:tcPr>
+            <w:tcW w:w="2200" w:type="dxa"/>
+          </w:tcPr>
+          <w:p>
+            <w:pPr>
+              <w:cnfStyle w:val="000000000000" w:firstRow="0" w:lastRow="0" w:firstColumn="0" w:lastColumn="0" w:oddVBand="0" w:evenVBand="0" w:oddHBand="0" w:evenHBand="0" w:firstRowFirstColumn="0" w:firstRowLastColumn="0" w:lastRowFirstColumn="0" w:lastRowLastColumn="0"/>
+            </w:pPr>
+            <w:r>
+              <w:t>/teams/2</w:t>
+            </w:r>
+          </w:p>
+        </w:tc>
+        <w:tc>
+          <w:tcPr>
+            <w:tcW w:w="1403" w:type="dxa"/>
+          </w:tcPr>
+          <w:p>
+            <w:pPr>
+              <w:cnfStyle w:val="000000000000" w:firstRow="0" w:lastRow="0" w:firstColumn="0" w:lastColumn="0" w:oddVBand="0" w:evenVBand="0" w:oddHBand="0" w:evenHBand="0" w:firstRowFirstColumn="0" w:firstRowLastColumn="0" w:lastRowFirstColumn="0" w:lastRowLastColumn="0"/>
+            </w:pPr>
+            <w:r>
+              <w:t xml:space="preserve">Un administrateur </w:t>
+            </w:r>
+            <w:r>
+              <w:lastRenderedPageBreak/>
+              <w:t>supprime une équipe</w:t>
+            </w:r>
+          </w:p>
+        </w:tc>
+        <w:tc>
+          <w:tcPr>
+            <w:tcW w:w="1465" w:type="dxa"/>
+          </w:tcPr>
+          <w:p>
+            <w:pPr>
+              <w:cnfStyle w:val="000000000000" w:firstRow="0" w:lastRow="0" w:firstColumn="0" w:lastColumn="0" w:oddVBand="0" w:evenVBand="0" w:oddHBand="0" w:evenHBand="0" w:firstRowFirstColumn="0" w:firstRowLastColumn="0" w:lastRowFirstColumn="0" w:lastRowLastColumn="0"/>
+            </w:pPr>
+            <w:r>
+              <w:lastRenderedPageBreak/>
+              <w:t>Session user = admin</w:t>
+            </w:r>
+          </w:p>
+        </w:tc>
+        <w:tc>
+          <w:tcPr>
+            <w:tcW w:w="1518" w:type="dxa"/>
+          </w:tcPr>
+          <w:p>
+            <w:pPr>
+              <w:cnfStyle w:val="000000000000" w:firstRow="0" w:lastRow="0" w:firstColumn="0" w:lastColumn="0" w:oddVBand="0" w:evenVBand="0" w:oddHBand="0" w:evenHBand="0" w:firstRowFirstColumn="0" w:firstRowLastColumn="0" w:lastRowFirstColumn="0" w:lastRowLastColumn="0"/>
+            </w:pPr>
+            <w:r>
+              <w:t>204 No Content</w:t>
+            </w:r>
+          </w:p>
+        </w:tc>
+      </w:tr>
+      <w:tr>
+        <w:trPr>
+          <w:cnfStyle w:val="000000100000" w:firstRow="0" w:lastRow="0" w:firstColumn="0" w:lastColumn="0" w:oddVBand="0" w:evenVBand="0" w:oddHBand="1" w:evenHBand="0" w:firstRowFirstColumn="0" w:firstRowLastColumn="0" w:lastRowFirstColumn="0" w:lastRowLastColumn="0"/>
+        </w:trPr>
+        <w:tc>
+          <w:tcPr>
+            <w:cnfStyle w:val="001000000000" w:firstRow="0" w:lastRow="0" w:firstColumn="1" w:lastColumn="0" w:oddVBand="0" w:evenVBand="0" w:oddHBand="0" w:evenHBand="0" w:firstRowFirstColumn="0" w:firstRowLastColumn="0" w:lastRowFirstColumn="0" w:lastRowLastColumn="0"/>
+            <w:tcW w:w="568" w:type="dxa"/>
+          </w:tcPr>
+          <w:p>
+            <w:r>
+              <w:t>1</w:t>
+            </w:r>
+            <w:r>
+              <w:t>1</w:t>
+            </w:r>
+          </w:p>
+        </w:tc>
+        <w:tc>
+          <w:tcPr>
+            <w:tcW w:w="1352" w:type="dxa"/>
+          </w:tcPr>
+          <w:p>
+            <w:pPr>
+              <w:cnfStyle w:val="000000100000" w:firstRow="0" w:lastRow="0" w:firstColumn="0" w:lastColumn="0" w:oddVBand="0" w:evenVBand="0" w:oddHBand="1" w:evenHBand="0" w:firstRowFirstColumn="0" w:firstRowLastColumn="0" w:lastRowFirstColumn="0" w:lastRowLastColumn="0"/>
+            </w:pPr>
+            <w:r>
+              <w:t>Supprimer une équipe (capitaine)</w:t>
+            </w:r>
+          </w:p>
+        </w:tc>
+        <w:tc>
+          <w:tcPr>
+            <w:tcW w:w="987" w:type="dxa"/>
+          </w:tcPr>
+          <w:p>
+            <w:pPr>
+              <w:cnfStyle w:val="000000100000" w:firstRow="0" w:lastRow="0" w:firstColumn="0" w:lastColumn="0" w:oddVBand="0" w:evenVBand="0" w:oddHBand="1" w:evenHBand="0" w:firstRowFirstColumn="0" w:firstRowLastColumn="0" w:lastRowFirstColumn="0" w:lastRowLastColumn="0"/>
+            </w:pPr>
+            <w:r>
+              <w:t>DELETE</w:t>
+            </w:r>
+          </w:p>
+        </w:tc>
+        <w:tc>
+          <w:tcPr>
+            <w:tcW w:w="2200" w:type="dxa"/>
+          </w:tcPr>
+          <w:p>
+            <w:pPr>
+              <w:cnfStyle w:val="000000100000" w:firstRow="0" w:lastRow="0" w:firstColumn="0" w:lastColumn="0" w:oddVBand="0" w:evenVBand="0" w:oddHBand="1" w:evenHBand="0" w:firstRowFirstColumn="0" w:firstRowLastColumn="0" w:lastRowFirstColumn="0" w:lastRowLastColumn="0"/>
+            </w:pPr>
+            <w:r>
+              <w:t>/teams/2</w:t>
+            </w:r>
+          </w:p>
+        </w:tc>
+        <w:tc>
+          <w:tcPr>
+            <w:tcW w:w="1403" w:type="dxa"/>
+          </w:tcPr>
+          <w:p>
+            <w:pPr>
+              <w:cnfStyle w:val="000000100000" w:firstRow="0" w:lastRow="0" w:firstColumn="0" w:lastColumn="0" w:oddVBand="0" w:evenVBand="0" w:oddHBand="1" w:evenHBand="0" w:firstRowFirstColumn="0" w:firstRowLastColumn="0" w:lastRowFirstColumn="0" w:lastRowLastColumn="0"/>
+            </w:pPr>
+            <w:r>
+              <w:t>Le capitaine supprime son équipe</w:t>
+            </w:r>
+          </w:p>
+        </w:tc>
+        <w:tc>
+          <w:tcPr>
+            <w:tcW w:w="1465" w:type="dxa"/>
+          </w:tcPr>
+          <w:p>
+            <w:pPr>
+              <w:cnfStyle w:val="000000100000" w:firstRow="0" w:lastRow="0" w:firstColumn="0" w:lastColumn="0" w:oddVBand="0" w:evenVBand="0" w:oddHBand="1" w:evenHBand="0" w:firstRowFirstColumn="0" w:firstRowLastColumn="0" w:lastRowFirstColumn="0" w:lastRowLastColumn="0"/>
+            </w:pPr>
+            <w:r>
+              <w:t>Session user = capitaine</w:t>
+            </w:r>
+          </w:p>
+        </w:tc>
+        <w:tc>
+          <w:tcPr>
+            <w:tcW w:w="1518" w:type="dxa"/>
+          </w:tcPr>
+          <w:p>
+            <w:pPr>
+              <w:cnfStyle w:val="000000100000" w:firstRow="0" w:lastRow="0" w:firstColumn="0" w:lastColumn="0" w:oddVBand="0" w:evenVBand="0" w:oddHBand="1" w:evenHBand="0" w:firstRowFirstColumn="0" w:firstRowLastColumn="0" w:lastRowFirstColumn="0" w:lastRowLastColumn="0"/>
+            </w:pPr>
+            <w:r>
+              <w:t>204 No Content</w:t>
+            </w:r>
+          </w:p>
+        </w:tc>
+      </w:tr>
+      <w:tr>
+        <w:tc>
+          <w:tcPr>
+            <w:cnfStyle w:val="001000000000" w:firstRow="0" w:lastRow="0" w:firstColumn="1" w:lastColumn="0" w:oddVBand="0" w:evenVBand="0" w:oddHBand="0" w:evenHBand="0" w:firstRowFirstColumn="0" w:firstRowLastColumn="0" w:lastRowFirstColumn="0" w:lastRowLastColumn="0"/>
+            <w:tcW w:w="568" w:type="dxa"/>
+          </w:tcPr>
+          <w:p>
+            <w:r>
+              <w:t>1</w:t>
+            </w:r>
+            <w:r>
+              <w:t>2</w:t>
+            </w:r>
+          </w:p>
+        </w:tc>
+        <w:tc>
+          <w:tcPr>
+            <w:tcW w:w="1352" w:type="dxa"/>
+          </w:tcPr>
+          <w:p>
+            <w:pPr>
+              <w:cnfStyle w:val="000000000000" w:firstRow="0" w:lastRow="0" w:firstColumn="0" w:lastColumn="0" w:oddVBand="0" w:evenVBand="0" w:oddHBand="0" w:evenHBand="0" w:firstRowFirstColumn="0" w:firstRowLastColumn="0" w:lastRowFirstColumn="0" w:lastRowLastColumn="0"/>
+            </w:pPr>
+            <w:r>
+              <w:t>Supprimer une équipe (non autorisé)</w:t>
+            </w:r>
+          </w:p>
+        </w:tc>
+        <w:tc>
+          <w:tcPr>
+            <w:tcW w:w="987" w:type="dxa"/>
+          </w:tcPr>
+          <w:p>
+            <w:pPr>
+              <w:cnfStyle w:val="000000000000" w:firstRow="0" w:lastRow="0" w:firstColumn="0" w:lastColumn="0" w:oddVBand="0" w:evenVBand="0" w:oddHBand="0" w:evenHBand="0" w:firstRowFirstColumn="0" w:firstRowLastColumn="0" w:lastRowFirstColumn="0" w:lastRowLastColumn="0"/>
+            </w:pPr>
+            <w:r>
+              <w:t>DELETE</w:t>
+            </w:r>
+          </w:p>
+        </w:tc>
+        <w:tc>
+          <w:tcPr>
+            <w:tcW w:w="2200" w:type="dxa"/>
+          </w:tcPr>
+          <w:p>
+            <w:pPr>
+              <w:cnfStyle w:val="000000000000" w:firstRow="0" w:lastRow="0" w:firstColumn="0" w:lastColumn="0" w:oddVBand="0" w:evenVBand="0" w:oddHBand="0" w:evenHBand="0" w:firstRowFirstColumn="0" w:firstRowLastColumn="0" w:lastRowFirstColumn="0" w:lastRowLastColumn="0"/>
+            </w:pPr>
+            <w:r>
+              <w:t>/teams/2</w:t>
+            </w:r>
+          </w:p>
+        </w:tc>
+        <w:tc>
+          <w:tcPr>
+            <w:tcW w:w="1403" w:type="dxa"/>
+          </w:tcPr>
+          <w:p>
+            <w:pPr>
+              <w:cnfStyle w:val="000000000000" w:firstRow="0" w:lastRow="0" w:firstColumn="0" w:lastColumn="0" w:oddVBand="0" w:evenVBand="0" w:oddHBand="0" w:evenHBand="0" w:firstRowFirstColumn="0" w:firstRowLastColumn="0" w:lastRowFirstColumn="0" w:lastRowLastColumn="0"/>
+            </w:pPr>
+            <w:r>
+              <w:t>Un utilisateur non autorisé tente de supprimer</w:t>
+            </w:r>
+          </w:p>
+        </w:tc>
+        <w:tc>
+          <w:tcPr>
+            <w:tcW w:w="1465" w:type="dxa"/>
+          </w:tcPr>
+          <w:p>
+            <w:pPr>
+              <w:cnfStyle w:val="000000000000" w:firstRow="0" w:lastRow="0" w:firstColumn="0" w:lastColumn="0" w:oddVBand="0" w:evenVBand="0" w:oddHBand="0" w:evenHBand="0" w:firstRowFirstColumn="0" w:firstRowLastColumn="0" w:lastRowFirstColumn="0" w:lastRowLastColumn="0"/>
+            </w:pPr>
+            <w:r>
+              <w:t>Session user ≠ admin, ≠ capitaine</w:t>
+            </w:r>
+          </w:p>
+        </w:tc>
+        <w:tc>
+          <w:tcPr>
+            <w:tcW w:w="1518" w:type="dxa"/>
+          </w:tcPr>
+          <w:p>
+            <w:pPr>
+              <w:cnfStyle w:val="000000000000" w:firstRow="0" w:lastRow="0" w:firstColumn="0" w:lastColumn="0" w:oddVBand="0" w:evenVBand="0" w:oddHBand="0" w:evenHBand="0" w:firstRowFirstColumn="0" w:firstRowLastColumn="0" w:lastRowFirstColumn="0" w:lastRowLastColumn="0"/>
+            </w:pPr>
+            <w:r>
+              <w:t xml:space="preserve">403 </w:t>
+            </w:r>
+            <w:proofErr w:type="spellStart"/>
+            <w:r>
+              <w:t>Forbidden</w:t>
+            </w:r>
+            <w:proofErr w:type="spellEnd"/>
+          </w:p>
+        </w:tc>
+      </w:tr>
+      <w:tr>
+        <w:trPr>
+          <w:cnfStyle w:val="000000100000" w:firstRow="0" w:lastRow="0" w:firstColumn="0" w:lastColumn="0" w:oddVBand="0" w:evenVBand="0" w:oddHBand="1" w:evenHBand="0" w:firstRowFirstColumn="0" w:firstRowLastColumn="0" w:lastRowFirstColumn="0" w:lastRowLastColumn="0"/>
+        </w:trPr>
+        <w:tc>
+          <w:tcPr>
+            <w:cnfStyle w:val="001000000000" w:firstRow="0" w:lastRow="0" w:firstColumn="1" w:lastColumn="0" w:oddVBand="0" w:evenVBand="0" w:oddHBand="0" w:evenHBand="0" w:firstRowFirstColumn="0" w:firstRowLastColumn="0" w:lastRowFirstColumn="0" w:lastRowLastColumn="0"/>
+            <w:tcW w:w="568" w:type="dxa"/>
+          </w:tcPr>
+          <w:p>
+            <w:r>
+              <w:t>1</w:t>
+            </w:r>
+            <w:r>
+              <w:t>3</w:t>
+            </w:r>
+          </w:p>
+        </w:tc>
+        <w:tc>
+          <w:tcPr>
+            <w:tcW w:w="1352" w:type="dxa"/>
+          </w:tcPr>
+          <w:p>
+            <w:pPr>
+              <w:cnfStyle w:val="000000100000" w:firstRow="0" w:lastRow="0" w:firstColumn="0" w:lastColumn="0" w:oddVBand="0" w:evenVBand="0" w:oddHBand="1" w:evenHBand="0" w:firstRowFirstColumn="0" w:firstRowLastColumn="0" w:lastRowFirstColumn="0" w:lastRowLastColumn="0"/>
+            </w:pPr>
+            <w:r>
+              <w:t>Supprimer une équipe inexistante</w:t>
+            </w:r>
+          </w:p>
+        </w:tc>
+        <w:tc>
+          <w:tcPr>
+            <w:tcW w:w="987" w:type="dxa"/>
+          </w:tcPr>
+          <w:p>
+            <w:pPr>
+              <w:cnfStyle w:val="000000100000" w:firstRow="0" w:lastRow="0" w:firstColumn="0" w:lastColumn="0" w:oddVBand="0" w:evenVBand="0" w:oddHBand="1" w:evenHBand="0" w:firstRowFirstColumn="0" w:firstRowLastColumn="0" w:lastRowFirstColumn="0" w:lastRowLastColumn="0"/>
+            </w:pPr>
+            <w:r>
+              <w:t>DELETE</w:t>
+            </w:r>
+          </w:p>
+        </w:tc>
+        <w:tc>
+          <w:tcPr>
+            <w:tcW w:w="2200" w:type="dxa"/>
+          </w:tcPr>
+          <w:p>
+            <w:pPr>
+              <w:cnfStyle w:val="000000100000" w:firstRow="0" w:lastRow="0" w:firstColumn="0" w:lastColumn="0" w:oddVBand="0" w:evenVBand="0" w:oddHBand="1" w:evenHBand="0" w:firstRowFirstColumn="0" w:firstRowLastColumn="0" w:lastRowFirstColumn="0" w:lastRowLastColumn="0"/>
+            </w:pPr>
+            <w:r>
+              <w:t>/teams/999</w:t>
+            </w:r>
+          </w:p>
+        </w:tc>
+        <w:tc>
+          <w:tcPr>
+            <w:tcW w:w="1403" w:type="dxa"/>
+          </w:tcPr>
+          <w:p>
+            <w:pPr>
+              <w:cnfStyle w:val="000000100000" w:firstRow="0" w:lastRow="0" w:firstColumn="0" w:lastColumn="0" w:oddVBand="0" w:evenVBand="0" w:oddHBand="1" w:evenHBand="0" w:firstRowFirstColumn="0" w:firstRowLastColumn="0" w:lastRowFirstColumn="0" w:lastRowLastColumn="0"/>
+            </w:pPr>
+            <w:r>
+              <w:t>Tentative de suppression d'une équipe introuvable</w:t>
+            </w:r>
+          </w:p>
+        </w:tc>
+        <w:tc>
+          <w:tcPr>
+            <w:tcW w:w="1465" w:type="dxa"/>
+          </w:tcPr>
+          <w:p>
+            <w:pPr>
+              <w:cnfStyle w:val="000000100000" w:firstRow="0" w:lastRow="0" w:firstColumn="0" w:lastColumn="0" w:oddVBand="0" w:evenVBand="0" w:oddHBand="1" w:evenHBand="0" w:firstRowFirstColumn="0" w:firstRowLastColumn="0" w:lastRowFirstColumn="0" w:lastRowLastColumn="0"/>
+            </w:pPr>
+            <w:r>
+              <w:t>-</w:t>
+            </w:r>
+          </w:p>
+        </w:tc>
+        <w:tc>
+          <w:tcPr>
+            <w:tcW w:w="1518" w:type="dxa"/>
+          </w:tcPr>
+          <w:p>
+            <w:pPr>
+              <w:cnfStyle w:val="000000100000" w:firstRow="0" w:lastRow="0" w:firstColumn="0" w:lastColumn="0" w:oddVBand="0" w:evenVBand="0" w:oddHBand="1" w:evenHBand="0" w:firstRowFirstColumn="0" w:firstRowLastColumn="0" w:lastRowFirstColumn="0" w:lastRowLastColumn="0"/>
+            </w:pPr>
+            <w:r>
+              <w:t xml:space="preserve">404 Not </w:t>
+            </w:r>
+            <w:proofErr w:type="spellStart"/>
+            <w:r>
+              <w:t>Found</w:t>
+            </w:r>
+            <w:proofErr w:type="spellEnd"/>
+          </w:p>
+        </w:tc>
+      </w:tr>
+      <w:tr>
+        <w:tc>
+          <w:tcPr>
+            <w:cnfStyle w:val="001000000000" w:firstRow="0" w:lastRow="0" w:firstColumn="1" w:lastColumn="0" w:oddVBand="0" w:evenVBand="0" w:oddHBand="0" w:evenHBand="0" w:firstRowFirstColumn="0" w:firstRowLastColumn="0" w:lastRowFirstColumn="0" w:lastRowLastColumn="0"/>
+            <w:tcW w:w="568" w:type="dxa"/>
+          </w:tcPr>
+          <w:p>
+            <w:r>
+              <w:t>1</w:t>
+            </w:r>
+            <w:r>
+              <w:t>4</w:t>
+            </w:r>
+          </w:p>
+        </w:tc>
+        <w:tc>
+          <w:tcPr>
+            <w:tcW w:w="1352" w:type="dxa"/>
+          </w:tcPr>
+          <w:p>
+            <w:pPr>
+              <w:cnfStyle w:val="000000000000" w:firstRow="0" w:lastRow="0" w:firstColumn="0" w:lastColumn="0" w:oddVBand="0" w:evenVBand="0" w:oddHBand="0" w:evenHBand="0" w:firstRowFirstColumn="0" w:firstRowLastColumn="0" w:lastRowFirstColumn="0" w:lastRowLastColumn="0"/>
+            </w:pPr>
+            <w:r>
+              <w:t>Accès sans session</w:t>
+            </w:r>
+          </w:p>
+        </w:tc>
+        <w:tc>
+          <w:tcPr>
+            <w:tcW w:w="987" w:type="dxa"/>
+          </w:tcPr>
+          <w:p>
+            <w:pPr>
+              <w:cnfStyle w:val="000000000000" w:firstRow="0" w:lastRow="0" w:firstColumn="0" w:lastColumn="0" w:oddVBand="0" w:evenVBand="0" w:oddHBand="0" w:evenHBand="0" w:firstRowFirstColumn="0" w:firstRowLastColumn="0" w:lastRowFirstColumn="0" w:lastRowLastColumn="0"/>
+            </w:pPr>
+            <w:r>
+              <w:t>GET</w:t>
+            </w:r>
+          </w:p>
+        </w:tc>
+        <w:tc>
+          <w:tcPr>
+            <w:tcW w:w="2200" w:type="dxa"/>
+          </w:tcPr>
+          <w:p>
+            <w:pPr>
+              <w:cnfStyle w:val="000000000000" w:firstRow="0" w:lastRow="0" w:firstColumn="0" w:lastColumn="0" w:oddVBand="0" w:evenVBand="0" w:oddHBand="0" w:evenHBand="0" w:firstRowFirstColumn="0" w:firstRowLastColumn="0" w:lastRowFirstColumn="0" w:lastRowLastColumn="0"/>
+            </w:pPr>
+            <w:r>
+              <w:t>/</w:t>
+            </w:r>
+            <w:proofErr w:type="gramStart"/>
+            <w:r>
+              <w:t>teams</w:t>
+            </w:r>
+            <w:proofErr w:type="gramEnd"/>
+          </w:p>
+        </w:tc>
+        <w:tc>
+          <w:tcPr>
+            <w:tcW w:w="1403" w:type="dxa"/>
+          </w:tcPr>
+          <w:p>
+            <w:pPr>
+              <w:cnfStyle w:val="000000000000" w:firstRow="0" w:lastRow="0" w:firstColumn="0" w:lastColumn="0" w:oddVBand="0" w:evenVBand="0" w:oddHBand="0" w:evenHBand="0" w:firstRowFirstColumn="0" w:firstRowLastColumn="0" w:lastRowFirstColumn="0" w:lastRowLastColumn="0"/>
+            </w:pPr>
+            <w:r>
+              <w:t>Utilisateur non connecté tente d'accéder aux équipes</w:t>
+            </w:r>
+          </w:p>
+        </w:tc>
+        <w:tc>
+          <w:tcPr>
+            <w:tcW w:w="1465" w:type="dxa"/>
+          </w:tcPr>
+          <w:p>
+            <w:pPr>
+              <w:cnfStyle w:val="000000000000" w:firstRow="0" w:lastRow="0" w:firstColumn="0" w:lastColumn="0" w:oddVBand="0" w:evenVBand="0" w:oddHBand="0" w:evenHBand="0" w:firstRowFirstColumn="0" w:firstRowLastColumn="0" w:lastRowFirstColumn="0" w:lastRowLastColumn="0"/>
+            </w:pPr>
+            <w:r>
+              <w:t>Aucune session</w:t>
+            </w:r>
+          </w:p>
+        </w:tc>
+        <w:tc>
+          <w:tcPr>
+            <w:tcW w:w="1518" w:type="dxa"/>
+          </w:tcPr>
+          <w:p>
+            <w:pPr>
+              <w:cnfStyle w:val="000000000000" w:firstRow="0" w:lastRow="0" w:firstColumn="0" w:lastColumn="0" w:oddVBand="0" w:evenVBand="0" w:oddHBand="0" w:evenHBand="0" w:firstRowFirstColumn="0" w:firstRowLastColumn="0" w:lastRowFirstColumn="0" w:lastRowLastColumn="0"/>
+            </w:pPr>
+            <w:r>
+              <w:t xml:space="preserve">401 </w:t>
+            </w:r>
+            <w:proofErr w:type="spellStart"/>
+            <w:r>
+              <w:t>Unauthor</w:t>
+            </w:r>
+            <w:proofErr w:type="spellEnd"/>
+          </w:p>
+        </w:tc>
+      </w:tr>
+    </w:tbl>
+    <w:p>
+      <w:pPr>
+        <w:pStyle w:val="Titre1"/>
+      </w:pPr>
+      <w:bookmarkStart w:id="29" w:name="_Toc194300540"/>
+      <w:r>
+        <w:t>Auto-évaluations et conclusions</w:t>
+      </w:r>
+      <w:bookmarkEnd w:id="29"/>
+    </w:p>
+    <w:p>
       <w:pPr>
         <w:pStyle w:val="Titre2"/>
       </w:pPr>
-      <w:bookmarkStart w:id="26" w:name="_Toc194300535"/>
-      <w:r>
-        <w:t>Une descente de code de l'API REST</w:t>
-      </w:r>
-      <w:bookmarkEnd w:id="26"/>
-    </w:p>
-    <w:p>
-      <w:pPr>
-        <w:pStyle w:val="Titre1"/>
-      </w:pPr>
-      <w:bookmarkStart w:id="27" w:name="_Toc194300536"/>
-      <w:r>
-        <w:t>Hébergement</w:t>
-      </w:r>
-      <w:bookmarkEnd w:id="27"/>
-    </w:p>
-    <w:p>
-      <w:pPr>
-        <w:pStyle w:val="Titre1"/>
-      </w:pPr>
-      <w:bookmarkStart w:id="28" w:name="_Toc194300537"/>
-      <w:r>
-        <w:t>Installation du projet complet avec les 5 applications</w:t>
-      </w:r>
-      <w:bookmarkEnd w:id="28"/>
-    </w:p>
-    <w:p>
-      <w:pPr>
-        <w:pStyle w:val="Titre1"/>
-      </w:pPr>
-      <w:bookmarkStart w:id="29" w:name="_Toc194300538"/>
-      <w:r>
-        <w:t>Outils, langages (versions, définitions, installations)</w:t>
-      </w:r>
-      <w:bookmarkEnd w:id="29"/>
-    </w:p>
-    <w:p>
-      <w:pPr>
-        <w:pStyle w:val="Titre1"/>
-      </w:pPr>
-      <w:bookmarkStart w:id="30" w:name="_Toc194300539"/>
-      <w:r>
-        <w:t>Tests de fonctionnement du projet</w:t>
+      <w:bookmarkStart w:id="30" w:name="_Toc194300541"/>
+      <w:r>
+        <w:t>Auto-évaluation et conclusion de Ceyhan Alparslan</w:t>
       </w:r>
       <w:bookmarkEnd w:id="30"/>
     </w:p>
     <w:p>
-      <w:pPr>
-        <w:pStyle w:val="Titre1"/>
-      </w:pPr>
-      <w:bookmarkStart w:id="31" w:name="_Toc194300540"/>
-      <w:r>
-        <w:t>Auto-évaluations et conclusions</w:t>
+      <w:r>
+        <w:t xml:space="preserve">Durant ce projet, j’ai perdu beaucoup de temps sur les sessions car j’ai utilisé </w:t>
+      </w:r>
+      <w:r>
+        <w:t xml:space="preserve">une méthode </w:t>
+      </w:r>
+      <w:r>
+        <w:t xml:space="preserve">impossible pour notre cas </w:t>
+      </w:r>
+      <w:r>
+        <w:t xml:space="preserve">au début mais suite à des discussion avec des </w:t>
+      </w:r>
+      <w:r>
+        <w:t xml:space="preserve">collègues d’autres groupe j’ai utilisé une version plus simple </w:t>
+      </w:r>
+      <w:r>
+        <w:t>que j’ai pu implémenté très rapidement, aussi non le reste était très facile</w:t>
+      </w:r>
+      <w:r>
+        <w:t xml:space="preserve"> et m’a pas pris beaucoup de temps a faire, en conclusion si j’avais directement pris la bonne option pour les options </w:t>
+      </w:r>
+      <w:r>
+        <w:t xml:space="preserve">j’aurais pu finir plus rapidement et </w:t>
+      </w:r>
+      <w:r>
+        <w:t>pu présenter le projet en personne.</w:t>
+      </w:r>
+    </w:p>
+    <w:p>
+      <w:pPr>
+        <w:pStyle w:val="Titre2"/>
+      </w:pPr>
+      <w:bookmarkStart w:id="31" w:name="_Toc194300542"/>
+      <w:r>
+        <w:t>Auto-évaluation et conclusion de</w:t>
       </w:r>
       <w:bookmarkEnd w:id="31"/>
-    </w:p>
-    <w:p>
-      <w:pPr>
-        <w:pStyle w:val="Titre2"/>
-      </w:pPr>
-      <w:bookmarkStart w:id="32" w:name="_Toc194300541"/>
-      <w:r>
-        <w:t>Auto-évaluation et conclusion de Ceyhan Alparslan</w:t>
-      </w:r>
-      <w:bookmarkEnd w:id="32"/>
-    </w:p>
-    <w:p>
-      <w:pPr>
-        <w:pStyle w:val="Titre2"/>
-      </w:pPr>
-      <w:bookmarkStart w:id="33" w:name="_Toc194300542"/>
-      <w:r>
-        <w:t>Auto-évaluation et conclusion de</w:t>
-      </w:r>
-      <w:bookmarkEnd w:id="33"/>
-      <w:r>
-        <w:t xml:space="preserve"> Vallélian Thibaud</w:t>
+      <w:r>
+        <w:t xml:space="preserve"> </w:t>
+      </w:r>
+      <w:proofErr w:type="spellStart"/>
+      <w:r>
+        <w:t>Vallélian</w:t>
+      </w:r>
+      <w:proofErr w:type="spellEnd"/>
+      <w:r>
+        <w:t xml:space="preserve"> Thibaud</w:t>
       </w:r>
     </w:p>
     <w:sectPr>
@@ -6388,7 +10551,7 @@
       <w:rPr>
         <w:noProof/>
       </w:rPr>
-      <w:t>Alparslan Ceyhan</w:t>
+      <w:t>Alparslan Ceyhan(Client1)</w:t>
     </w:r>
     <w:r>
       <w:rPr>
@@ -6517,7 +10680,7 @@
       <w:rPr>
         <w:noProof/>
       </w:rPr>
-      <w:t>Alparslan Ceyhan</w:t>
+      <w:t>Alparslan Ceyhan(Client1)</w:t>
     </w:r>
     <w:r>
       <w:rPr>
@@ -6735,7 +10898,7 @@
       <w:rPr>
         <w:noProof/>
       </w:rPr>
-      <w:t>08.04.2025</w:t>
+      <w:t>21.04.2025</w:t>
     </w:r>
     <w:r>
       <w:fldChar w:fldCharType="end"/>
@@ -7009,6 +11172,155 @@
     </w:lvl>
   </w:abstractNum>
   <w:abstractNum w:abstractNumId="2" w15:restartNumberingAfterBreak="0">
+    <w:nsid w:val="0EB571DA"/>
+    <w:multiLevelType w:val="multilevel"/>
+    <w:tmpl w:val="1548EA26"/>
+    <w:lvl w:ilvl="0">
+      <w:start w:val="1"/>
+      <w:numFmt w:val="bullet"/>
+      <w:lvlText w:val=""/>
+      <w:lvlJc w:val="left"/>
+      <w:pPr>
+        <w:tabs>
+          <w:tab w:val="num" w:pos="720"/>
+        </w:tabs>
+        <w:ind w:left="720" w:hanging="360"/>
+      </w:pPr>
+      <w:rPr>
+        <w:rFonts w:ascii="Symbol" w:hAnsi="Symbol" w:hint="default"/>
+        <w:sz w:val="20"/>
+      </w:rPr>
+    </w:lvl>
+    <w:lvl w:ilvl="1" w:tentative="1">
+      <w:start w:val="1"/>
+      <w:numFmt w:val="bullet"/>
+      <w:lvlText w:val="o"/>
+      <w:lvlJc w:val="left"/>
+      <w:pPr>
+        <w:tabs>
+          <w:tab w:val="num" w:pos="1440"/>
+        </w:tabs>
+        <w:ind w:left="1440" w:hanging="360"/>
+      </w:pPr>
+      <w:rPr>
+        <w:rFonts w:ascii="Courier New" w:hAnsi="Courier New" w:hint="default"/>
+        <w:sz w:val="20"/>
+      </w:rPr>
+    </w:lvl>
+    <w:lvl w:ilvl="2" w:tentative="1">
+      <w:start w:val="1"/>
+      <w:numFmt w:val="bullet"/>
+      <w:lvlText w:val=""/>
+      <w:lvlJc w:val="left"/>
+      <w:pPr>
+        <w:tabs>
+          <w:tab w:val="num" w:pos="2160"/>
+        </w:tabs>
+        <w:ind w:left="2160" w:hanging="360"/>
+      </w:pPr>
+      <w:rPr>
+        <w:rFonts w:ascii="Wingdings" w:hAnsi="Wingdings" w:hint="default"/>
+        <w:sz w:val="20"/>
+      </w:rPr>
+    </w:lvl>
+    <w:lvl w:ilvl="3" w:tentative="1">
+      <w:start w:val="1"/>
+      <w:numFmt w:val="bullet"/>
+      <w:lvlText w:val=""/>
+      <w:lvlJc w:val="left"/>
+      <w:pPr>
+        <w:tabs>
+          <w:tab w:val="num" w:pos="2880"/>
+        </w:tabs>
+        <w:ind w:left="2880" w:hanging="360"/>
+      </w:pPr>
+      <w:rPr>
+        <w:rFonts w:ascii="Wingdings" w:hAnsi="Wingdings" w:hint="default"/>
+        <w:sz w:val="20"/>
+      </w:rPr>
+    </w:lvl>
+    <w:lvl w:ilvl="4" w:tentative="1">
+      <w:start w:val="1"/>
+      <w:numFmt w:val="bullet"/>
+      <w:lvlText w:val=""/>
+      <w:lvlJc w:val="left"/>
+      <w:pPr>
+        <w:tabs>
+          <w:tab w:val="num" w:pos="3600"/>
+        </w:tabs>
+        <w:ind w:left="3600" w:hanging="360"/>
+      </w:pPr>
+      <w:rPr>
+        <w:rFonts w:ascii="Wingdings" w:hAnsi="Wingdings" w:hint="default"/>
+        <w:sz w:val="20"/>
+      </w:rPr>
+    </w:lvl>
+    <w:lvl w:ilvl="5" w:tentative="1">
+      <w:start w:val="1"/>
+      <w:numFmt w:val="bullet"/>
+      <w:lvlText w:val=""/>
+      <w:lvlJc w:val="left"/>
+      <w:pPr>
+        <w:tabs>
+          <w:tab w:val="num" w:pos="4320"/>
+        </w:tabs>
+        <w:ind w:left="4320" w:hanging="360"/>
+      </w:pPr>
+      <w:rPr>
+        <w:rFonts w:ascii="Wingdings" w:hAnsi="Wingdings" w:hint="default"/>
+        <w:sz w:val="20"/>
+      </w:rPr>
+    </w:lvl>
+    <w:lvl w:ilvl="6" w:tentative="1">
+      <w:start w:val="1"/>
+      <w:numFmt w:val="bullet"/>
+      <w:lvlText w:val=""/>
+      <w:lvlJc w:val="left"/>
+      <w:pPr>
+        <w:tabs>
+          <w:tab w:val="num" w:pos="5040"/>
+        </w:tabs>
+        <w:ind w:left="5040" w:hanging="360"/>
+      </w:pPr>
+      <w:rPr>
+        <w:rFonts w:ascii="Wingdings" w:hAnsi="Wingdings" w:hint="default"/>
+        <w:sz w:val="20"/>
+      </w:rPr>
+    </w:lvl>
+    <w:lvl w:ilvl="7" w:tentative="1">
+      <w:start w:val="1"/>
+      <w:numFmt w:val="bullet"/>
+      <w:lvlText w:val=""/>
+      <w:lvlJc w:val="left"/>
+      <w:pPr>
+        <w:tabs>
+          <w:tab w:val="num" w:pos="5760"/>
+        </w:tabs>
+        <w:ind w:left="5760" w:hanging="360"/>
+      </w:pPr>
+      <w:rPr>
+        <w:rFonts w:ascii="Wingdings" w:hAnsi="Wingdings" w:hint="default"/>
+        <w:sz w:val="20"/>
+      </w:rPr>
+    </w:lvl>
+    <w:lvl w:ilvl="8" w:tentative="1">
+      <w:start w:val="1"/>
+      <w:numFmt w:val="bullet"/>
+      <w:lvlText w:val=""/>
+      <w:lvlJc w:val="left"/>
+      <w:pPr>
+        <w:tabs>
+          <w:tab w:val="num" w:pos="6480"/>
+        </w:tabs>
+        <w:ind w:left="6480" w:hanging="360"/>
+      </w:pPr>
+      <w:rPr>
+        <w:rFonts w:ascii="Wingdings" w:hAnsi="Wingdings" w:hint="default"/>
+        <w:sz w:val="20"/>
+      </w:rPr>
+    </w:lvl>
+  </w:abstractNum>
+  <w:abstractNum w:abstractNumId="3" w15:restartNumberingAfterBreak="0">
     <w:nsid w:val="13E56E36"/>
     <w:multiLevelType w:val="hybridMultilevel"/>
     <w:tmpl w:val="A7447754"/>
@@ -7149,7 +11461,7 @@
       </w:pPr>
     </w:lvl>
   </w:abstractNum>
-  <w:abstractNum w:abstractNumId="3" w15:restartNumberingAfterBreak="0">
+  <w:abstractNum w:abstractNumId="4" w15:restartNumberingAfterBreak="0">
     <w:nsid w:val="14BE0091"/>
     <w:multiLevelType w:val="hybridMultilevel"/>
     <w:tmpl w:val="AD96F4CA"/>
@@ -7262,7 +11574,7 @@
       </w:rPr>
     </w:lvl>
   </w:abstractNum>
-  <w:abstractNum w:abstractNumId="4" w15:restartNumberingAfterBreak="0">
+  <w:abstractNum w:abstractNumId="5" w15:restartNumberingAfterBreak="0">
     <w:nsid w:val="35A24E30"/>
     <w:multiLevelType w:val="hybridMultilevel"/>
     <w:tmpl w:val="6000564A"/>
@@ -7351,7 +11663,7 @@
       </w:pPr>
     </w:lvl>
   </w:abstractNum>
-  <w:abstractNum w:abstractNumId="5" w15:restartNumberingAfterBreak="0">
+  <w:abstractNum w:abstractNumId="6" w15:restartNumberingAfterBreak="0">
     <w:nsid w:val="37284A52"/>
     <w:multiLevelType w:val="hybridMultilevel"/>
     <w:tmpl w:val="F91EB1C2"/>
@@ -7496,7 +11808,7 @@
       </w:rPr>
     </w:lvl>
   </w:abstractNum>
-  <w:abstractNum w:abstractNumId="6" w15:restartNumberingAfterBreak="0">
+  <w:abstractNum w:abstractNumId="7" w15:restartNumberingAfterBreak="0">
     <w:nsid w:val="423106A3"/>
     <w:multiLevelType w:val="hybridMultilevel"/>
     <w:tmpl w:val="98742D5A"/>
@@ -7586,7 +11898,7 @@
       </w:pPr>
     </w:lvl>
   </w:abstractNum>
-  <w:abstractNum w:abstractNumId="7" w15:restartNumberingAfterBreak="0">
+  <w:abstractNum w:abstractNumId="8" w15:restartNumberingAfterBreak="0">
     <w:nsid w:val="56DC73F5"/>
     <w:multiLevelType w:val="hybridMultilevel"/>
     <w:tmpl w:val="20B65C8C"/>
@@ -7675,7 +11987,7 @@
       </w:pPr>
     </w:lvl>
   </w:abstractNum>
-  <w:abstractNum w:abstractNumId="8" w15:restartNumberingAfterBreak="0">
+  <w:abstractNum w:abstractNumId="9" w15:restartNumberingAfterBreak="0">
     <w:nsid w:val="5B60421A"/>
     <w:multiLevelType w:val="hybridMultilevel"/>
     <w:tmpl w:val="1EB8BE48"/>
@@ -7788,7 +12100,7 @@
       </w:rPr>
     </w:lvl>
   </w:abstractNum>
-  <w:abstractNum w:abstractNumId="9" w15:restartNumberingAfterBreak="0">
+  <w:abstractNum w:abstractNumId="10" w15:restartNumberingAfterBreak="0">
     <w:nsid w:val="5E53735C"/>
     <w:multiLevelType w:val="hybridMultilevel"/>
     <w:tmpl w:val="BADACC2E"/>
@@ -7902,7 +12214,7 @@
       </w:rPr>
     </w:lvl>
   </w:abstractNum>
-  <w:abstractNum w:abstractNumId="10" w15:restartNumberingAfterBreak="0">
+  <w:abstractNum w:abstractNumId="11" w15:restartNumberingAfterBreak="0">
     <w:nsid w:val="6E923624"/>
     <w:multiLevelType w:val="hybridMultilevel"/>
     <w:tmpl w:val="6FF2242A"/>
@@ -7988,7 +12300,7 @@
       </w:pPr>
     </w:lvl>
   </w:abstractNum>
-  <w:abstractNum w:abstractNumId="11" w15:restartNumberingAfterBreak="0">
+  <w:abstractNum w:abstractNumId="12" w15:restartNumberingAfterBreak="0">
     <w:nsid w:val="755B72CC"/>
     <w:multiLevelType w:val="multilevel"/>
     <w:tmpl w:val="100C0025"/>
@@ -8084,40 +12396,43 @@
     </w:lvl>
   </w:abstractNum>
   <w:num w:numId="1" w16cid:durableId="1280335747">
-    <w:abstractNumId w:val="5"/>
+    <w:abstractNumId w:val="6"/>
   </w:num>
   <w:num w:numId="2" w16cid:durableId="1866361340">
-    <w:abstractNumId w:val="2"/>
+    <w:abstractNumId w:val="3"/>
   </w:num>
   <w:num w:numId="3" w16cid:durableId="807434249">
-    <w:abstractNumId w:val="11"/>
+    <w:abstractNumId w:val="12"/>
   </w:num>
   <w:num w:numId="4" w16cid:durableId="844635243">
-    <w:abstractNumId w:val="6"/>
+    <w:abstractNumId w:val="7"/>
   </w:num>
   <w:num w:numId="5" w16cid:durableId="1503087600">
-    <w:abstractNumId w:val="9"/>
+    <w:abstractNumId w:val="10"/>
   </w:num>
   <w:num w:numId="6" w16cid:durableId="1513255080">
     <w:abstractNumId w:val="0"/>
   </w:num>
   <w:num w:numId="7" w16cid:durableId="158234541">
-    <w:abstractNumId w:val="10"/>
+    <w:abstractNumId w:val="11"/>
   </w:num>
   <w:num w:numId="8" w16cid:durableId="1543979327">
-    <w:abstractNumId w:val="8"/>
+    <w:abstractNumId w:val="9"/>
   </w:num>
   <w:num w:numId="9" w16cid:durableId="1267076980">
-    <w:abstractNumId w:val="3"/>
+    <w:abstractNumId w:val="4"/>
   </w:num>
   <w:num w:numId="10" w16cid:durableId="1687292210">
     <w:abstractNumId w:val="1"/>
   </w:num>
   <w:num w:numId="11" w16cid:durableId="1278372717">
-    <w:abstractNumId w:val="7"/>
+    <w:abstractNumId w:val="8"/>
   </w:num>
   <w:num w:numId="12" w16cid:durableId="994919752">
-    <w:abstractNumId w:val="4"/>
+    <w:abstractNumId w:val="5"/>
+  </w:num>
+  <w:num w:numId="13" w16cid:durableId="463697749">
+    <w:abstractNumId w:val="2"/>
   </w:num>
 </w:numbering>
 </file>
@@ -8520,7 +12835,7 @@
   <w:style w:type="paragraph" w:default="1" w:styleId="Normal">
     <w:name w:val="Normal"/>
     <w:qFormat/>
-    <w:rsid w:val="009F47BE"/>
+    <w:rsid w:val="00F467A2"/>
     <w:pPr>
       <w:spacing w:after="0"/>
     </w:pPr>
@@ -8634,7 +12949,6 @@
     <w:basedOn w:val="Normal"/>
     <w:next w:val="Normal"/>
     <w:link w:val="Titre6Car"/>
-    <w:semiHidden/>
     <w:unhideWhenUsed/>
     <w:qFormat/>
     <w:rsid w:val="00CF2422"/>
@@ -8733,7 +13047,6 @@
   <w:style w:type="character" w:default="1" w:styleId="Policepardfaut">
     <w:name w:val="Default Paragraph Font"/>
     <w:uiPriority w:val="1"/>
-    <w:semiHidden/>
     <w:unhideWhenUsed/>
   </w:style>
   <w:style w:type="table" w:default="1" w:styleId="TableauNormal">
@@ -8823,7 +13136,6 @@
     <w:name w:val="Titre 6 Car"/>
     <w:basedOn w:val="Policepardfaut"/>
     <w:link w:val="Titre6"/>
-    <w:semiHidden/>
     <w:rsid w:val="00CF2422"/>
     <w:rPr>
       <w:rFonts w:ascii="Arial" w:eastAsia="Times New Roman" w:hAnsi="Arial" w:cs="Times New Roman"/>
@@ -9941,6 +14253,82 @@
       <w:bCs/>
     </w:rPr>
   </w:style>
+  <w:style w:type="table" w:styleId="TableauGrille4-Accentuation1">
+    <w:name w:val="Grid Table 4 Accent 1"/>
+    <w:basedOn w:val="TableauNormal"/>
+    <w:uiPriority w:val="49"/>
+    <w:rsid w:val="003C7AFB"/>
+    <w:pPr>
+      <w:spacing w:after="0" w:line="240" w:lineRule="auto"/>
+    </w:pPr>
+    <w:tblPr>
+      <w:tblStyleRowBandSize w:val="1"/>
+      <w:tblStyleColBandSize w:val="1"/>
+      <w:tblBorders>
+        <w:top w:val="single" w:sz="4" w:space="0" w:color="8EAADB" w:themeColor="accent1" w:themeTint="99"/>
+        <w:left w:val="single" w:sz="4" w:space="0" w:color="8EAADB" w:themeColor="accent1" w:themeTint="99"/>
+        <w:bottom w:val="single" w:sz="4" w:space="0" w:color="8EAADB" w:themeColor="accent1" w:themeTint="99"/>
+        <w:right w:val="single" w:sz="4" w:space="0" w:color="8EAADB" w:themeColor="accent1" w:themeTint="99"/>
+        <w:insideH w:val="single" w:sz="4" w:space="0" w:color="8EAADB" w:themeColor="accent1" w:themeTint="99"/>
+        <w:insideV w:val="single" w:sz="4" w:space="0" w:color="8EAADB" w:themeColor="accent1" w:themeTint="99"/>
+      </w:tblBorders>
+    </w:tblPr>
+    <w:tblStylePr w:type="firstRow">
+      <w:rPr>
+        <w:b/>
+        <w:bCs/>
+        <w:color w:val="FFFFFF" w:themeColor="background1"/>
+      </w:rPr>
+      <w:tblPr/>
+      <w:tcPr>
+        <w:tcBorders>
+          <w:top w:val="single" w:sz="4" w:space="0" w:color="4472C4" w:themeColor="accent1"/>
+          <w:left w:val="single" w:sz="4" w:space="0" w:color="4472C4" w:themeColor="accent1"/>
+          <w:bottom w:val="single" w:sz="4" w:space="0" w:color="4472C4" w:themeColor="accent1"/>
+          <w:right w:val="single" w:sz="4" w:space="0" w:color="4472C4" w:themeColor="accent1"/>
+          <w:insideH w:val="nil"/>
+          <w:insideV w:val="nil"/>
+        </w:tcBorders>
+        <w:shd w:val="clear" w:color="auto" w:fill="4472C4" w:themeFill="accent1"/>
+      </w:tcPr>
+    </w:tblStylePr>
+    <w:tblStylePr w:type="lastRow">
+      <w:rPr>
+        <w:b/>
+        <w:bCs/>
+      </w:rPr>
+      <w:tblPr/>
+      <w:tcPr>
+        <w:tcBorders>
+          <w:top w:val="double" w:sz="4" w:space="0" w:color="4472C4" w:themeColor="accent1"/>
+        </w:tcBorders>
+      </w:tcPr>
+    </w:tblStylePr>
+    <w:tblStylePr w:type="firstCol">
+      <w:rPr>
+        <w:b/>
+        <w:bCs/>
+      </w:rPr>
+    </w:tblStylePr>
+    <w:tblStylePr w:type="lastCol">
+      <w:rPr>
+        <w:b/>
+        <w:bCs/>
+      </w:rPr>
+    </w:tblStylePr>
+    <w:tblStylePr w:type="band1Vert">
+      <w:tblPr/>
+      <w:tcPr>
+        <w:shd w:val="clear" w:color="auto" w:fill="D9E2F3" w:themeFill="accent1" w:themeFillTint="33"/>
+      </w:tcPr>
+    </w:tblStylePr>
+    <w:tblStylePr w:type="band1Horz">
+      <w:tblPr/>
+      <w:tcPr>
+        <w:shd w:val="clear" w:color="auto" w:fill="D9E2F3" w:themeFill="accent1" w:themeFillTint="33"/>
+      </w:tcPr>
+    </w:tblStylePr>
+  </w:style>
 </w:styles>
 </file>
 
@@ -9982,19 +14370,19 @@
 
 <file path=word/glossary/fontTable.xml><?xml version="1.0" encoding="utf-8"?>
 <w:fonts xmlns:mc="http://schemas.openxmlformats.org/markup-compatibility/2006" xmlns:r="http://schemas.openxmlformats.org/officeDocument/2006/relationships" xmlns:w="http://schemas.openxmlformats.org/wordprocessingml/2006/main" xmlns:w14="http://schemas.microsoft.com/office/word/2010/wordml" xmlns:w15="http://schemas.microsoft.com/office/word/2012/wordml" xmlns:w16cex="http://schemas.microsoft.com/office/word/2018/wordml/cex" xmlns:w16cid="http://schemas.microsoft.com/office/word/2016/wordml/cid" xmlns:w16="http://schemas.microsoft.com/office/word/2018/wordml" xmlns:w16du="http://schemas.microsoft.com/office/word/2023/wordml/word16du" xmlns:w16sdtdh="http://schemas.microsoft.com/office/word/2020/wordml/sdtdatahash" xmlns:w16sdtfl="http://schemas.microsoft.com/office/word/2024/wordml/sdtformatlock" xmlns:w16se="http://schemas.microsoft.com/office/word/2015/wordml/symex" mc:Ignorable="w14 w15 w16se w16cid w16 w16cex w16sdtdh w16sdtfl w16du">
+  <w:font w:name="Symbol">
+    <w:panose1 w:val="05050102010706020507"/>
+    <w:charset w:val="02"/>
+    <w:family w:val="roman"/>
+    <w:pitch w:val="variable"/>
+    <w:sig w:usb0="00000000" w:usb1="10000000" w:usb2="00000000" w:usb3="00000000" w:csb0="80000000" w:csb1="00000000"/>
+  </w:font>
   <w:font w:name="Times New Roman">
     <w:panose1 w:val="02020603050405020304"/>
     <w:charset w:val="00"/>
     <w:family w:val="roman"/>
     <w:pitch w:val="variable"/>
     <w:sig w:usb0="E0002EFF" w:usb1="C000785B" w:usb2="00000009" w:usb3="00000000" w:csb0="000001FF" w:csb1="00000000"/>
-  </w:font>
-  <w:font w:name="Wingdings">
-    <w:panose1 w:val="05000000000000000000"/>
-    <w:charset w:val="02"/>
-    <w:family w:val="auto"/>
-    <w:pitch w:val="variable"/>
-    <w:sig w:usb0="00000000" w:usb1="10000000" w:usb2="00000000" w:usb3="00000000" w:csb0="80000000" w:csb1="00000000"/>
   </w:font>
   <w:font w:name="Courier New">
     <w:panose1 w:val="02070309020205020404"/>
@@ -10003,10 +14391,10 @@
     <w:pitch w:val="fixed"/>
     <w:sig w:usb0="E0002EFF" w:usb1="C0007843" w:usb2="00000009" w:usb3="00000000" w:csb0="000001FF" w:csb1="00000000"/>
   </w:font>
-  <w:font w:name="Symbol">
-    <w:panose1 w:val="05050102010706020507"/>
+  <w:font w:name="Wingdings">
+    <w:panose1 w:val="05000000000000000000"/>
     <w:charset w:val="02"/>
-    <w:family w:val="roman"/>
+    <w:family w:val="auto"/>
     <w:pitch w:val="variable"/>
     <w:sig w:usb0="00000000" w:usb1="10000000" w:usb2="00000000" w:usb3="00000000" w:csb0="80000000" w:csb1="00000000"/>
   </w:font>
@@ -10074,6 +14462,7 @@
     <w:rsid w:val="00315027"/>
     <w:rsid w:val="003D156B"/>
     <w:rsid w:val="004074AD"/>
+    <w:rsid w:val="004B16DF"/>
     <w:rsid w:val="005C33B1"/>
     <w:rsid w:val="005D3862"/>
     <w:rsid w:val="0075528C"/>
@@ -10083,6 +14472,8 @@
     <w:rsid w:val="00A82B4C"/>
     <w:rsid w:val="00AC70E6"/>
     <w:rsid w:val="00B0279F"/>
+    <w:rsid w:val="00B27840"/>
+    <w:rsid w:val="00C158F4"/>
     <w:rsid w:val="00CF20A0"/>
   </w:rsids>
   <m:mathPr>
@@ -10100,7 +14491,7 @@
   </m:mathPr>
   <w:themeFontLang w:val="fr-CH"/>
   <w:clrSchemeMapping w:bg1="light1" w:t1="dark1" w:bg2="light2" w:t2="dark2" w:accent1="accent1" w:accent2="accent2" w:accent3="accent3" w:accent4="accent4" w:accent5="accent5" w:accent6="accent6" w:hyperlink="hyperlink" w:followedHyperlink="followedHyperlink"/>
-  <w:decimalSymbol w:val="."/>
+  <w:decimalSymbol w:val=","/>
   <w:listSeparator w:val=";"/>
   <w15:chartTrackingRefBased/>
 </w:settings>
